--- a/6th_semester/Конструирование по/laba8/Отчёт_КПО_8_new.docx
+++ b/6th_semester/Конструирование по/laba8/Отчёт_КПО_8_new.docx
@@ -4,7 +4,7 @@
   <w:body>
     <w:p>
       <w:pPr>
-        <w:pStyle w:val="896"/>
+        <w:pStyle w:val="906"/>
         <w:suppressLineNumbers w:val="false"/>
         <w:pBdr/>
         <w:spacing/>
@@ -37,7 +37,7 @@
     </w:p>
     <w:p>
       <w:pPr>
-        <w:pStyle w:val="896"/>
+        <w:pStyle w:val="906"/>
         <w:suppressLineNumbers w:val="false"/>
         <w:pBdr/>
         <w:spacing/>
@@ -70,7 +70,7 @@
     </w:p>
     <w:p>
       <w:pPr>
-        <w:pStyle w:val="896"/>
+        <w:pStyle w:val="906"/>
         <w:suppressLineNumbers w:val="false"/>
         <w:pBdr/>
         <w:spacing/>
@@ -103,7 +103,7 @@
     </w:p>
     <w:p>
       <w:pPr>
-        <w:pStyle w:val="896"/>
+        <w:pStyle w:val="906"/>
         <w:suppressLineNumbers w:val="false"/>
         <w:pBdr/>
         <w:spacing/>
@@ -144,7 +144,7 @@
     </w:p>
     <w:p>
       <w:pPr>
-        <w:pStyle w:val="896"/>
+        <w:pStyle w:val="906"/>
         <w:suppressLineNumbers w:val="false"/>
         <w:pBdr/>
         <w:spacing/>
@@ -219,7 +219,7 @@
           </w:tcPr>
           <w:p>
             <w:pPr>
-              <w:pStyle w:val="896"/>
+              <w:pStyle w:val="906"/>
               <w:suppressLineNumbers w:val="false"/>
               <w:pBdr/>
               <w:spacing/>
@@ -264,7 +264,7 @@
           </w:tcPr>
           <w:p>
             <w:pPr>
-              <w:pStyle w:val="896"/>
+              <w:pStyle w:val="906"/>
               <w:suppressLineNumbers w:val="false"/>
               <w:pBdr/>
               <w:spacing/>
@@ -309,7 +309,7 @@
           </w:tcPr>
           <w:p>
             <w:pPr>
-              <w:pStyle w:val="896"/>
+              <w:pStyle w:val="906"/>
               <w:suppressLineNumbers w:val="false"/>
               <w:pBdr/>
               <w:spacing/>
@@ -354,7 +354,7 @@
           </w:tcPr>
           <w:p>
             <w:pPr>
-              <w:pStyle w:val="896"/>
+              <w:pStyle w:val="906"/>
               <w:suppressLineNumbers w:val="false"/>
               <w:pBdr/>
               <w:spacing/>
@@ -471,7 +471,7 @@
     </w:p>
     <w:p>
       <w:pPr>
-        <w:pStyle w:val="896"/>
+        <w:pStyle w:val="906"/>
         <w:suppressLineNumbers w:val="false"/>
         <w:pBdr/>
         <w:spacing w:line="300" w:lineRule="auto"/>
@@ -523,6 +523,13 @@
           <w:szCs w:val="28"/>
         </w:rPr>
         <w:t xml:space="preserve">7</w:t>
+      </w:r>
+      <w:r>
+        <w:rPr>
+          <w:rFonts w:eastAsia="Times New Roman" w:cs="Times New Roman"/>
+          <w:color w:val="auto"/>
+          <w:szCs w:val="28"/>
+        </w:rPr>
       </w:r>
       <w:r>
         <w:rPr>
@@ -570,7 +577,7 @@
           </w:tcPr>
           <w:p>
             <w:pPr>
-              <w:pStyle w:val="896"/>
+              <w:pStyle w:val="906"/>
               <w:suppressLineNumbers w:val="false"/>
               <w:pBdr/>
               <w:spacing w:line="300" w:lineRule="auto"/>
@@ -615,7 +622,7 @@
           </w:tcPr>
           <w:p>
             <w:pPr>
-              <w:pStyle w:val="896"/>
+              <w:pStyle w:val="906"/>
               <w:suppressLineNumbers w:val="false"/>
               <w:pBdr/>
               <w:spacing w:line="300" w:lineRule="auto"/>
@@ -864,7 +871,7 @@
           </w:tcPr>
           <w:p>
             <w:pPr>
-              <w:pStyle w:val="896"/>
+              <w:pStyle w:val="906"/>
               <w:suppressLineNumbers w:val="false"/>
               <w:pBdr/>
               <w:spacing w:line="300" w:lineRule="auto"/>
@@ -904,7 +911,7 @@
           </w:tcPr>
           <w:p>
             <w:pPr>
-              <w:pStyle w:val="896"/>
+              <w:pStyle w:val="906"/>
               <w:suppressLineNumbers w:val="false"/>
               <w:pBdr/>
               <w:spacing w:line="300" w:lineRule="auto"/>
@@ -942,7 +949,7 @@
           </w:tcPr>
           <w:p>
             <w:pPr>
-              <w:pStyle w:val="896"/>
+              <w:pStyle w:val="906"/>
               <w:suppressLineNumbers w:val="false"/>
               <w:pBdr/>
               <w:spacing w:line="300" w:lineRule="auto"/>
@@ -981,7 +988,7 @@
           </w:tcPr>
           <w:p>
             <w:pPr>
-              <w:pStyle w:val="896"/>
+              <w:pStyle w:val="906"/>
               <w:suppressLineNumbers w:val="false"/>
               <w:pBdr/>
               <w:spacing w:line="300" w:lineRule="auto"/>
@@ -1020,7 +1027,7 @@
           </w:tcPr>
           <w:p>
             <w:pPr>
-              <w:pStyle w:val="896"/>
+              <w:pStyle w:val="906"/>
               <w:suppressLineNumbers w:val="false"/>
               <w:pBdr/>
               <w:spacing w:line="300" w:lineRule="auto"/>
@@ -1078,7 +1085,7 @@
           </w:tcPr>
           <w:p>
             <w:pPr>
-              <w:pStyle w:val="896"/>
+              <w:pStyle w:val="906"/>
               <w:suppressLineNumbers w:val="false"/>
               <w:pBdr/>
               <w:spacing w:line="300" w:lineRule="auto"/>
@@ -1116,7 +1123,7 @@
           </w:tcPr>
           <w:p>
             <w:pPr>
-              <w:pStyle w:val="896"/>
+              <w:pStyle w:val="906"/>
               <w:suppressLineNumbers w:val="false"/>
               <w:pBdr/>
               <w:spacing w:line="300" w:lineRule="auto"/>
@@ -1154,7 +1161,7 @@
           </w:tcPr>
           <w:p>
             <w:pPr>
-              <w:pStyle w:val="896"/>
+              <w:pStyle w:val="906"/>
               <w:suppressLineNumbers w:val="false"/>
               <w:pBdr/>
               <w:spacing w:line="300" w:lineRule="auto"/>
@@ -1202,7 +1209,7 @@
           </w:tcPr>
           <w:p>
             <w:pPr>
-              <w:pStyle w:val="896"/>
+              <w:pStyle w:val="906"/>
               <w:suppressLineNumbers w:val="false"/>
               <w:pBdr/>
               <w:spacing w:line="300" w:lineRule="auto"/>
@@ -1249,7 +1256,7 @@
           </w:tcPr>
           <w:p>
             <w:pPr>
-              <w:pStyle w:val="896"/>
+              <w:pStyle w:val="906"/>
               <w:suppressLineNumbers w:val="false"/>
               <w:pBdr/>
               <w:spacing w:line="300" w:lineRule="auto"/>
@@ -1302,7 +1309,7 @@
           </w:tcPr>
           <w:p>
             <w:pPr>
-              <w:pStyle w:val="896"/>
+              <w:pStyle w:val="906"/>
               <w:suppressLineNumbers w:val="false"/>
               <w:pBdr/>
               <w:spacing w:line="300" w:lineRule="auto"/>
@@ -1342,7 +1349,7 @@
           </w:tcPr>
           <w:p>
             <w:pPr>
-              <w:pStyle w:val="896"/>
+              <w:pStyle w:val="906"/>
               <w:suppressLineNumbers w:val="false"/>
               <w:pBdr/>
               <w:spacing w:line="300" w:lineRule="auto"/>
@@ -1400,7 +1407,7 @@
           </w:tcPr>
           <w:p>
             <w:pPr>
-              <w:pStyle w:val="896"/>
+              <w:pStyle w:val="906"/>
               <w:suppressLineNumbers w:val="false"/>
               <w:pBdr/>
               <w:spacing w:line="300" w:lineRule="auto"/>
@@ -1438,7 +1445,7 @@
           </w:tcPr>
           <w:p>
             <w:pPr>
-              <w:pStyle w:val="896"/>
+              <w:pStyle w:val="906"/>
               <w:suppressLineNumbers w:val="false"/>
               <w:pBdr/>
               <w:spacing w:line="300" w:lineRule="auto"/>
@@ -1477,7 +1484,7 @@
           </w:tcPr>
           <w:p>
             <w:pPr>
-              <w:pStyle w:val="896"/>
+              <w:pStyle w:val="906"/>
               <w:suppressLineNumbers w:val="false"/>
               <w:pBdr/>
               <w:spacing w:line="300" w:lineRule="auto"/>
@@ -1516,7 +1523,7 @@
           </w:tcPr>
           <w:p>
             <w:pPr>
-              <w:pStyle w:val="896"/>
+              <w:pStyle w:val="906"/>
               <w:suppressLineNumbers w:val="false"/>
               <w:pBdr/>
               <w:spacing w:line="300" w:lineRule="auto"/>
@@ -1561,7 +1568,7 @@
           </w:tcPr>
           <w:p>
             <w:pPr>
-              <w:pStyle w:val="896"/>
+              <w:pStyle w:val="906"/>
               <w:suppressLineNumbers w:val="false"/>
               <w:pBdr/>
               <w:spacing w:line="300" w:lineRule="auto"/>
@@ -1599,7 +1606,7 @@
           </w:tcPr>
           <w:p>
             <w:pPr>
-              <w:pStyle w:val="896"/>
+              <w:pStyle w:val="906"/>
               <w:suppressLineNumbers w:val="false"/>
               <w:pBdr/>
               <w:spacing w:line="300" w:lineRule="auto"/>
@@ -1647,7 +1654,7 @@
           </w:tcPr>
           <w:p>
             <w:pPr>
-              <w:pStyle w:val="896"/>
+              <w:pStyle w:val="906"/>
               <w:suppressLineNumbers w:val="false"/>
               <w:pBdr/>
               <w:spacing w:line="300" w:lineRule="auto"/>
@@ -1685,7 +1692,7 @@
           </w:tcPr>
           <w:p>
             <w:pPr>
-              <w:pStyle w:val="896"/>
+              <w:pStyle w:val="906"/>
               <w:suppressLineNumbers w:val="false"/>
               <w:pBdr/>
               <w:spacing w:line="300" w:lineRule="auto"/>
@@ -1733,7 +1740,7 @@
           </w:tcPr>
           <w:p>
             <w:pPr>
-              <w:pStyle w:val="896"/>
+              <w:pStyle w:val="906"/>
               <w:suppressLineNumbers w:val="false"/>
               <w:pBdr/>
               <w:spacing w:line="300" w:lineRule="auto"/>
@@ -1780,7 +1787,7 @@
           </w:tcPr>
           <w:p>
             <w:pPr>
-              <w:pStyle w:val="896"/>
+              <w:pStyle w:val="906"/>
               <w:suppressLineNumbers w:val="false"/>
               <w:pBdr/>
               <w:spacing w:line="300" w:lineRule="auto"/>
@@ -2036,7 +2043,7 @@
     </w:p>
     <w:p>
       <w:pPr>
-        <w:pStyle w:val="920"/>
+        <w:pStyle w:val="930"/>
         <w:suppressLineNumbers w:val="false"/>
         <w:pBdr/>
         <w:spacing/>
@@ -2104,6 +2111,7 @@
           <w:szCs w:val="28"/>
         </w:rPr>
       </w:r>
+      <w:r/>
     </w:p>
     <w:p>
       <w:pPr>
@@ -2128,6 +2136,7 @@
           <w:szCs w:val="28"/>
         </w:rPr>
       </w:r>
+      <w:r/>
     </w:p>
     <w:p>
       <w:pPr>
@@ -2143,7 +2152,15 @@
           <w:sz w:val="28"/>
           <w:szCs w:val="28"/>
         </w:rPr>
-        <w:t xml:space="preserve">Выбрать архитектурный паттерн и реализовать в коде (реализовать только связи между классами и модулями, для сервисной и микросервисной архитекторы будет достаточно только структуры проектов (приложений/сервисов) и связей между ними, бизнес логику писать не </w:t>
+        <w:t xml:space="preserve">В</w:t>
+      </w:r>
+      <w:r>
+        <w:rPr>
+          <w:rFonts w:ascii="Times New Roman" w:hAnsi="Times New Roman" w:eastAsia="Times New Roman" w:cs="Times New Roman"/>
+          <w:sz w:val="28"/>
+          <w:szCs w:val="28"/>
+        </w:rPr>
+        <w:t xml:space="preserve">ыбрать архитектурный паттерн и реализовать в коде (реализовать только связи между классами и модулями, для сервисной и микросервисной архитекторы будет достаточно только структуры проектов (приложений/сервисов) и связей между ними, бизнес логику писать не </w:t>
       </w:r>
       <w:r>
         <w:rPr>
@@ -2160,6 +2177,7 @@
           <w:szCs w:val="28"/>
         </w:rPr>
       </w:r>
+      <w:r/>
     </w:p>
     <w:p>
       <w:pPr>
@@ -2184,6 +2202,7 @@
           <w:szCs w:val="28"/>
         </w:rPr>
       </w:r>
+      <w:r/>
     </w:p>
     <w:p>
       <w:pPr>
@@ -2199,7 +2218,15 @@
           <w:sz w:val="28"/>
           <w:szCs w:val="28"/>
         </w:rPr>
-        <w:t xml:space="preserve">Реализовать в коде минимум три паттерна проектирования (по меньшей мере по одному для каждого вида). Построить UML-диаграмму классов для написанного кода и поместить в отчёт. Также в отчёте необходимо обосновать выбор реализованных паттернов проектирования </w:t>
+        <w:t xml:space="preserve">Р</w:t>
+      </w:r>
+      <w:r>
+        <w:rPr>
+          <w:rFonts w:ascii="Times New Roman" w:hAnsi="Times New Roman" w:eastAsia="Times New Roman" w:cs="Times New Roman"/>
+          <w:sz w:val="28"/>
+          <w:szCs w:val="28"/>
+        </w:rPr>
+        <w:t xml:space="preserve">еализовать в коде минимум три паттерна проектирования (по меньшей мере по одному для каждого вида). Построить UML-диаграмму классов для написанного кода и поместить в отчёт. Также в отчёте необходимо обосновать выбор реализованных паттернов проектирования </w:t>
       </w:r>
       <w:r>
         <w:rPr>
@@ -2216,6 +2243,7 @@
           <w:szCs w:val="28"/>
         </w:rPr>
       </w:r>
+      <w:r/>
     </w:p>
     <w:p>
       <w:pPr>
@@ -2240,6 +2268,7 @@
           <w:szCs w:val="28"/>
         </w:rPr>
       </w:r>
+      <w:r/>
     </w:p>
     <w:p>
       <w:pPr>
@@ -2267,6 +2296,14 @@
           <w:rFonts w:ascii="Times New Roman" w:hAnsi="Times New Roman" w:eastAsia="Times New Roman" w:cs="Times New Roman"/>
           <w:sz w:val="28"/>
           <w:szCs w:val="28"/>
+        </w:rPr>
+      </w:r>
+      <w:r>
+        <w:rPr>
+          <w:rFonts w:ascii="Times New Roman" w:hAnsi="Times New Roman" w:eastAsia="Times New Roman" w:cs="Times New Roman"/>
+          <w:sz w:val="28"/>
+          <w:szCs w:val="28"/>
+          <w:highlight w:val="none"/>
         </w:rPr>
       </w:r>
     </w:p>
@@ -2296,11 +2333,10 @@
         <w:t xml:space="preserve">еструктуризация архитектуры системы NewNote в связи с резким ростом аудитории. Необходимо выбрать 2–3 атрибута качества, перейти к новому архитектурному паттерну и описать архитектуру в нотации 4+1.</w:t>
       </w:r>
       <w:r/>
-      <w:r/>
     </w:p>
     <w:p>
       <w:pPr>
-        <w:pStyle w:val="920"/>
+        <w:pStyle w:val="930"/>
         <w:suppressLineNumbers w:val="false"/>
         <w:pBdr/>
         <w:spacing/>
@@ -2330,7 +2366,7 @@
     </w:p>
     <w:p>
       <w:pPr>
-        <w:pStyle w:val="927"/>
+        <w:pStyle w:val="937"/>
         <w:numPr>
           <w:ilvl w:val="0"/>
           <w:numId w:val="4"/>
@@ -2350,7 +2386,7 @@
     </w:p>
     <w:p>
       <w:pPr>
-        <w:pStyle w:val="927"/>
+        <w:pStyle w:val="937"/>
         <w:numPr>
           <w:ilvl w:val="0"/>
           <w:numId w:val="4"/>
@@ -2382,7 +2418,7 @@
     </w:p>
     <w:p>
       <w:pPr>
-        <w:pStyle w:val="927"/>
+        <w:pStyle w:val="937"/>
         <w:numPr>
           <w:ilvl w:val="0"/>
           <w:numId w:val="4"/>
@@ -2402,7 +2438,7 @@
     </w:p>
     <w:p>
       <w:pPr>
-        <w:pStyle w:val="927"/>
+        <w:pStyle w:val="937"/>
         <w:numPr>
           <w:ilvl w:val="0"/>
           <w:numId w:val="4"/>
@@ -2434,7 +2470,7 @@
     </w:p>
     <w:p>
       <w:pPr>
-        <w:pStyle w:val="927"/>
+        <w:pStyle w:val="937"/>
         <w:numPr>
           <w:ilvl w:val="0"/>
           <w:numId w:val="4"/>
@@ -2463,7 +2499,7 @@
     </w:p>
     <w:p>
       <w:pPr>
-        <w:pStyle w:val="927"/>
+        <w:pStyle w:val="937"/>
         <w:numPr>
           <w:ilvl w:val="0"/>
           <w:numId w:val="4"/>
@@ -2495,7 +2531,7 @@
     </w:p>
     <w:p>
       <w:pPr>
-        <w:pStyle w:val="927"/>
+        <w:pStyle w:val="937"/>
         <w:numPr>
           <w:ilvl w:val="0"/>
           <w:numId w:val="4"/>
@@ -2530,7 +2566,7 @@
     </w:p>
     <w:p>
       <w:pPr>
-        <w:pStyle w:val="927"/>
+        <w:pStyle w:val="937"/>
         <w:numPr>
           <w:ilvl w:val="0"/>
           <w:numId w:val="4"/>
@@ -2550,7 +2586,7 @@
     </w:p>
     <w:p>
       <w:pPr>
-        <w:pStyle w:val="927"/>
+        <w:pStyle w:val="937"/>
         <w:numPr>
           <w:ilvl w:val="0"/>
           <w:numId w:val="4"/>
@@ -2567,7 +2603,7 @@
     </w:p>
     <w:p>
       <w:pPr>
-        <w:pStyle w:val="927"/>
+        <w:pStyle w:val="937"/>
         <w:numPr>
           <w:ilvl w:val="0"/>
           <w:numId w:val="4"/>
@@ -2587,7 +2623,7 @@
     </w:p>
     <w:p>
       <w:pPr>
-        <w:pStyle w:val="927"/>
+        <w:pStyle w:val="937"/>
         <w:numPr>
           <w:ilvl w:val="0"/>
           <w:numId w:val="4"/>
@@ -2607,7 +2643,7 @@
     </w:p>
     <w:p>
       <w:pPr>
-        <w:pStyle w:val="927"/>
+        <w:pStyle w:val="937"/>
         <w:numPr>
           <w:ilvl w:val="0"/>
           <w:numId w:val="13"/>
@@ -2639,11 +2675,10 @@
         <w:t xml:space="preserve">;</w:t>
       </w:r>
       <w:r/>
-      <w:r/>
     </w:p>
     <w:p>
       <w:pPr>
-        <w:pStyle w:val="927"/>
+        <w:pStyle w:val="937"/>
         <w:numPr>
           <w:ilvl w:val="0"/>
           <w:numId w:val="13"/>
@@ -2660,11 +2695,10 @@
         <w:t xml:space="preserve">;</w:t>
       </w:r>
       <w:r/>
-      <w:r/>
     </w:p>
     <w:p>
       <w:pPr>
-        <w:pStyle w:val="927"/>
+        <w:pStyle w:val="937"/>
         <w:numPr>
           <w:ilvl w:val="0"/>
           <w:numId w:val="13"/>
@@ -2678,11 +2712,10 @@
         <w:t xml:space="preserve">по меньшей мере тремя способами обеспечить повышение безопасности проекта;</w:t>
       </w:r>
       <w:r/>
-      <w:r/>
     </w:p>
     <w:p>
       <w:pPr>
-        <w:pStyle w:val="927"/>
+        <w:pStyle w:val="937"/>
         <w:numPr>
           <w:ilvl w:val="0"/>
           <w:numId w:val="13"/>
@@ -2699,11 +2732,10 @@
         <w:t xml:space="preserve">;</w:t>
       </w:r>
       <w:r/>
-      <w:r/>
     </w:p>
     <w:p>
       <w:pPr>
-        <w:pStyle w:val="927"/>
+        <w:pStyle w:val="937"/>
         <w:numPr>
           <w:ilvl w:val="0"/>
           <w:numId w:val="4"/>
@@ -2749,7 +2781,7 @@
     </w:p>
     <w:p>
       <w:pPr>
-        <w:pStyle w:val="927"/>
+        <w:pStyle w:val="937"/>
         <w:numPr>
           <w:ilvl w:val="0"/>
           <w:numId w:val="4"/>
@@ -2795,7 +2827,7 @@
     </w:p>
     <w:p>
       <w:pPr>
-        <w:pStyle w:val="927"/>
+        <w:pStyle w:val="937"/>
         <w:numPr>
           <w:ilvl w:val="0"/>
           <w:numId w:val="4"/>
@@ -2836,11 +2868,19 @@
         </w:rPr>
         <w:t xml:space="preserve">;</w:t>
       </w:r>
-      <w:r/>
+      <w:r>
+        <w:rPr>
+          <w:rFonts w:ascii="Times New Roman" w:hAnsi="Times New Roman" w:eastAsia="Times New Roman" w:cs="Times New Roman"/>
+          <w:sz w:val="28"/>
+          <w:szCs w:val="28"/>
+          <w:highlight w:val="none"/>
+          <w:lang w:val="ru-RU"/>
+        </w:rPr>
+      </w:r>
     </w:p>
     <w:p>
       <w:pPr>
-        <w:pStyle w:val="927"/>
+        <w:pStyle w:val="937"/>
         <w:numPr>
           <w:ilvl w:val="0"/>
           <w:numId w:val="4"/>
@@ -2871,11 +2911,17 @@
         </w:rPr>
         <w:t xml:space="preserve">проанализировать новые бизнес-требования и выбрать приоритетные атрибуты качества;</w:t>
       </w:r>
-      <w:r/>
+      <w:r>
+        <w:rPr>
+          <w:rFonts w:ascii="Times New Roman" w:hAnsi="Times New Roman" w:eastAsia="Times New Roman" w:cs="Times New Roman"/>
+          <w:sz w:val="28"/>
+          <w:szCs w:val="28"/>
+        </w:rPr>
+      </w:r>
     </w:p>
     <w:p>
       <w:pPr>
-        <w:pStyle w:val="927"/>
+        <w:pStyle w:val="937"/>
         <w:numPr>
           <w:ilvl w:val="0"/>
           <w:numId w:val="4"/>
@@ -2904,11 +2950,17 @@
         </w:rPr>
         <w:t xml:space="preserve">обосновать и реализовать переход к новой архитектуре;</w:t>
       </w:r>
-      <w:r/>
+      <w:r>
+        <w:rPr>
+          <w:rFonts w:ascii="Times New Roman" w:hAnsi="Times New Roman" w:eastAsia="Times New Roman" w:cs="Times New Roman"/>
+          <w:sz w:val="28"/>
+          <w:szCs w:val="28"/>
+        </w:rPr>
+      </w:r>
     </w:p>
     <w:p>
       <w:pPr>
-        <w:pStyle w:val="927"/>
+        <w:pStyle w:val="937"/>
         <w:numPr>
           <w:ilvl w:val="0"/>
           <w:numId w:val="4"/>
@@ -2937,11 +2989,17 @@
         </w:rPr>
         <w:t xml:space="preserve">привести диаграммы C4 старой и новой архитектуры;</w:t>
       </w:r>
-      <w:r/>
+      <w:r>
+        <w:rPr>
+          <w:rFonts w:ascii="Times New Roman" w:hAnsi="Times New Roman" w:eastAsia="Times New Roman" w:cs="Times New Roman"/>
+          <w:sz w:val="28"/>
+          <w:szCs w:val="28"/>
+        </w:rPr>
+      </w:r>
     </w:p>
     <w:p>
       <w:pPr>
-        <w:pStyle w:val="927"/>
+        <w:pStyle w:val="937"/>
         <w:numPr>
           <w:ilvl w:val="0"/>
           <w:numId w:val="4"/>
@@ -2966,26 +3024,6 @@
         </w:rPr>
         <w:t xml:space="preserve">описать новую архитектуру в нотации 4+1.</w:t>
       </w:r>
-      <w:r/>
-      <w:r/>
-      <w:r>
-        <w:rPr>
-          <w:rFonts w:ascii="Times New Roman" w:hAnsi="Times New Roman" w:eastAsia="Times New Roman" w:cs="Times New Roman"/>
-          <w:sz w:val="28"/>
-          <w:szCs w:val="28"/>
-          <w:highlight w:val="none"/>
-          <w:lang w:val="ru-RU"/>
-        </w:rPr>
-      </w:r>
-      <w:r>
-        <w:rPr>
-          <w:rFonts w:ascii="Times New Roman" w:hAnsi="Times New Roman" w:eastAsia="Times New Roman" w:cs="Times New Roman"/>
-          <w:sz w:val="28"/>
-          <w:szCs w:val="28"/>
-          <w:highlight w:val="none"/>
-          <w:lang w:val="ru-RU"/>
-        </w:rPr>
-      </w:r>
       <w:r>
         <w:rPr>
           <w:rFonts w:ascii="Times New Roman" w:hAnsi="Times New Roman" w:eastAsia="Times New Roman" w:cs="Times New Roman"/>
@@ -2999,7 +3037,7 @@
     </w:p>
     <w:p>
       <w:pPr>
-        <w:pStyle w:val="920"/>
+        <w:pStyle w:val="930"/>
         <w:pBdr/>
         <w:spacing/>
         <w:ind/>
@@ -3034,7 +3072,7 @@
     </w:p>
     <w:p>
       <w:pPr>
-        <w:pStyle w:val="920"/>
+        <w:pStyle w:val="930"/>
         <w:numPr>
           <w:ilvl w:val="1"/>
           <w:numId w:val="6"/>
@@ -3126,7 +3164,7 @@
     </w:p>
     <w:p>
       <w:pPr>
-        <w:pStyle w:val="920"/>
+        <w:pStyle w:val="930"/>
         <w:numPr>
           <w:ilvl w:val="1"/>
           <w:numId w:val="6"/>
@@ -3176,7 +3214,7 @@
     </w:p>
     <w:p>
       <w:pPr>
-        <w:pStyle w:val="927"/>
+        <w:pStyle w:val="937"/>
         <w:pBdr/>
         <w:spacing w:after="0" w:before="0" w:line="360" w:lineRule="auto"/>
         <w:ind w:right="0" w:firstLine="720" w:left="0"/>
@@ -3195,7 +3233,7 @@
     </w:p>
     <w:p>
       <w:pPr>
-        <w:pStyle w:val="927"/>
+        <w:pStyle w:val="937"/>
         <w:pBdr/>
         <w:spacing w:after="0" w:before="0" w:line="360" w:lineRule="auto"/>
         <w:ind w:right="0" w:firstLine="720" w:left="0"/>
@@ -3214,7 +3252,7 @@
     </w:p>
     <w:p>
       <w:pPr>
-        <w:pStyle w:val="927"/>
+        <w:pStyle w:val="937"/>
         <w:pBdr/>
         <w:spacing w:after="0" w:before="0" w:line="360" w:lineRule="auto"/>
         <w:ind w:right="0" w:firstLine="720" w:left="0"/>
@@ -3233,7 +3271,7 @@
     </w:p>
     <w:p>
       <w:pPr>
-        <w:pStyle w:val="927"/>
+        <w:pStyle w:val="937"/>
         <w:pBdr/>
         <w:spacing w:after="0" w:before="0" w:line="360" w:lineRule="auto"/>
         <w:ind w:right="0" w:firstLine="720" w:left="0"/>
@@ -3252,7 +3290,7 @@
     </w:p>
     <w:p>
       <w:pPr>
-        <w:pStyle w:val="927"/>
+        <w:pStyle w:val="937"/>
         <w:pBdr/>
         <w:spacing w:after="0" w:before="0" w:line="360" w:lineRule="auto"/>
         <w:ind w:right="0" w:firstLine="720" w:left="0"/>
@@ -3271,7 +3309,7 @@
     </w:p>
     <w:p>
       <w:pPr>
-        <w:pStyle w:val="921"/>
+        <w:pStyle w:val="931"/>
         <w:numPr>
           <w:ilvl w:val="1"/>
           <w:numId w:val="6"/>
@@ -3321,7 +3359,7 @@
     </w:p>
     <w:p>
       <w:pPr>
-        <w:pStyle w:val="927"/>
+        <w:pStyle w:val="937"/>
         <w:pBdr/>
         <w:spacing w:after="0" w:before="0" w:line="360" w:lineRule="auto"/>
         <w:ind w:right="0" w:firstLine="735" w:left="0"/>
@@ -3340,7 +3378,7 @@
     </w:p>
     <w:p>
       <w:pPr>
-        <w:pStyle w:val="927"/>
+        <w:pStyle w:val="937"/>
         <w:pBdr/>
         <w:spacing w:after="0" w:before="0" w:line="360" w:lineRule="auto"/>
         <w:ind w:right="0" w:firstLine="735" w:left="0"/>
@@ -3359,7 +3397,7 @@
     </w:p>
     <w:p>
       <w:pPr>
-        <w:pStyle w:val="920"/>
+        <w:pStyle w:val="930"/>
         <w:pBdr/>
         <w:spacing/>
         <w:ind/>
@@ -3427,7 +3465,7 @@
     </w:p>
     <w:p>
       <w:pPr>
-        <w:pStyle w:val="927"/>
+        <w:pStyle w:val="937"/>
         <w:pBdr/>
         <w:spacing w:after="0" w:before="0" w:line="360" w:lineRule="auto"/>
         <w:ind w:right="0" w:firstLine="720" w:left="0"/>
@@ -3446,7 +3484,7 @@
     </w:p>
     <w:p>
       <w:pPr>
-        <w:pStyle w:val="927"/>
+        <w:pStyle w:val="937"/>
         <w:pBdr/>
         <w:spacing w:after="0" w:before="0" w:line="360" w:lineRule="auto"/>
         <w:ind w:right="0" w:firstLine="720" w:left="0"/>
@@ -3563,7 +3601,7 @@
     </w:p>
     <w:p>
       <w:pPr>
-        <w:pStyle w:val="920"/>
+        <w:pStyle w:val="930"/>
         <w:pBdr/>
         <w:spacing/>
         <w:ind/>
@@ -4277,7 +4315,7 @@
     </w:p>
     <w:p>
       <w:pPr>
-        <w:pStyle w:val="927"/>
+        <w:pStyle w:val="937"/>
         <w:pBdr/>
         <w:spacing/>
         <w:ind/>
@@ -4310,7 +4348,7 @@
     </w:p>
     <w:p>
       <w:pPr>
-        <w:pStyle w:val="927"/>
+        <w:pStyle w:val="937"/>
         <w:pBdr/>
         <w:spacing/>
         <w:ind/>
@@ -4343,7 +4381,7 @@
     </w:p>
     <w:p>
       <w:pPr>
-        <w:pStyle w:val="927"/>
+        <w:pStyle w:val="937"/>
         <w:pBdr/>
         <w:spacing/>
         <w:ind/>
@@ -4440,7 +4478,7 @@
     </w:p>
     <w:p>
       <w:pPr>
-        <w:pStyle w:val="927"/>
+        <w:pStyle w:val="937"/>
         <w:pBdr/>
         <w:spacing/>
         <w:ind/>
@@ -4473,7 +4511,7 @@
     </w:p>
     <w:p>
       <w:pPr>
-        <w:pStyle w:val="927"/>
+        <w:pStyle w:val="937"/>
         <w:pBdr/>
         <w:spacing/>
         <w:ind/>
@@ -4506,7 +4544,7 @@
     </w:p>
     <w:p>
       <w:pPr>
-        <w:pStyle w:val="927"/>
+        <w:pStyle w:val="937"/>
         <w:pBdr/>
         <w:spacing/>
         <w:ind/>
@@ -4539,7 +4577,7 @@
     </w:p>
     <w:p>
       <w:pPr>
-        <w:pStyle w:val="927"/>
+        <w:pStyle w:val="937"/>
         <w:pBdr/>
         <w:spacing/>
         <w:ind/>
@@ -4636,7 +4674,7 @@
     </w:p>
     <w:p>
       <w:pPr>
-        <w:pStyle w:val="927"/>
+        <w:pStyle w:val="937"/>
         <w:pBdr/>
         <w:spacing/>
         <w:ind/>
@@ -4669,7 +4707,7 @@
     </w:p>
     <w:p>
       <w:pPr>
-        <w:pStyle w:val="927"/>
+        <w:pStyle w:val="937"/>
         <w:pBdr/>
         <w:spacing/>
         <w:ind/>
@@ -4702,7 +4740,7 @@
     </w:p>
     <w:p>
       <w:pPr>
-        <w:pStyle w:val="927"/>
+        <w:pStyle w:val="937"/>
         <w:pBdr/>
         <w:spacing/>
         <w:ind/>
@@ -4735,7 +4773,7 @@
     </w:p>
     <w:p>
       <w:pPr>
-        <w:pStyle w:val="927"/>
+        <w:pStyle w:val="937"/>
         <w:pBdr/>
         <w:spacing/>
         <w:ind/>
@@ -4768,7 +4806,7 @@
     </w:p>
     <w:p>
       <w:pPr>
-        <w:pStyle w:val="927"/>
+        <w:pStyle w:val="937"/>
         <w:pBdr/>
         <w:spacing/>
         <w:ind/>
@@ -4801,7 +4839,7 @@
     </w:p>
     <w:p>
       <w:pPr>
-        <w:pStyle w:val="927"/>
+        <w:pStyle w:val="937"/>
         <w:pBdr/>
         <w:spacing/>
         <w:ind/>
@@ -4898,7 +4936,7 @@
     </w:p>
     <w:p>
       <w:pPr>
-        <w:pStyle w:val="927"/>
+        <w:pStyle w:val="937"/>
         <w:pBdr/>
         <w:spacing/>
         <w:ind/>
@@ -4931,7 +4969,7 @@
     </w:p>
     <w:p>
       <w:pPr>
-        <w:pStyle w:val="927"/>
+        <w:pStyle w:val="937"/>
         <w:pBdr/>
         <w:spacing/>
         <w:ind/>
@@ -4964,7 +5002,7 @@
     </w:p>
     <w:p>
       <w:pPr>
-        <w:pStyle w:val="927"/>
+        <w:pStyle w:val="937"/>
         <w:pBdr/>
         <w:spacing/>
         <w:ind/>
@@ -5061,7 +5099,7 @@
     </w:p>
     <w:p>
       <w:pPr>
-        <w:pStyle w:val="927"/>
+        <w:pStyle w:val="937"/>
         <w:pBdr/>
         <w:spacing/>
         <w:ind/>
@@ -5094,7 +5132,7 @@
     </w:p>
     <w:p>
       <w:pPr>
-        <w:pStyle w:val="927"/>
+        <w:pStyle w:val="937"/>
         <w:pBdr/>
         <w:spacing/>
         <w:ind/>
@@ -5127,7 +5165,7 @@
     </w:p>
     <w:p>
       <w:pPr>
-        <w:pStyle w:val="927"/>
+        <w:pStyle w:val="937"/>
         <w:pBdr/>
         <w:spacing/>
         <w:ind/>
@@ -5160,7 +5198,7 @@
     </w:p>
     <w:p>
       <w:pPr>
-        <w:pStyle w:val="927"/>
+        <w:pStyle w:val="937"/>
         <w:pBdr/>
         <w:spacing/>
         <w:ind/>
@@ -5257,7 +5295,7 @@
     </w:p>
     <w:p>
       <w:pPr>
-        <w:pStyle w:val="927"/>
+        <w:pStyle w:val="937"/>
         <w:pBdr/>
         <w:spacing/>
         <w:ind/>
@@ -5290,7 +5328,7 @@
     </w:p>
     <w:p>
       <w:pPr>
-        <w:pStyle w:val="927"/>
+        <w:pStyle w:val="937"/>
         <w:pBdr/>
         <w:spacing/>
         <w:ind/>
@@ -5323,7 +5361,7 @@
     </w:p>
     <w:p>
       <w:pPr>
-        <w:pStyle w:val="927"/>
+        <w:pStyle w:val="937"/>
         <w:pBdr/>
         <w:spacing/>
         <w:ind/>
@@ -5356,7 +5394,7 @@
     </w:p>
     <w:p>
       <w:pPr>
-        <w:pStyle w:val="920"/>
+        <w:pStyle w:val="930"/>
         <w:numPr>
           <w:ilvl w:val="1"/>
           <w:numId w:val="6"/>
@@ -5410,7 +5448,7 @@
     </w:p>
     <w:p>
       <w:pPr>
-        <w:pStyle w:val="927"/>
+        <w:pStyle w:val="937"/>
         <w:pBdr/>
         <w:spacing w:after="0" w:before="0" w:line="360" w:lineRule="auto"/>
         <w:ind w:right="0" w:firstLine="720" w:left="0"/>
@@ -5429,7 +5467,7 @@
     </w:p>
     <w:p>
       <w:pPr>
-        <w:pStyle w:val="927"/>
+        <w:pStyle w:val="937"/>
         <w:pBdr/>
         <w:spacing w:after="0" w:before="0" w:line="360" w:lineRule="auto"/>
         <w:ind w:right="0" w:firstLine="720" w:left="0"/>
@@ -5448,7 +5486,7 @@
     </w:p>
     <w:p>
       <w:pPr>
-        <w:pStyle w:val="927"/>
+        <w:pStyle w:val="937"/>
         <w:pBdr/>
         <w:spacing w:after="0" w:before="0" w:line="360" w:lineRule="auto"/>
         <w:ind w:right="0" w:firstLine="720" w:left="0"/>
@@ -5467,7 +5505,7 @@
     </w:p>
     <w:p>
       <w:pPr>
-        <w:pStyle w:val="927"/>
+        <w:pStyle w:val="937"/>
         <w:pBdr/>
         <w:spacing w:after="0" w:before="0" w:line="360" w:lineRule="auto"/>
         <w:ind w:right="0" w:firstLine="720" w:left="0"/>
@@ -5486,7 +5524,7 @@
     </w:p>
     <w:p>
       <w:pPr>
-        <w:pStyle w:val="927"/>
+        <w:pStyle w:val="937"/>
         <w:pBdr/>
         <w:spacing w:after="0" w:before="0" w:line="360" w:lineRule="auto"/>
         <w:ind w:right="0" w:firstLine="720" w:left="0"/>
@@ -5505,7 +5543,7 @@
     </w:p>
     <w:p>
       <w:pPr>
-        <w:pStyle w:val="920"/>
+        <w:pStyle w:val="930"/>
         <w:numPr>
           <w:ilvl w:val="1"/>
           <w:numId w:val="6"/>
@@ -5562,7 +5600,7 @@
     </w:p>
     <w:p>
       <w:pPr>
-        <w:pStyle w:val="927"/>
+        <w:pStyle w:val="937"/>
         <w:pBdr/>
         <w:spacing w:after="0" w:before="0" w:line="360" w:lineRule="auto"/>
         <w:ind w:right="0" w:firstLine="720" w:left="0"/>
@@ -5581,7 +5619,7 @@
     </w:p>
     <w:p>
       <w:pPr>
-        <w:pStyle w:val="927"/>
+        <w:pStyle w:val="937"/>
         <w:pBdr/>
         <w:spacing w:after="0" w:before="0" w:line="360" w:lineRule="auto"/>
         <w:ind w:right="0" w:firstLine="720" w:left="0"/>
@@ -5600,7 +5638,7 @@
     </w:p>
     <w:p>
       <w:pPr>
-        <w:pStyle w:val="927"/>
+        <w:pStyle w:val="937"/>
         <w:pBdr/>
         <w:spacing w:after="0" w:before="0" w:line="360" w:lineRule="auto"/>
         <w:ind w:right="0" w:firstLine="720" w:left="0"/>
@@ -5619,7 +5657,7 @@
     </w:p>
     <w:p>
       <w:pPr>
-        <w:pStyle w:val="927"/>
+        <w:pStyle w:val="937"/>
         <w:pBdr/>
         <w:spacing w:after="0" w:before="0" w:line="360" w:lineRule="auto"/>
         <w:ind w:right="0" w:firstLine="720" w:left="0"/>
@@ -5638,7 +5676,7 @@
     </w:p>
     <w:p>
       <w:pPr>
-        <w:pStyle w:val="927"/>
+        <w:pStyle w:val="937"/>
         <w:pBdr/>
         <w:spacing w:after="0" w:before="0" w:line="360" w:lineRule="auto"/>
         <w:ind w:right="0" w:firstLine="720" w:left="0"/>
@@ -5657,7 +5695,7 @@
     </w:p>
     <w:p>
       <w:pPr>
-        <w:pStyle w:val="927"/>
+        <w:pStyle w:val="937"/>
         <w:pBdr/>
         <w:spacing w:after="0" w:before="0" w:line="360" w:lineRule="auto"/>
         <w:ind w:right="0" w:firstLine="720" w:left="0"/>
@@ -5676,7 +5714,7 @@
     </w:p>
     <w:p>
       <w:pPr>
-        <w:pStyle w:val="927"/>
+        <w:pStyle w:val="937"/>
         <w:pBdr/>
         <w:spacing w:after="0" w:before="0" w:line="360" w:lineRule="auto"/>
         <w:ind w:right="0" w:firstLine="720" w:left="0"/>
@@ -5695,7 +5733,7 @@
     </w:p>
     <w:p>
       <w:pPr>
-        <w:pStyle w:val="927"/>
+        <w:pStyle w:val="937"/>
         <w:pBdr/>
         <w:spacing w:after="0" w:before="0" w:line="360" w:lineRule="auto"/>
         <w:ind w:right="0" w:firstLine="720" w:left="0"/>
@@ -5714,7 +5752,7 @@
     </w:p>
     <w:p>
       <w:pPr>
-        <w:pStyle w:val="920"/>
+        <w:pStyle w:val="930"/>
         <w:numPr>
           <w:ilvl w:val="1"/>
           <w:numId w:val="6"/>
@@ -5760,7 +5798,7 @@
     </w:p>
     <w:p>
       <w:pPr>
-        <w:pStyle w:val="927"/>
+        <w:pStyle w:val="937"/>
         <w:pBdr/>
         <w:spacing w:after="0" w:before="0" w:line="360" w:lineRule="auto"/>
         <w:ind w:right="0" w:firstLine="720" w:left="0"/>
@@ -5779,7 +5817,7 @@
     </w:p>
     <w:p>
       <w:pPr>
-        <w:pStyle w:val="927"/>
+        <w:pStyle w:val="937"/>
         <w:pBdr/>
         <w:spacing w:after="0" w:before="0" w:line="360" w:lineRule="auto"/>
         <w:ind w:right="0" w:firstLine="720" w:left="0"/>
@@ -5798,7 +5836,7 @@
     </w:p>
     <w:p>
       <w:pPr>
-        <w:pStyle w:val="927"/>
+        <w:pStyle w:val="937"/>
         <w:pBdr/>
         <w:spacing w:after="0" w:before="0" w:line="360" w:lineRule="auto"/>
         <w:ind w:right="0" w:firstLine="720" w:left="0"/>
@@ -5817,7 +5855,7 @@
     </w:p>
     <w:p>
       <w:pPr>
-        <w:pStyle w:val="927"/>
+        <w:pStyle w:val="937"/>
         <w:pBdr/>
         <w:spacing w:after="0" w:before="0" w:line="360" w:lineRule="auto"/>
         <w:ind w:right="0" w:firstLine="720" w:left="0"/>
@@ -5836,7 +5874,7 @@
     </w:p>
     <w:p>
       <w:pPr>
-        <w:pStyle w:val="927"/>
+        <w:pStyle w:val="937"/>
         <w:pBdr/>
         <w:spacing w:after="0" w:before="0" w:line="360" w:lineRule="auto"/>
         <w:ind w:right="0" w:firstLine="720" w:left="0"/>
@@ -5855,7 +5893,7 @@
     </w:p>
     <w:p>
       <w:pPr>
-        <w:pStyle w:val="927"/>
+        <w:pStyle w:val="937"/>
         <w:pBdr/>
         <w:spacing w:after="0" w:before="0" w:line="360" w:lineRule="auto"/>
         <w:ind w:right="0" w:firstLine="720" w:left="0"/>
@@ -5874,7 +5912,7 @@
     </w:p>
     <w:p>
       <w:pPr>
-        <w:pStyle w:val="927"/>
+        <w:pStyle w:val="937"/>
         <w:pBdr/>
         <w:spacing w:after="0" w:before="0" w:line="360" w:lineRule="auto"/>
         <w:ind w:right="0" w:firstLine="720" w:left="0"/>
@@ -5893,7 +5931,7 @@
     </w:p>
     <w:p>
       <w:pPr>
-        <w:pStyle w:val="927"/>
+        <w:pStyle w:val="937"/>
         <w:pBdr/>
         <w:spacing w:after="0" w:before="0" w:line="360" w:lineRule="auto"/>
         <w:ind w:right="0" w:firstLine="720" w:left="0"/>
@@ -5912,7 +5950,7 @@
     </w:p>
     <w:p>
       <w:pPr>
-        <w:pStyle w:val="927"/>
+        <w:pStyle w:val="937"/>
         <w:pBdr/>
         <w:spacing w:after="0" w:before="0" w:line="360" w:lineRule="auto"/>
         <w:ind w:right="0" w:firstLine="720" w:left="0"/>
@@ -5931,7 +5969,7 @@
     </w:p>
     <w:p>
       <w:pPr>
-        <w:pStyle w:val="927"/>
+        <w:pStyle w:val="937"/>
         <w:pBdr/>
         <w:spacing w:after="0" w:before="0" w:line="360" w:lineRule="auto"/>
         <w:ind w:right="0" w:firstLine="720" w:left="0"/>
@@ -5950,7 +5988,7 @@
     </w:p>
     <w:p>
       <w:pPr>
-        <w:pStyle w:val="927"/>
+        <w:pStyle w:val="937"/>
         <w:pBdr/>
         <w:spacing w:after="0" w:before="0" w:line="360" w:lineRule="auto"/>
         <w:ind w:right="0" w:firstLine="720" w:left="0"/>
@@ -5969,7 +6007,7 @@
     </w:p>
     <w:p>
       <w:pPr>
-        <w:pStyle w:val="927"/>
+        <w:pStyle w:val="937"/>
         <w:pBdr/>
         <w:spacing w:after="0" w:before="0" w:line="360" w:lineRule="auto"/>
         <w:ind w:right="0" w:firstLine="720" w:left="0"/>
@@ -5988,7 +6026,7 @@
     </w:p>
     <w:p>
       <w:pPr>
-        <w:pStyle w:val="920"/>
+        <w:pStyle w:val="930"/>
         <w:numPr>
           <w:ilvl w:val="1"/>
           <w:numId w:val="6"/>
@@ -6034,7 +6072,7 @@
     </w:p>
     <w:p>
       <w:pPr>
-        <w:pStyle w:val="927"/>
+        <w:pStyle w:val="937"/>
         <w:pBdr/>
         <w:spacing w:after="0" w:before="0" w:line="360" w:lineRule="auto"/>
         <w:ind w:right="0" w:firstLine="720" w:left="0"/>
@@ -6097,7 +6135,7 @@
     </w:p>
     <w:p>
       <w:pPr>
-        <w:pStyle w:val="927"/>
+        <w:pStyle w:val="937"/>
         <w:pBdr/>
         <w:spacing w:after="0" w:before="0" w:line="360" w:lineRule="auto"/>
         <w:ind w:right="0" w:firstLine="720" w:left="0"/>
@@ -6116,7 +6154,7 @@
     </w:p>
     <w:p>
       <w:pPr>
-        <w:pStyle w:val="927"/>
+        <w:pStyle w:val="937"/>
         <w:pBdr/>
         <w:spacing w:after="0" w:before="0" w:line="360" w:lineRule="auto"/>
         <w:ind w:right="0" w:firstLine="720" w:left="0"/>
@@ -6152,7 +6190,7 @@
     </w:p>
     <w:p>
       <w:pPr>
-        <w:pStyle w:val="920"/>
+        <w:pStyle w:val="930"/>
         <w:pBdr/>
         <w:spacing/>
         <w:ind/>
@@ -6649,7 +6687,7 @@
     </w:p>
     <w:p>
       <w:pPr>
-        <w:pStyle w:val="927"/>
+        <w:pStyle w:val="937"/>
         <w:pBdr/>
         <w:spacing/>
         <w:ind/>
@@ -6667,7 +6705,7 @@
     </w:p>
     <w:p>
       <w:pPr>
-        <w:pStyle w:val="927"/>
+        <w:pStyle w:val="937"/>
         <w:pBdr/>
         <w:spacing/>
         <w:ind/>
@@ -6707,7 +6745,7 @@
     </w:p>
     <w:p>
       <w:pPr>
-        <w:pStyle w:val="927"/>
+        <w:pStyle w:val="937"/>
         <w:pBdr/>
         <w:spacing/>
         <w:ind/>
@@ -6725,7 +6763,7 @@
     </w:p>
     <w:p>
       <w:pPr>
-        <w:pStyle w:val="927"/>
+        <w:pStyle w:val="937"/>
         <w:pBdr/>
         <w:spacing/>
         <w:ind/>
@@ -6760,7 +6798,7 @@
     </w:p>
     <w:p>
       <w:pPr>
-        <w:pStyle w:val="927"/>
+        <w:pStyle w:val="937"/>
         <w:pBdr/>
         <w:spacing/>
         <w:ind/>
@@ -6778,7 +6816,7 @@
     </w:p>
     <w:p>
       <w:pPr>
-        <w:pStyle w:val="927"/>
+        <w:pStyle w:val="937"/>
         <w:pBdr/>
         <w:spacing/>
         <w:ind/>
@@ -6796,7 +6834,7 @@
     </w:p>
     <w:p>
       <w:pPr>
-        <w:pStyle w:val="927"/>
+        <w:pStyle w:val="937"/>
         <w:pBdr/>
         <w:spacing/>
         <w:ind/>
@@ -6869,10 +6907,18 @@
           <w:highlight w:val="none"/>
         </w:rPr>
       </w:r>
+      <w:r>
+        <w:rPr>
+          <w:rFonts w:ascii="Times New Roman" w:hAnsi="Times New Roman" w:eastAsia="Times New Roman" w:cs="Times New Roman"/>
+          <w:sz w:val="28"/>
+          <w:szCs w:val="28"/>
+          <w:highlight w:val="none"/>
+        </w:rPr>
+      </w:r>
     </w:p>
     <w:p>
       <w:pPr>
-        <w:pStyle w:val="920"/>
+        <w:pStyle w:val="930"/>
         <w:pBdr/>
         <w:spacing/>
         <w:ind/>
@@ -6918,7 +6964,7 @@
     </w:p>
     <w:p>
       <w:pPr>
-        <w:pStyle w:val="920"/>
+        <w:pStyle w:val="930"/>
         <w:numPr>
           <w:ilvl w:val="1"/>
           <w:numId w:val="6"/>
@@ -7066,7 +7112,7 @@
     </w:p>
     <w:p>
       <w:pPr>
-        <w:pStyle w:val="920"/>
+        <w:pStyle w:val="930"/>
         <w:numPr>
           <w:ilvl w:val="1"/>
           <w:numId w:val="6"/>
@@ -7198,7 +7244,7 @@
     </w:p>
     <w:p>
       <w:pPr>
-        <w:pStyle w:val="920"/>
+        <w:pStyle w:val="930"/>
         <w:numPr>
           <w:ilvl w:val="1"/>
           <w:numId w:val="6"/>
@@ -7246,7 +7292,6 @@
         <w:jc w:val="center"/>
         <w:rPr/>
       </w:pPr>
-      <w:r/>
       <w:r>
         <mc:AlternateContent>
           <mc:Choice Requires="wpg">
@@ -7317,7 +7362,6 @@
         </mc:AlternateContent>
       </w:r>
       <w:r/>
-      <w:r/>
     </w:p>
     <w:p>
       <w:pPr>
@@ -7365,7 +7409,7 @@
     </w:p>
     <w:p>
       <w:pPr>
-        <w:pStyle w:val="920"/>
+        <w:pStyle w:val="930"/>
         <w:numPr>
           <w:ilvl w:val="1"/>
           <w:numId w:val="6"/>
@@ -7423,7 +7467,7 @@
     </w:p>
     <w:p>
       <w:pPr>
-        <w:pStyle w:val="920"/>
+        <w:pStyle w:val="930"/>
         <w:numPr>
           <w:ilvl w:val="1"/>
           <w:numId w:val="6"/>
@@ -7471,7 +7515,6 @@
         <w:jc w:val="center"/>
         <w:rPr/>
       </w:pPr>
-      <w:r/>
       <w:r>
         <mc:AlternateContent>
           <mc:Choice Requires="wpg">
@@ -7542,7 +7585,6 @@
         </mc:AlternateContent>
       </w:r>
       <w:r/>
-      <w:r/>
     </w:p>
     <w:p>
       <w:pPr>
@@ -7598,7 +7640,7 @@
     </w:p>
     <w:p>
       <w:pPr>
-        <w:pStyle w:val="920"/>
+        <w:pStyle w:val="930"/>
         <w:numPr>
           <w:ilvl w:val="1"/>
           <w:numId w:val="6"/>
@@ -7646,7 +7688,6 @@
         <w:jc w:val="center"/>
         <w:rPr/>
       </w:pPr>
-      <w:r/>
       <w:r>
         <mc:AlternateContent>
           <mc:Choice Requires="wpg">
@@ -7717,29 +7758,28 @@
         </mc:AlternateContent>
       </w:r>
       <w:r/>
+    </w:p>
+    <w:p>
+      <w:pPr>
+        <w:pBdr/>
+        <w:spacing w:after="120" w:before="80" w:line="360" w:lineRule="auto"/>
+        <w:ind/>
+        <w:jc w:val="center"/>
+        <w:rPr/>
+      </w:pPr>
+      <w:r>
+        <w:rPr>
+          <w:rFonts w:ascii="Times New Roman" w:hAnsi="Times New Roman" w:eastAsia="Times New Roman" w:cs="Times New Roman"/>
+          <w:sz w:val="28"/>
+          <w:szCs w:val="28"/>
+        </w:rPr>
+        <w:t xml:space="preserve">Рисунок 4 – Диаграмма контекста C4 для вспомогательной подобласти (User Identity Context)</w:t>
+      </w:r>
       <w:r/>
     </w:p>
     <w:p>
       <w:pPr>
         <w:pBdr/>
-        <w:spacing w:after="120" w:before="80" w:line="360" w:lineRule="auto"/>
-        <w:ind/>
-        <w:jc w:val="center"/>
-        <w:rPr/>
-      </w:pPr>
-      <w:r>
-        <w:rPr>
-          <w:rFonts w:ascii="Times New Roman" w:hAnsi="Times New Roman" w:eastAsia="Times New Roman" w:cs="Times New Roman"/>
-          <w:sz w:val="28"/>
-          <w:szCs w:val="28"/>
-        </w:rPr>
-        <w:t xml:space="preserve">Рисунок 4 – Диаграмма контекста C4 для вспомогательной подобласти (User Identity Context)</w:t>
-      </w:r>
-      <w:r/>
-    </w:p>
-    <w:p>
-      <w:pPr>
-        <w:pBdr/>
         <w:spacing w:after="0" w:before="0" w:line="360" w:lineRule="auto"/>
         <w:ind w:firstLine="705"/>
         <w:jc w:val="both"/>
@@ -7789,11 +7829,18 @@
           <w:szCs w:val="28"/>
         </w:rPr>
       </w:r>
-      <w:r/>
+      <w:r>
+        <w:rPr>
+          <w:rFonts w:ascii="Times New Roman" w:hAnsi="Times New Roman" w:eastAsia="Times New Roman" w:cs="Times New Roman"/>
+          <w:sz w:val="28"/>
+          <w:szCs w:val="28"/>
+          <w:highlight w:val="none"/>
+        </w:rPr>
+      </w:r>
     </w:p>
     <w:p>
       <w:pPr>
-        <w:pStyle w:val="920"/>
+        <w:pStyle w:val="930"/>
         <w:pBdr/>
         <w:spacing/>
         <w:ind/>
@@ -7809,7 +7856,6 @@
         </w:rPr>
         <w:t xml:space="preserve">Паттерны проектирования</w:t>
       </w:r>
-      <w:r/>
       <w:r/>
     </w:p>
     <w:p>
@@ -7837,11 +7883,10 @@
         <w:t xml:space="preserve">ировании программного обеспечения. Паттерны не являются конкретным кодом, а представляют собой описание подхода, который можно адаптировать под нужды конкретного проекта. В системе NewNote реализованы три паттерна: поведенческий, структурный и порождающий.</w:t>
       </w:r>
       <w:r/>
-      <w:r/>
     </w:p>
     <w:p>
       <w:pPr>
-        <w:pStyle w:val="920"/>
+        <w:pStyle w:val="930"/>
         <w:numPr>
           <w:ilvl w:val="1"/>
           <w:numId w:val="6"/>
@@ -7862,7 +7907,6 @@
         <w:t xml:space="preserve">Поведенческий паттерн: Стратегия (Strategy)</w:t>
       </w:r>
       <w:r/>
-      <w:r/>
     </w:p>
     <w:p>
       <w:pPr>
@@ -7889,7 +7933,6 @@
         <w:t xml:space="preserve">и по одноразовому SMS-коду (OTP). Оба способа имеют общий интерфейс (метод authenticate), но принципиально разные алгоритмы проверки. Паттерн Стратегия позволяет инкапсулировать каждый алгоритм в отдельный класс и переключать их без изменения кода роутера.</w:t>
       </w:r>
       <w:r/>
-      <w:r/>
     </w:p>
     <w:p>
       <w:pPr>
@@ -7908,7 +7951,6 @@
         <w:t xml:space="preserve">Обоснование выбора. Паттерн Стратегия выбран, так как в системе присутствует несколько взаимозаменяемых алгоритмов аутентификации, которые не имеют общих пошаговых операций. Роутер (клиент) не должен зависеть от деталей реализации каждого способа входа.</w:t>
       </w:r>
       <w:r/>
-      <w:r/>
     </w:p>
     <w:p>
       <w:pPr>
@@ -7935,7 +7977,6 @@
         <w:t xml:space="preserve">il-аутентификации (проверка пароля bcrypt) и SMS-аутентификации (проверка OTP-кода и срока его действия) нет общей последовательности шагов, поэтому Шаблонный метод неприменим. Стратегия корректнее, так как алгоритмы независимы и полностью взаимозаменяемы.</w:t>
       </w:r>
       <w:r/>
-      <w:r/>
     </w:p>
     <w:p>
       <w:pPr>
@@ -7962,7 +8003,6 @@
         <w:t xml:space="preserve"> не Команда (Command). Паттерн Команда предназначен для инкапсуляции запроса как объекта с поддержкой отмены, очереди и журналирования. Аутентификация является немедленным действием без необходимости откладывать его или отменять, поэтому Команда избыточна.</w:t>
       </w:r>
       <w:r/>
-      <w:r/>
     </w:p>
     <w:p>
       <w:pPr>
@@ -7989,7 +8029,6 @@
         <w:t xml:space="preserve">ации: абстрактный класс AuthStrategy с методом authenticate(db, **kwargs), конкретные классы EmailAuthStrategy и SmsAuthStrategy, класс-контекст AuthContext, хранящий ссылку на стратегию и вызывающий её через метод login(). Файл: patterns/auth_strategy.py.</w:t>
       </w:r>
       <w:r/>
-      <w:r/>
     </w:p>
     <w:p>
       <w:pPr>
@@ -8008,7 +8047,6 @@
         <w:t xml:space="preserve">Диаграмма классов для паттерна Стратегия представлена на рисунке 5.</w:t>
       </w:r>
       <w:r/>
-      <w:r/>
     </w:p>
     <w:p>
       <w:pPr>
@@ -8018,7 +8056,6 @@
         <w:jc w:val="center"/>
         <w:rPr/>
       </w:pPr>
-      <w:r/>
       <w:r>
         <mc:AlternateContent>
           <mc:Choice Requires="wpg">
@@ -8089,33 +8126,28 @@
         </mc:AlternateContent>
       </w:r>
       <w:r/>
-      <w:r/>
-      <w:r/>
-      <w:r/>
+    </w:p>
+    <w:p>
+      <w:pPr>
+        <w:pBdr/>
+        <w:spacing w:after="120" w:before="80" w:line="360" w:lineRule="auto"/>
+        <w:ind/>
+        <w:jc w:val="center"/>
+        <w:rPr/>
+      </w:pPr>
+      <w:r>
+        <w:rPr>
+          <w:rFonts w:ascii="Times New Roman" w:hAnsi="Times New Roman" w:eastAsia="Times New Roman" w:cs="Times New Roman"/>
+          <w:sz w:val="28"/>
+          <w:szCs w:val="28"/>
+        </w:rPr>
+        <w:t xml:space="preserve">Рисунок 5 – Диаграмма классов: паттерн Стратегия (Strategy)</w:t>
+      </w:r>
       <w:r/>
     </w:p>
     <w:p>
       <w:pPr>
-        <w:pBdr/>
-        <w:spacing w:after="120" w:before="80" w:line="360" w:lineRule="auto"/>
-        <w:ind/>
-        <w:jc w:val="center"/>
-        <w:rPr/>
-      </w:pPr>
-      <w:r>
-        <w:rPr>
-          <w:rFonts w:ascii="Times New Roman" w:hAnsi="Times New Roman" w:eastAsia="Times New Roman" w:cs="Times New Roman"/>
-          <w:sz w:val="28"/>
-          <w:szCs w:val="28"/>
-        </w:rPr>
-        <w:t xml:space="preserve">Рисунок 5 – Диаграмма классов: паттерн Стратегия (Strategy)</w:t>
-      </w:r>
-      <w:r/>
-      <w:r/>
-    </w:p>
-    <w:p>
-      <w:pPr>
-        <w:pStyle w:val="920"/>
+        <w:pStyle w:val="930"/>
         <w:numPr>
           <w:ilvl w:val="1"/>
           <w:numId w:val="6"/>
@@ -8136,7 +8168,6 @@
         <w:t xml:space="preserve">Структурный паттерн: Репозиторий (Repository)</w:t>
       </w:r>
       <w:r/>
-      <w:r/>
     </w:p>
     <w:p>
       <w:pPr>
@@ -8163,7 +8194,6 @@
         <w:t xml:space="preserve">ым от бизнес-логики роутеров. До применения паттерна роутеры напрямую обращались к объекту Session SQLAlchemy, смешивая работу с базой данных и обработку HTTP-запросов. Это затрудняло тестирование: для unit-тестов роутеров требовалась реальная база данных.</w:t>
       </w:r>
       <w:r/>
-      <w:r/>
     </w:p>
     <w:p>
       <w:pPr>
@@ -8190,7 +8220,6 @@
         <w:t xml:space="preserve">диный интерфейс для работы с коллекцией объектов модели, скрывая детали хранилища. При необходимости реальный NoteRepository можно подменить тестовой заглушкой (InMemoryNoteRepository), реализующей тот же абстрактный интерфейс, без изменения кода роутеров.</w:t>
       </w:r>
       <w:r/>
-      <w:r/>
     </w:p>
     <w:p>
       <w:pPr>
@@ -8217,7 +8246,6 @@
         <w:t xml:space="preserve">сад предоставляет упрощённый интерфейс к сложной подсистеме, состоящей из нескольких классов. В данном случае подсистема одна (SQLAlchemy + модель Note), и цель – абстракция хранилища, а не упрощение сложной подсистемы. Это задача Репозитория, а не Фасада.</w:t>
       </w:r>
       <w:r/>
-      <w:r/>
     </w:p>
     <w:p>
       <w:pPr>
@@ -8236,7 +8264,6 @@
         <w:t xml:space="preserve">Почему не Декоратор (Decorator). Декоратор добавляет новое поведение существующему объекту, оборачивая его. Цель здесь – не расширить объект Session, а полностью скрыть его за стабильным интерфейсом. Декоратор не решает задачу изоляции хранилища.</w:t>
       </w:r>
       <w:r/>
-      <w:r/>
     </w:p>
     <w:p>
       <w:pPr>
@@ -8255,7 +8282,6 @@
         <w:t xml:space="preserve">Структура реализации: абстрактный класс AbstractNoteRepository с методами get_all, get_by_id, create, update, delete, конкретный класс NoteRepository, принимающий в конструктор объект Session. Файл: patterns/note_repository.py.</w:t>
       </w:r>
       <w:r/>
-      <w:r/>
     </w:p>
     <w:p>
       <w:pPr>
@@ -8274,7 +8300,6 @@
         <w:t xml:space="preserve">Диаграмма классов для паттерна Репозиторий представлена на рисунке 6.</w:t>
       </w:r>
       <w:r/>
-      <w:r/>
     </w:p>
     <w:p>
       <w:pPr>
@@ -8284,7 +8309,6 @@
         <w:jc w:val="center"/>
         <w:rPr/>
       </w:pPr>
-      <w:r/>
       <w:r>
         <mc:AlternateContent>
           <mc:Choice Requires="wpg">
@@ -8355,12 +8379,6 @@
         </mc:AlternateContent>
       </w:r>
       <w:r/>
-      <w:r/>
-      <w:r/>
-      <w:r/>
-      <w:r/>
-      <w:r/>
-      <w:r/>
     </w:p>
     <w:p>
       <w:pPr>
@@ -8396,11 +8414,10 @@
         <w:t xml:space="preserve">Репозиторий (Repository)</w:t>
       </w:r>
       <w:r/>
-      <w:r/>
     </w:p>
     <w:p>
       <w:pPr>
-        <w:pStyle w:val="920"/>
+        <w:pStyle w:val="930"/>
         <w:numPr>
           <w:ilvl w:val="1"/>
           <w:numId w:val="6"/>
@@ -8421,7 +8438,6 @@
         <w:t xml:space="preserve">Порождающий паттерн: Фабричный метод (Factory Method)</w:t>
       </w:r>
       <w:r/>
-      <w:r/>
     </w:p>
     <w:p>
       <w:pPr>
@@ -8448,7 +8464,6 @@
         <w:t xml:space="preserve">т заметки в разные форматы (plain text, JSON) через endpoint GET /notes/{id}/export?fmt=txt|json. С появлением новых форматов (например, Markdown) необходимо добавлять новые экспортёры без изменения существующего кода роутера, соблюдая принцип Open/Closed.</w:t>
       </w:r>
       <w:r/>
-      <w:r/>
     </w:p>
     <w:p>
       <w:pPr>
@@ -8475,7 +8490,6 @@
         <w:t xml:space="preserve">гику создания конкретного экспортёра из роутера в специализированные фабрики. Добавление нового формата требует только создания нового класса-экспортёра и новой фабрики, и регистрации её в реестре _FACTORIES, без изменения роутера или существующих классов.</w:t>
       </w:r>
       <w:r/>
-      <w:r/>
     </w:p>
     <w:p>
       <w:pPr>
@@ -8502,7 +8516,6 @@
         <w:t xml:space="preserve"> создания семейств взаимосвязанных объектов (например, кнопка + форма + диалог одной темы UI). Здесь порождается только один тип объекта — экспортёр — без семейства связанных продуктов. Абстрактная фабрика создаёт излишнюю иерархию без практической пользы.</w:t>
       </w:r>
       <w:r/>
-      <w:r/>
     </w:p>
     <w:p>
       <w:pPr>
@@ -8521,7 +8534,6 @@
         <w:t xml:space="preserve">Почему не Строитель (Builder). Строитель предназначен для пошагового конструирования сложных объектов с множеством параметров. Экспортёры просты (не требуют пошаговой сборки), поэтому Строитель был бы избыточным усложнением.</w:t>
       </w:r>
       <w:r/>
-      <w:r/>
     </w:p>
     <w:p>
       <w:pPr>
@@ -8548,7 +8560,6 @@
         <w:t xml:space="preserve">абстрактный создатель NoteExporterFactory (фабричный метод create_exporter), конкретные создатели PlainTextExporterFactory и JsonExporterFactory, реестр фабрик _FACTORIES и вспомогательная функция get_exporter_factory(fmt). Файл: patterns/note_exporter.py.</w:t>
       </w:r>
       <w:r/>
-      <w:r/>
     </w:p>
     <w:p>
       <w:pPr>
@@ -8567,7 +8578,6 @@
         <w:t xml:space="preserve">Диаграмма классов для паттерна Фабричный метод представлена на рисунке 7.</w:t>
       </w:r>
       <w:r/>
-      <w:r/>
     </w:p>
     <w:p>
       <w:pPr>
@@ -8577,7 +8587,6 @@
         <w:jc w:val="center"/>
         <w:rPr/>
       </w:pPr>
-      <w:r/>
       <w:r>
         <mc:AlternateContent>
           <mc:Choice Requires="wpg">
@@ -8648,8 +8657,6 @@
         </mc:AlternateContent>
       </w:r>
       <w:r/>
-      <w:r/>
-      <w:r/>
     </w:p>
     <w:p>
       <w:pPr>
@@ -8676,11 +8683,10 @@
         <w:t xml:space="preserve">Рисунок 7 – Диаграмма классов: паттерн Фабричный метод (Factory Method)</w:t>
       </w:r>
       <w:r/>
-      <w:r/>
     </w:p>
     <w:p>
       <w:pPr>
-        <w:pStyle w:val="920"/>
+        <w:pStyle w:val="930"/>
         <w:pBdr/>
         <w:spacing/>
         <w:ind/>
@@ -8696,7 +8702,6 @@
         </w:rPr>
         <w:t xml:space="preserve">Реализация принципов SOLID</w:t>
       </w:r>
-      <w:r/>
       <w:r/>
     </w:p>
     <w:p>
@@ -8724,11 +8729,10 @@
         <w:t xml:space="preserve">тируемым и сопровождаемым. В ходе рефакторинга кода NewNote реализованы пять принципов SOLID. Структура проекта была реорганизована: вместо плоской папки с файлами введены пакеты auth/, notes/ и interfaces/, что позволило явно разграничить ответственности.</w:t>
       </w:r>
       <w:r/>
-      <w:r/>
     </w:p>
     <w:p>
       <w:pPr>
-        <w:pStyle w:val="920"/>
+        <w:pStyle w:val="930"/>
         <w:numPr>
           <w:ilvl w:val="1"/>
           <w:numId w:val="6"/>
@@ -8749,7 +8753,6 @@
         <w:t xml:space="preserve">Принцип единственной ответственности (SRP)</w:t>
       </w:r>
       <w:r/>
-      <w:r/>
     </w:p>
     <w:p>
       <w:pPr>
@@ -8768,7 +8771,6 @@
         <w:t xml:space="preserve">Принцип единственной ответственности (Single Responsibility Principle): каждый класс (модуль) должен иметь только одну причину для изменения.</w:t>
       </w:r>
       <w:r/>
-      <w:r/>
     </w:p>
     <w:p>
       <w:pPr>
@@ -8795,7 +8797,6 @@
         <w:t xml:space="preserve">— хэширование паролей, создание JWT-токенов и генерацию OTP-кодов. Каждая из этих функций имела свою причину для изменения: смена алгоритма хэширования не должна затрагивать логику токенов, а изменение длины OTP-кода не должно затрагивать ни то, ни другое.</w:t>
       </w:r>
       <w:r/>
-      <w:r/>
     </w:p>
     <w:p>
       <w:pPr>
@@ -8814,11 +8815,10 @@
         <w:t xml:space="preserve">После рефакторинга: auth_utils.py разбит на три специализированных класса:</w:t>
       </w:r>
       <w:r/>
-      <w:r/>
     </w:p>
     <w:p>
       <w:pPr>
-        <w:pStyle w:val="927"/>
+        <w:pStyle w:val="937"/>
         <w:pBdr/>
         <w:spacing w:after="0" w:before="0" w:line="360" w:lineRule="auto"/>
         <w:ind w:right="0" w:firstLine="720" w:left="0"/>
@@ -8843,7 +8843,7 @@
     </w:p>
     <w:p>
       <w:pPr>
-        <w:pStyle w:val="927"/>
+        <w:pStyle w:val="937"/>
         <w:pBdr/>
         <w:spacing w:after="0" w:before="0" w:line="360" w:lineRule="auto"/>
         <w:ind w:right="0" w:firstLine="720" w:left="0"/>
@@ -8868,7 +8868,7 @@
     </w:p>
     <w:p>
       <w:pPr>
-        <w:pStyle w:val="927"/>
+        <w:pStyle w:val="937"/>
         <w:pBdr/>
         <w:spacing w:after="0" w:before="0" w:line="360" w:lineRule="auto"/>
         <w:ind w:right="0" w:firstLine="720" w:left="0"/>
@@ -8917,11 +8917,10 @@
         <w:t xml:space="preserve">Аналогично, модели User и Note разнесены по пакетам (auth/models.py и notes/models.py), а каждый роутер (auth/router.py, notes/router.py) отвечает исключительно за маршрутизацию HTTP-запросов, делегируя всю логику сервисам и репозиторию.</w:t>
       </w:r>
       <w:r/>
-      <w:r/>
     </w:p>
     <w:p>
       <w:pPr>
-        <w:pStyle w:val="920"/>
+        <w:pStyle w:val="930"/>
         <w:numPr>
           <w:ilvl w:val="1"/>
           <w:numId w:val="6"/>
@@ -8942,7 +8941,6 @@
         <w:t xml:space="preserve">Принцип открытости/закрытости (OCP)</w:t>
       </w:r>
       <w:r/>
-      <w:r/>
     </w:p>
     <w:p>
       <w:pPr>
@@ -8961,7 +8959,6 @@
         <w:t xml:space="preserve">Принцип открытости/закрытости (Open/Closed Principle): программные сущности должны быть открыты для расширения, но закрыты для модификации.</w:t>
       </w:r>
       <w:r/>
-      <w:r/>
     </w:p>
     <w:p>
       <w:pPr>
@@ -8988,7 +8985,6 @@
         <w:t xml:space="preserve"> аутентификации. При добавлении нового способа входа (например, OAuth2) необходимо лишь создать новый подкласс AuthStrategy — существующий код роутера и класса AuthContext остаётся неизменным, что и означает «закрыт для модификации, открыт для расширения».</w:t>
       </w:r>
       <w:r/>
-      <w:r/>
     </w:p>
     <w:p>
       <w:pPr>
@@ -9007,11 +9003,10 @@
         <w:t xml:space="preserve">Аналогично реализованы NoteExporter и NoteExporterFactory из предыдущей работы (patterns/): добавление нового формата экспорта (например, Markdown) требует только нового класса, не изменяя существующих.</w:t>
       </w:r>
       <w:r/>
-      <w:r/>
     </w:p>
     <w:p>
       <w:pPr>
-        <w:pStyle w:val="920"/>
+        <w:pStyle w:val="930"/>
         <w:numPr>
           <w:ilvl w:val="1"/>
           <w:numId w:val="6"/>
@@ -9032,7 +9027,6 @@
         <w:t xml:space="preserve">Принцип подстановки Лисков (LSP)</w:t>
       </w:r>
       <w:r/>
-      <w:r/>
     </w:p>
     <w:p>
       <w:pPr>
@@ -9051,7 +9045,6 @@
         <w:t xml:space="preserve">Принцип подстановки Лисков (Liskov Substitution Principle): объекты подклассов должны быть полностью взаимозаменяемы с объектами базового класса без нарушения корректности программы.</w:t>
       </w:r>
       <w:r/>
-      <w:r/>
     </w:p>
     <w:p>
       <w:pPr>
@@ -9078,11 +9071,10 @@
         <w:t xml:space="preserve">ная стратегия передана. Подстановка одной стратегии другой не меняет поведения AuthContext. Аналогично, NoteRepository реализует интерфейсы INoteReader и INoteWriter и может быть заменён тестовой заглушкой InMemoryNoteRepository без изменения кода роутера.</w:t>
       </w:r>
       <w:r/>
-      <w:r/>
     </w:p>
     <w:p>
       <w:pPr>
-        <w:pStyle w:val="920"/>
+        <w:pStyle w:val="930"/>
         <w:numPr>
           <w:ilvl w:val="1"/>
           <w:numId w:val="6"/>
@@ -9103,7 +9095,6 @@
         <w:t xml:space="preserve">Принцип разделения интерфейсов (ISP)</w:t>
       </w:r>
       <w:r/>
-      <w:r/>
     </w:p>
     <w:p>
       <w:pPr>
@@ -9122,7 +9113,6 @@
         <w:t xml:space="preserve">Принцип разделения интерфейсов (Interface Segregation Principle): клиенты не должны зависеть от методов, которые они не используют.</w:t>
       </w:r>
       <w:r/>
-      <w:r/>
     </w:p>
     <w:p>
       <w:pPr>
@@ -9141,7 +9131,6 @@
         <w:t xml:space="preserve">До рефакторинга: AbstractNoteRepository объединял все методы — get_all, get_by_id, create, update, delete — в одном интерфейсе. Клиент, которому нужно только читать заметки (например, функция экспорта), всё равно зависел от методов записи.</w:t>
       </w:r>
       <w:r/>
-      <w:r/>
     </w:p>
     <w:p>
       <w:pPr>
@@ -9160,11 +9149,10 @@
         <w:t xml:space="preserve">После рефакторинга: интерфейс разделён на два в пакете interfaces/:</w:t>
       </w:r>
       <w:r/>
-      <w:r/>
     </w:p>
     <w:p>
       <w:pPr>
-        <w:pStyle w:val="927"/>
+        <w:pStyle w:val="937"/>
         <w:pBdr/>
         <w:spacing w:after="0" w:before="0" w:line="360" w:lineRule="auto"/>
         <w:ind w:right="0" w:firstLine="720" w:left="0"/>
@@ -9180,11 +9168,10 @@
         <w:t xml:space="preserve">INoteReader (interfaces/i_note_reader.py) — только get_all() и get_by_id(). Клиенты, которым нужно только чтение, зависят исключительно от этого интерфейса;</w:t>
       </w:r>
       <w:r/>
-      <w:r/>
     </w:p>
     <w:p>
       <w:pPr>
-        <w:pStyle w:val="927"/>
+        <w:pStyle w:val="937"/>
         <w:pBdr/>
         <w:spacing w:after="0" w:before="0" w:line="360" w:lineRule="auto"/>
         <w:ind w:right="0" w:firstLine="720" w:left="0"/>
@@ -9200,7 +9187,6 @@
         <w:t xml:space="preserve">INoteWriter (interfaces/i_note_writer.py) — только create(), update(), delete(). Клиенты-писатели зависят только от него.</w:t>
       </w:r>
       <w:r/>
-      <w:r/>
     </w:p>
     <w:p>
       <w:pPr>
@@ -9219,11 +9205,10 @@
         <w:t xml:space="preserve">В роутере notes/router.py функции аннотированы типами INoteReader и INoteWriter соответственно: функция list_notes получает INoteReader, функция create_note — INoteWriter. Это явно выражает намерения и исключает нежелательные зависимости.</w:t>
       </w:r>
       <w:r/>
-      <w:r/>
     </w:p>
     <w:p>
       <w:pPr>
-        <w:pStyle w:val="920"/>
+        <w:pStyle w:val="930"/>
         <w:numPr>
           <w:ilvl w:val="1"/>
           <w:numId w:val="6"/>
@@ -9244,7 +9229,6 @@
         <w:t xml:space="preserve">Принцип инверсии зависимостей (DIP)</w:t>
       </w:r>
       <w:r/>
-      <w:r/>
     </w:p>
     <w:p>
       <w:pPr>
@@ -9263,7 +9247,6 @@
         <w:t xml:space="preserve">Принцип инверсии зависимостей (Dependency Inversion Principle): высокоуровневые модули не должны зависеть от низкоуровневых — оба должны зависеть от абстракций.</w:t>
       </w:r>
       <w:r/>
-      <w:r/>
     </w:p>
     <w:p>
       <w:pPr>
@@ -9290,11 +9273,10 @@
         <w:t xml:space="preserve"> _get_reader() и _get_writer() и «внедряется» через параметры FastAPI-зависимостей. При необходимости конкретный NoteRepository можно заменить тестовой заглушкой или реализацией поверх другого хранилища (Redis, файловая система) без изменения кода роутера.</w:t>
       </w:r>
       <w:r/>
-      <w:r/>
     </w:p>
     <w:p>
       <w:pPr>
-        <w:pStyle w:val="920"/>
+        <w:pStyle w:val="930"/>
         <w:pBdr/>
         <w:spacing/>
         <w:ind/>
@@ -9310,7 +9292,6 @@
         </w:rPr>
         <w:t xml:space="preserve">Реализация принципов организации компонентов</w:t>
       </w:r>
-      <w:r/>
       <w:r/>
     </w:p>
     <w:p>
@@ -9338,11 +9319,10 @@
         <w:t xml:space="preserve">и компонентов делятся на две группы: принципы связности компонентов (определяют, что входит в компонент) и принципы сочетаемости компонентов (определяют, как компоненты зависят друг от друга). В проекте NewNote реализованы по два принципа из каждой группы.</w:t>
       </w:r>
       <w:r/>
-      <w:r/>
     </w:p>
     <w:p>
       <w:pPr>
-        <w:pStyle w:val="920"/>
+        <w:pStyle w:val="930"/>
         <w:numPr>
           <w:ilvl w:val="1"/>
           <w:numId w:val="6"/>
@@ -9363,7 +9343,6 @@
         <w:t xml:space="preserve">Принципы связности компонентов</w:t>
       </w:r>
       <w:r/>
-      <w:r/>
     </w:p>
     <w:p>
       <w:pPr>
@@ -9382,7 +9361,6 @@
         <w:t xml:space="preserve">Принцип общего замыкания (CCP — Common Closure Principle): в компонент должны входить классы, которые изменяются по одним и тем же причинам и в одно и то же время. Тогда при изменении требований затрагивается минимальное количество компонентов.</w:t>
       </w:r>
       <w:r/>
-      <w:r/>
     </w:p>
     <w:p>
       <w:pPr>
@@ -9401,11 +9379,10 @@
         <w:t xml:space="preserve">Реализация CCP в NewNote:</w:t>
       </w:r>
       <w:r/>
-      <w:r/>
     </w:p>
     <w:p>
       <w:pPr>
-        <w:pStyle w:val="927"/>
+        <w:pStyle w:val="937"/>
         <w:pBdr/>
         <w:spacing w:after="0" w:before="0" w:line="360" w:lineRule="auto"/>
         <w:ind w:right="0" w:firstLine="720" w:left="0"/>
@@ -9429,11 +9406,10 @@
         <w:t xml:space="preserve">ющиеся при изменении способа аутентификации: router.py, strategies.py, password_service.py, token_service.py, otp_service.py, models.py, schemas.py. Если заказчик попросит добавить OAuth2 или изменить срок действия токена, затронут будет только этот пакет;</w:t>
       </w:r>
       <w:r/>
-      <w:r/>
     </w:p>
     <w:p>
       <w:pPr>
-        <w:pStyle w:val="927"/>
+        <w:pStyle w:val="937"/>
         <w:pBdr/>
         <w:spacing w:after="0" w:before="0" w:line="360" w:lineRule="auto"/>
         <w:ind w:right="0" w:firstLine="720" w:left="0"/>
@@ -9449,7 +9425,6 @@
         <w:t xml:space="preserve">пакет notes/ объединяет всё, что изменяется при изменении функциональности заметок: router.py, repository.py, models.py, schemas.py. Изменение полей заметки или добавление нового эндпоинта затрагивает только notes/.</w:t>
       </w:r>
       <w:r/>
-      <w:r/>
     </w:p>
     <w:p>
       <w:pPr>
@@ -9476,7 +9451,6 @@
         <w:t xml:space="preserve"> Common Reuse Principle): классы в компоненте используются вместе. Клиент, использующий один класс из компонента, неявно зависит от всех классов компонента. Поэтому в компоненте должны находиться только те классы, которые действительно используются вместе.</w:t>
       </w:r>
       <w:r/>
-      <w:r/>
     </w:p>
     <w:p>
       <w:pPr>
@@ -9503,11 +9477,10 @@
         <w:t xml:space="preserve">клиент (notes/router.py и notes/repository.py) использует вместе как единое целое. Не включены в interfaces/ никакие конкретные реализации, модели, схемы или утилиты. Клиент, зависящий от interfaces/, не притягивает нежелательных транзитивных зависимостей.</w:t>
       </w:r>
       <w:r/>
-      <w:r/>
     </w:p>
     <w:p>
       <w:pPr>
-        <w:pStyle w:val="920"/>
+        <w:pStyle w:val="930"/>
         <w:numPr>
           <w:ilvl w:val="1"/>
           <w:numId w:val="6"/>
@@ -9528,7 +9501,6 @@
         <w:t xml:space="preserve">Принципы сочетаемости компонентов</w:t>
       </w:r>
       <w:r/>
-      <w:r/>
     </w:p>
     <w:p>
       <w:pPr>
@@ -9555,7 +9527,6 @@
         <w:t xml:space="preserve">ческих зависимостей (ADP — Acyclic Dependencies Principle): в графе зависимостей между компонентами не должно быть циклов. Цикл приводит к тому, что компоненты становятся неразрывно связаны и не могут быть собраны, протестированы или задеплоены независимо.</w:t>
       </w:r>
       <w:r/>
-      <w:r/>
     </w:p>
     <w:p>
       <w:pPr>
@@ -9574,11 +9545,10 @@
         <w:t xml:space="preserve">Реализация ADP в NewNote: граф зависимостей между пакетами образует направленный ациклический граф (DAG):</w:t>
       </w:r>
       <w:r/>
-      <w:r/>
     </w:p>
     <w:p>
       <w:pPr>
-        <w:pStyle w:val="927"/>
+        <w:pStyle w:val="937"/>
         <w:pBdr/>
         <w:spacing w:after="0" w:before="0" w:line="360" w:lineRule="auto"/>
         <w:ind w:right="0" w:firstLine="720" w:left="0"/>
@@ -9594,11 +9564,10 @@
         <w:t xml:space="preserve">notes/ → interfaces/ (repository.py реализует INoteReader, INoteWriter);</w:t>
       </w:r>
       <w:r/>
-      <w:r/>
     </w:p>
     <w:p>
       <w:pPr>
-        <w:pStyle w:val="927"/>
+        <w:pStyle w:val="937"/>
         <w:pBdr/>
         <w:spacing w:after="0" w:before="0" w:line="360" w:lineRule="auto"/>
         <w:ind w:right="0" w:firstLine="720" w:left="0"/>
@@ -9614,11 +9583,10 @@
         <w:t xml:space="preserve">auth/ → interfaces/ (опционально, для расширения);</w:t>
       </w:r>
       <w:r/>
-      <w:r/>
     </w:p>
     <w:p>
       <w:pPr>
-        <w:pStyle w:val="927"/>
+        <w:pStyle w:val="937"/>
         <w:pBdr/>
         <w:spacing w:after="0" w:before="0" w:line="360" w:lineRule="auto"/>
         <w:ind w:right="0" w:firstLine="720" w:left="0"/>
@@ -9634,11 +9602,10 @@
         <w:t xml:space="preserve">notes/ → database/ (получение Session);</w:t>
       </w:r>
       <w:r/>
-      <w:r/>
     </w:p>
     <w:p>
       <w:pPr>
-        <w:pStyle w:val="927"/>
+        <w:pStyle w:val="937"/>
         <w:pBdr/>
         <w:spacing w:after="0" w:before="0" w:line="360" w:lineRule="auto"/>
         <w:ind w:right="0" w:firstLine="720" w:left="0"/>
@@ -9654,7 +9621,6 @@
         <w:t xml:space="preserve">auth/ → database/ (получение Session).</w:t>
       </w:r>
       <w:r/>
-      <w:r/>
     </w:p>
     <w:p>
       <w:pPr>
@@ -9673,7 +9639,6 @@
         <w:t xml:space="preserve">Циклов нет: interfaces/ ни от кого не зависит; notes/ зависит от interfaces/, но не наоборот; auth/ зависит от database/, но не от notes/. Каждый пакет можно скомпилировать, протестировать и задеплоить независимо, что соответствует требованию ADP.</w:t>
       </w:r>
       <w:r/>
-      <w:r/>
     </w:p>
     <w:p>
       <w:pPr>
@@ -9700,7 +9665,6 @@
         <w:t xml:space="preserve">encies Principle): компоненты должны зависеть только от более стабильных компонентов. Стабильность определяется как отношение входящих зависимостей к суммарным: I = Fan-out / (Fan-in + Fan-out), где I=0 — максимально стабилен, I=1 — максимально нестабилен.</w:t>
       </w:r>
       <w:r/>
-      <w:r/>
     </w:p>
     <w:p>
       <w:pPr>
@@ -9719,11 +9683,10 @@
         <w:t xml:space="preserve">Реализация SDP в NewNote:</w:t>
       </w:r>
       <w:r/>
-      <w:r/>
     </w:p>
     <w:p>
       <w:pPr>
-        <w:pStyle w:val="927"/>
+        <w:pStyle w:val="937"/>
         <w:pBdr/>
         <w:spacing w:after="0" w:before="0" w:line="360" w:lineRule="auto"/>
         <w:ind w:right="0" w:firstLine="720" w:left="0"/>
@@ -9739,11 +9702,10 @@
         <w:t xml:space="preserve">interfaces/ — наиболее стабильный компонент (I≈0): на него ссылаются notes/ и auth/, но сам он ни от кого не зависит. Именно от этого компонента зависят все volatile-компоненты;</w:t>
       </w:r>
       <w:r/>
-      <w:r/>
     </w:p>
     <w:p>
       <w:pPr>
-        <w:pStyle w:val="927"/>
+        <w:pStyle w:val="937"/>
         <w:pBdr/>
         <w:spacing w:after="0" w:before="0" w:line="360" w:lineRule="auto"/>
         <w:ind w:right="0" w:firstLine="720" w:left="0"/>
@@ -9759,11 +9721,10 @@
         <w:t xml:space="preserve">notes/router.py — наиболее нестабильный модуль (I≈1): зависит от interfaces/, database/, auth/, schemas. Зависит только в направлении более стабильных компонентов, что соответствует SDP;</w:t>
       </w:r>
       <w:r/>
-      <w:r/>
     </w:p>
     <w:p>
       <w:pPr>
-        <w:pStyle w:val="927"/>
+        <w:pStyle w:val="937"/>
         <w:pBdr/>
         <w:spacing w:after="0" w:before="0" w:line="360" w:lineRule="auto"/>
         <w:ind w:right="0" w:firstLine="720" w:left="0"/>
@@ -9779,11 +9740,10 @@
         <w:t xml:space="preserve">database.py — стабильный компонент (I≈0): ни от кого не зависит внутри проекта, зависит только от внешней библиотеки SQLAlchemy.</w:t>
       </w:r>
       <w:r/>
-      <w:r/>
     </w:p>
     <w:p>
       <w:pPr>
-        <w:pStyle w:val="920"/>
+        <w:pStyle w:val="930"/>
         <w:pBdr/>
         <w:spacing/>
         <w:ind/>
@@ -9799,7 +9759,6 @@
         </w:rPr>
         <w:t xml:space="preserve">Диаграммы кода и компонентов нотации C4</w:t>
       </w:r>
-      <w:r/>
       <w:r/>
     </w:p>
     <w:p>
@@ -9827,7 +9786,6 @@
         <w:t xml:space="preserve"> диаграмма компонентов нотации C4 (Level 3). Диаграмма отображает компоненты внутри контейнера NewNote Backend, их ответственности и зависимости. Каждый компонент соответствует пакету Python. В скобках рядом с каждым модулем указаны реализованные принципы.</w:t>
       </w:r>
       <w:r/>
-      <w:r/>
     </w:p>
     <w:p>
       <w:pPr>
@@ -9837,7 +9795,6 @@
         <w:jc w:val="center"/>
         <w:rPr/>
       </w:pPr>
-      <w:r/>
       <w:r>
         <mc:AlternateContent>
           <mc:Choice Requires="wpg">
@@ -9908,8 +9865,6 @@
         </mc:AlternateContent>
       </w:r>
       <w:r/>
-      <w:r/>
-      <w:r/>
     </w:p>
     <w:p>
       <w:pPr>
@@ -9928,7 +9883,6 @@
         <w:t xml:space="preserve">Рисунок 8 – Диаграмма компонентов C4 (Level 3)</w:t>
       </w:r>
       <w:r/>
-      <w:r/>
     </w:p>
     <w:p>
       <w:pPr>
@@ -9955,7 +9909,6 @@
         <w:t xml:space="preserve">содержит всё, связанное с заметками. Компонент database.py является стабильной инфраструктурной зависимостью. Стрелки показывают направление зависимостей, соответствующее принципам ADP и SDP: зависимости направлены от нестабильных компонентов к стабильным.</w:t>
       </w:r>
       <w:r/>
-      <w:r/>
     </w:p>
     <w:p>
       <w:pPr>
@@ -9974,7 +9927,6 @@
         <w:t xml:space="preserve">На рисунке 9 представлена диаграмма кода C4 (Level 4) для компонента auth/. Диаграмма показывает ключевые классы внутри компонента, их иерархию и взаимосвязи.</w:t>
       </w:r>
       <w:r/>
-      <w:r/>
     </w:p>
     <w:p>
       <w:pPr>
@@ -9984,7 +9936,6 @@
         <w:jc w:val="center"/>
         <w:rPr/>
       </w:pPr>
-      <w:r/>
       <w:r>
         <mc:AlternateContent>
           <mc:Choice Requires="wpg">
@@ -10055,8 +10006,6 @@
         </mc:AlternateContent>
       </w:r>
       <w:r/>
-      <w:r/>
-      <w:r/>
     </w:p>
     <w:p>
       <w:pPr>
@@ -10075,7 +10024,6 @@
         <w:t xml:space="preserve">Рисунок 9 – Диаграмма кода C4 (Level 4) – компонент auth/</w:t>
       </w:r>
       <w:r/>
-      <w:r/>
     </w:p>
     <w:p>
       <w:pPr>
@@ -10103,12 +10051,15 @@
         </w:rPr>
         <w:t xml:space="preserve">text (LSP). Три сервисных класса — PasswordService, TokenService, OtpService — изолированы по ответственностям (SRP) и не знают друг о друге. Класс auth.router зависит от этих сервисов и от AuthContext, но не от стратегий напрямую, что снижает связанность.</w:t>
       </w:r>
-      <w:r/>
-      <w:r/>
+      <w:r>
+        <w:rPr>
+          <w:highlight w:val="none"/>
+        </w:rPr>
+      </w:r>
     </w:p>
     <w:p>
       <w:pPr>
-        <w:pStyle w:val="920"/>
+        <w:pStyle w:val="930"/>
         <w:pBdr/>
         <w:spacing/>
         <w:ind/>
@@ -10124,7 +10075,6 @@
         </w:rPr>
         <w:t xml:space="preserve">Реализация аспектов безопасности</w:t>
       </w:r>
-      <w:r/>
       <w:r/>
     </w:p>
     <w:p>
@@ -10152,11 +10102,10 @@
         <w:t xml:space="preserve">пекта безопасности: ограничение частоты запросов (Rate Limiting), заголовки безопасности HTTP (Security Headers Middleware) и ролевая модель авторизации (RBAC). Все изменения выполнены в новом пакете security/ и интегрированы без нарушения принципов SOLID.</w:t>
       </w:r>
       <w:r/>
-      <w:r/>
     </w:p>
     <w:p>
       <w:pPr>
-        <w:pStyle w:val="920"/>
+        <w:pStyle w:val="930"/>
         <w:numPr>
           <w:ilvl w:val="1"/>
           <w:numId w:val="15"/>
@@ -10177,7 +10126,6 @@
         <w:t xml:space="preserve">Аспект безопасности №1: Модульность</w:t>
       </w:r>
       <w:r/>
-      <w:r/>
     </w:p>
     <w:p>
       <w:pPr>
@@ -10204,7 +10152,6 @@
         <w:t xml:space="preserve">к данным заметок и учётных записей, поскольку все обязанности сосредоточены в едином, сильно связанном коде без внутренних границ. Отсутствие изоляции между функциональными областями приводит к беспрепятственному распространению уязвимости по всей системе.</w:t>
       </w:r>
       <w:r/>
-      <w:r/>
     </w:p>
     <w:p>
       <w:pPr>
@@ -10247,7 +10194,6 @@
         <w:t xml:space="preserve"> явные интерфейсы: например, модуль notes/ обращается к данным исключительно через интерфейсы из interfaces/, а не напрямую к ORM-сессии. Граф зависимостей между модулями ацикличен (ADP), что позволяет тестировать и развёртывать каждый модуль изолированно.</w:t>
       </w:r>
       <w:r/>
-      <w:r/>
     </w:p>
     <w:p>
       <w:pPr>
@@ -10282,11 +10228,10 @@
         <w:t xml:space="preserve">дачу) и независимости (модули слабо связаны, изменение одного не затрагивает другие). Аналогичный подход применяют крупные системы: например, микросервисная архитектура GitHub, где каждый сервис отвечает за отдельный функционал и масштабируется независимо.</w:t>
       </w:r>
       <w:r/>
-      <w:r/>
     </w:p>
     <w:p>
       <w:pPr>
-        <w:pStyle w:val="920"/>
+        <w:pStyle w:val="930"/>
         <w:numPr>
           <w:ilvl w:val="1"/>
           <w:numId w:val="15"/>
@@ -10307,7 +10252,6 @@
         <w:t xml:space="preserve">Аспект безопасности №2: Контейнеризация</w:t>
       </w:r>
       <w:r/>
-      <w:r/>
     </w:p>
     <w:p>
       <w:pPr>
@@ -10334,7 +10278,6 @@
         <w:t xml:space="preserve">имер, через уязвимость в одной из зависимостей) даёт доступ к ресурсам всего хоста: файловой системе, другим процессам и сетевым интерфейсам. Отсутствие изоляции среды выполнения превращает локальную уязвимость в угрозу для всей машины и соседних сервисов.</w:t>
       </w:r>
       <w:r/>
-      <w:r/>
     </w:p>
     <w:p>
       <w:pPr>
@@ -10369,7 +10312,6 @@
         <w:t xml:space="preserve">ко порт API приложения, а порт БД остаётся внутри сети. Файл .dockerignore исключает из образа лишние и чувствительные файлы. Тем самым каждый компонент работает в собственной изолированной среде с минимальными привилегиями и ограниченным набором ресурсов.</w:t>
       </w:r>
       <w:r/>
-      <w:r/>
     </w:p>
     <w:p>
       <w:pPr>
@@ -10396,11 +10338,10 @@
         <w:t xml:space="preserve"> всех процессов в общей среде хоста. Подход применяется в промышленных системах: например, в Netflix каждый микросервис работает в собственной изолированной среде на базе Docker, что сохраняет безопасность системы даже при компрометации одного из сервисов.</w:t>
       </w:r>
       <w:r/>
-      <w:r/>
     </w:p>
     <w:p>
       <w:pPr>
-        <w:pStyle w:val="920"/>
+        <w:pStyle w:val="930"/>
         <w:numPr>
           <w:ilvl w:val="1"/>
           <w:numId w:val="6"/>
@@ -10421,7 +10362,6 @@
         <w:t xml:space="preserve">Аспект безопасности №3: RBAC</w:t>
       </w:r>
       <w:r/>
-      <w:r/>
     </w:p>
     <w:p>
       <w:pPr>
@@ -10440,7 +10380,6 @@
         <w:t xml:space="preserve">Угроза. В исходной системе все пользователи обладали одинаковыми правами. Принцип наименьших привилегий нарушен: нет возможности выделить администраторов для модерации и управления данными пользователей.</w:t>
       </w:r>
       <w:r/>
-      <w:r/>
     </w:p>
     <w:p>
       <w:pPr>
@@ -10459,7 +10398,6 @@
         <w:t xml:space="preserve">Реализация. Модуль security/rbac.py определяет класс Role (константы USER, ADMIN), функцию require_role() и is_admin(). В auth/models.py добавлено поле role. В notes/router.py интегрированы проверки:</w:t>
       </w:r>
       <w:r/>
-      <w:r/>
     </w:p>
     <w:p>
       <w:pPr>
@@ -10478,7 +10416,6 @@
         <w:t xml:space="preserve">– GET /notes/?owner_id=X — только администратор может запросить заметки другого пользователя;</w:t>
       </w:r>
       <w:r/>
-      <w:r/>
     </w:p>
     <w:p>
       <w:pPr>
@@ -10497,7 +10434,6 @@
         <w:t xml:space="preserve">– DELETE /notes/{id} — администратор может удалить любую заметку.</w:t>
       </w:r>
       <w:r/>
-      <w:r/>
     </w:p>
     <w:p>
       <w:pPr>
@@ -10524,11 +10460,10 @@
         <w:t xml:space="preserve"> — стандартная модель управления доступом согласно OWASP (A01:2021 Broken Access Control). Масштабируема: новые роли добавляются без изменения архитектуры. Проверка роли — атрибутный доступ к уже загруженному объекту User, без дополнительных запросов к БД.</w:t>
       </w:r>
       <w:r/>
-      <w:r/>
     </w:p>
     <w:p>
       <w:pPr>
-        <w:pStyle w:val="920"/>
+        <w:pStyle w:val="930"/>
         <w:numPr>
           <w:ilvl w:val="1"/>
           <w:numId w:val="16"/>
@@ -10549,7 +10484,6 @@
         <w:t xml:space="preserve">Анализ компромиссов</w:t>
       </w:r>
       <w:r/>
-      <w:r/>
     </w:p>
     <w:p>
       <w:pPr>
@@ -10584,7 +10518,6 @@
         <w:t xml:space="preserve"> пренебрежимо малы и требование времени отклика не нарушается. Компромисс проявился бы при выделении модулей в отдельные сервисы: межсервисные сетевые вызовы увеличивают задержку — в этом случае применяются кэширование и оптимизация сетевых взаимодействий.</w:t>
       </w:r>
       <w:r/>
-      <w:r/>
     </w:p>
     <w:p>
       <w:pPr>
@@ -10611,7 +10544,6 @@
         <w:t xml:space="preserve"> сетевые политики, тома и переменные окружения. Для текущего масштаба (один сервис приложения и одна БД) сложность невелика. При росте числа контейнеров управление сетевыми политиками усложнится — решением станут средства оркестрации, такие как Kubernetes.</w:t>
       </w:r>
       <w:r/>
-      <w:r/>
     </w:p>
     <w:p>
       <w:pPr>
@@ -10638,7 +10570,6 @@
         <w:t xml:space="preserve">хранилищем и формально ещё одну точку отказа. Компромисс принят: изоляция БД повышает безопасность (хранилище недоступно напрямую снаружи), а отказоустойчивость обеспечивается политикой перезапуска контейнеров (restart) и, при росте нагрузки, оркестрацией.</w:t>
       </w:r>
       <w:r/>
-      <w:r/>
     </w:p>
     <w:p>
       <w:pPr>
@@ -10671,7 +10602,7 @@
     </w:p>
     <w:p>
       <w:pPr>
-        <w:pStyle w:val="920"/>
+        <w:pStyle w:val="930"/>
         <w:numPr>
           <w:ilvl w:val="1"/>
           <w:numId w:val="6"/>
@@ -10730,7 +10661,6 @@
         <w:jc w:val="center"/>
         <w:rPr/>
       </w:pPr>
-      <w:r/>
       <w:r>
         <mc:AlternateContent>
           <mc:Choice Requires="wpg">
@@ -10801,15 +10731,144 @@
         </mc:AlternateContent>
       </w:r>
       <w:r/>
+    </w:p>
+    <w:p>
+      <w:pPr>
+        <w:pBdr/>
+        <w:spacing w:after="120" w:before="80" w:line="360" w:lineRule="auto"/>
+        <w:ind w:firstLine="0"/>
+        <w:jc w:val="center"/>
+        <w:rPr/>
+      </w:pPr>
+      <w:r>
+        <w:rPr>
+          <w:rFonts w:ascii="Times New Roman" w:hAnsi="Times New Roman" w:eastAsia="Times New Roman" w:cs="Times New Roman"/>
+          <w:sz w:val="28"/>
+          <w:szCs w:val="28"/>
+        </w:rPr>
+        <w:t xml:space="preserve">Рисунок 10 – Обновлённая диаграмма контейнеров C4</w:t>
+      </w:r>
       <w:r/>
-      <w:r/>
-      <w:r/>
-      <w:r/>
-      <w:r/>
-      <w:r/>
-      <w:r/>
-      <w:r/>
-      <w:r/>
+    </w:p>
+    <w:p>
+      <w:pPr>
+        <w:pBdr/>
+        <w:spacing w:after="0" w:before="0" w:line="360" w:lineRule="auto"/>
+        <w:ind w:firstLine="705"/>
+        <w:jc w:val="both"/>
+        <w:rPr>
+          <w:rFonts w:ascii="Times New Roman" w:hAnsi="Times New Roman" w:eastAsia="Times New Roman" w:cs="Times New Roman"/>
+          <w:sz w:val="28"/>
+          <w:szCs w:val="28"/>
+          <w:highlight w:val="none"/>
+        </w:rPr>
+      </w:pPr>
+      <w:r>
+        <w:rPr>
+          <w:rFonts w:ascii="Times New Roman" w:hAnsi="Times New Roman" w:eastAsia="Times New Roman" w:cs="Times New Roman"/>
+          <w:sz w:val="28"/>
+          <w:szCs w:val="28"/>
+        </w:rPr>
+        <w:t xml:space="preserve">На рисунке 11 представлена диаграмма компонентов C4. </w:t>
+      </w:r>
+      <w:r>
+        <w:rPr>
+          <w:rFonts w:ascii="Times New Roman" w:hAnsi="Times New Roman" w:eastAsia="Times New Roman" w:cs="Times New Roman"/>
+          <w:sz w:val="28"/>
+          <w:szCs w:val="28"/>
+        </w:rPr>
+      </w:r>
+      <w:r>
+        <w:rPr>
+          <w:rFonts w:ascii="Times New Roman" w:hAnsi="Times New Roman" w:eastAsia="Times New Roman" w:cs="Times New Roman"/>
+          <w:sz w:val="28"/>
+          <w:szCs w:val="28"/>
+          <w:highlight w:val="none"/>
+        </w:rPr>
+      </w:r>
+    </w:p>
+    <w:p>
+      <w:pPr>
+        <w:pBdr/>
+        <w:spacing w:after="0" w:before="120" w:line="360" w:lineRule="auto"/>
+        <w:ind w:firstLine="0"/>
+        <w:jc w:val="left"/>
+        <w:rPr/>
+      </w:pPr>
+      <w:r>
+        <w:rPr>
+          <w:highlight w:val="none"/>
+        </w:rPr>
+      </w:r>
+      <w:r>
+        <mc:AlternateContent>
+          <mc:Choice Requires="wpg">
+            <w:drawing>
+              <wp:inline xmlns:wp="http://schemas.openxmlformats.org/drawingml/2006/wordprocessingDrawing" distT="0" distB="0" distL="0" distR="0">
+                <wp:extent cx="6120765" cy="5193789"/>
+                <wp:effectExtent l="0" t="0" r="0" b="0"/>
+                <wp:docPr id="11" name=""/>
+                <wp:cNvGraphicFramePr>
+                  <a:graphicFrameLocks xmlns:a="http://schemas.openxmlformats.org/drawingml/2006/main" noChangeAspect="1"/>
+                </wp:cNvGraphicFramePr>
+                <a:graphic xmlns:a="http://schemas.openxmlformats.org/drawingml/2006/main">
+                  <a:graphicData uri="http://schemas.openxmlformats.org/drawingml/2006/picture">
+                    <pic:pic xmlns:pic="http://schemas.openxmlformats.org/drawingml/2006/picture">
+                      <pic:nvPicPr>
+                        <pic:cNvPr id="1448793023" name=""/>
+                        <pic:cNvPicPr>
+                          <a:picLocks noChangeAspect="1"/>
+                        </pic:cNvPicPr>
+                        <pic:nvPr/>
+                      </pic:nvPicPr>
+                      <pic:blipFill rotWithShape="1">
+                        <a:blip r:embed="rId21"/>
+                        <a:stretch/>
+                      </pic:blipFill>
+                      <pic:spPr bwMode="auto">
+                        <a:xfrm>
+                          <a:off x="0" y="0"/>
+                          <a:ext cx="6120763" cy="5193788"/>
+                        </a:xfrm>
+                        <a:prstGeom prst="rect">
+                          <a:avLst/>
+                        </a:prstGeom>
+                      </pic:spPr>
+                    </pic:pic>
+                  </a:graphicData>
+                </a:graphic>
+              </wp:inline>
+            </w:drawing>
+          </mc:Choice>
+          <mc:Fallback>
+            <w:pict>
+              <v:shapetype id="_x0000_t75" coordsize="21600,21600" o:spt="75" o:preferrelative="t" path="m@4@5l@4@11@9@11@9@5xe" filled="f" stroked="f">
+                <v:stroke joinstyle="miter"/>
+                <v:formulas>
+                  <v:f eqn="if lineDrawn pixelLineWidth 0"/>
+                  <v:f eqn="sum @0 1 0"/>
+                  <v:f eqn="sum 0 0 @1"/>
+                  <v:f eqn="prod @2 1 2"/>
+                  <v:f eqn="prod @3 21600 pixelWidth"/>
+                  <v:f eqn="prod @3 21600 pixelHeight"/>
+                  <v:f eqn="sum @0 0 1"/>
+                  <v:f eqn="prod @6 1 2"/>
+                  <v:f eqn="prod @7 21600 pixelWidth"/>
+                  <v:f eqn="sum @8 21600 0"/>
+                  <v:f eqn="prod @7 21600 pixelHeight"/>
+                  <v:f eqn="sum @10 21600 0"/>
+                </v:formulas>
+                <v:path o:extrusionok="f" gradientshapeok="t" o:connecttype="rect"/>
+                <o:lock v:ext="edit" aspectratio="t"/>
+              </v:shapetype>
+              <v:shape id="_x0000_i10" o:spid="_x0000_s10" type="#_x0000_t75" style="width:481.95pt;height:408.96pt;mso-wrap-distance-left:0.00pt;mso-wrap-distance-top:0.00pt;mso-wrap-distance-right:0.00pt;mso-wrap-distance-bottom:0.00pt;z-index:1;" stroked="false">
+                <v:imagedata r:id="rId21" o:title=""/>
+                <o:lock v:ext="edit" rotation="t"/>
+              </v:shape>
+            </w:pict>
+          </mc:Fallback>
+        </mc:AlternateContent>
+      </w:r>
       <w:r/>
       <w:r/>
     </w:p>
@@ -10827,44 +10886,535 @@
           <w:sz w:val="28"/>
           <w:szCs w:val="28"/>
         </w:rPr>
-        <w:t xml:space="preserve">Рисунок 10 – Обновлённая диаграмма контейнеров C4</w:t>
+        <w:t xml:space="preserve">Рисунок 11 – Обновлённая диаграмма компонентов C4</w:t>
       </w:r>
       <w:r/>
       <w:r/>
     </w:p>
     <w:p>
       <w:pPr>
-        <w:pBdr/>
-        <w:spacing w:after="0" w:before="0" w:line="360" w:lineRule="auto"/>
-        <w:ind w:firstLine="705"/>
-        <w:jc w:val="both"/>
-        <w:rPr>
-          <w:rFonts w:ascii="Times New Roman" w:hAnsi="Times New Roman" w:eastAsia="Times New Roman" w:cs="Times New Roman"/>
-          <w:sz w:val="28"/>
-          <w:szCs w:val="28"/>
-          <w:highlight w:val="none"/>
-        </w:rPr>
-      </w:pPr>
-      <w:r>
-        <w:rPr>
-          <w:rFonts w:ascii="Times New Roman" w:hAnsi="Times New Roman" w:eastAsia="Times New Roman" w:cs="Times New Roman"/>
-          <w:sz w:val="28"/>
-          <w:szCs w:val="28"/>
-        </w:rPr>
-        <w:t xml:space="preserve">На рисунке 11 представлена диаграмма компонентов C4. </w:t>
-      </w:r>
-      <w:r>
-        <w:rPr>
-          <w:rFonts w:ascii="Times New Roman" w:hAnsi="Times New Roman" w:eastAsia="Times New Roman" w:cs="Times New Roman"/>
-          <w:sz w:val="28"/>
-          <w:szCs w:val="28"/>
-        </w:rPr>
+        <w:pStyle w:val="930"/>
+        <w:pBdr/>
+        <w:spacing/>
+        <w:ind/>
+        <w:rPr/>
+      </w:pPr>
+      <w:r>
+        <w:rPr>
+          <w:rFonts w:ascii="Times New Roman" w:hAnsi="Times New Roman" w:eastAsia="Times New Roman" w:cs="Times New Roman"/>
+          <w:b/>
+          <w:bCs/>
+          <w:sz w:val="28"/>
+          <w:szCs w:val="28"/>
+        </w:rPr>
+        <w:t xml:space="preserve">Атрибуты качества</w:t>
       </w:r>
       <w:r/>
     </w:p>
     <w:p>
       <w:pPr>
-        <w:pStyle w:val="920"/>
+        <w:pBdr/>
+        <w:spacing/>
+        <w:ind/>
+        <w:rPr>
+          <w:lang w:eastAsia="ru-RU"/>
+        </w:rPr>
+      </w:pPr>
+      <w:r>
+        <w:rPr>
+          <w:lang w:eastAsia="ru-RU"/>
+        </w:rPr>
+        <w:t xml:space="preserve">В ходе работы были выбраны 3</w:t>
+      </w:r>
+      <w:r>
+        <w:rPr>
+          <w:lang w:eastAsia="ru-RU"/>
+        </w:rPr>
+        <w:t xml:space="preserve"> наиболее важных</w:t>
+      </w:r>
+      <w:r>
+        <w:rPr>
+          <w:lang w:eastAsia="ru-RU"/>
+        </w:rPr>
+        <w:t xml:space="preserve"> атрибута качества </w:t>
+      </w:r>
+      <w:r>
+        <w:rPr>
+          <w:lang w:eastAsia="ru-RU"/>
+        </w:rPr>
+        <w:t xml:space="preserve">в условиях повышения востребованности проекта:</w:t>
+      </w:r>
+      <w:r>
+        <w:rPr>
+          <w:lang w:eastAsia="ru-RU"/>
+        </w:rPr>
+      </w:r>
+      <w:r>
+        <w:rPr>
+          <w:lang w:eastAsia="ru-RU"/>
+        </w:rPr>
+      </w:r>
+    </w:p>
+    <w:p>
+      <w:pPr>
+        <w:pStyle w:val="937"/>
+        <w:numPr>
+          <w:ilvl w:val="0"/>
+          <w:numId w:val="18"/>
+        </w:numPr>
+        <w:pBdr/>
+        <w:spacing/>
+        <w:ind/>
+        <w:rPr>
+          <w:lang w:eastAsia="ru-RU"/>
+        </w:rPr>
+      </w:pPr>
+      <w:r>
+        <w:rPr>
+          <w:lang w:eastAsia="ru-RU"/>
+        </w:rPr>
+        <w:t xml:space="preserve">масштабируемость: </w:t>
+      </w:r>
+      <w:r>
+        <w:rPr>
+          <w:lang w:eastAsia="ru-RU"/>
+        </w:rPr>
+        <w:t xml:space="preserve">возможность горизонтально масштабировать только нагруженные подсистемы</w:t>
+      </w:r>
+      <w:r>
+        <w:rPr>
+          <w:lang w:eastAsia="ru-RU"/>
+        </w:rPr>
+        <w:t xml:space="preserve">;</w:t>
+      </w:r>
+      <w:r>
+        <w:rPr>
+          <w:lang w:eastAsia="ru-RU"/>
+        </w:rPr>
+      </w:r>
+      <w:r>
+        <w:rPr>
+          <w:lang w:eastAsia="ru-RU"/>
+        </w:rPr>
+      </w:r>
+    </w:p>
+    <w:p>
+      <w:pPr>
+        <w:pStyle w:val="937"/>
+        <w:numPr>
+          <w:ilvl w:val="0"/>
+          <w:numId w:val="18"/>
+        </w:numPr>
+        <w:pBdr/>
+        <w:spacing/>
+        <w:ind/>
+        <w:rPr>
+          <w:lang w:eastAsia="ru-RU"/>
+        </w:rPr>
+      </w:pPr>
+      <w:r>
+        <w:rPr>
+          <w:lang w:eastAsia="ru-RU"/>
+        </w:rPr>
+        <w:t xml:space="preserve">д</w:t>
+      </w:r>
+      <w:r>
+        <w:rPr>
+          <w:lang w:eastAsia="ru-RU"/>
+        </w:rPr>
+        <w:t xml:space="preserve">оступность и отказоустойчивость</w:t>
+      </w:r>
+      <w:r>
+        <w:rPr>
+          <w:lang w:eastAsia="ru-RU"/>
+        </w:rPr>
+        <w:t xml:space="preserve">: </w:t>
+      </w:r>
+      <w:r>
+        <w:rPr>
+          <w:lang w:eastAsia="ru-RU"/>
+        </w:rPr>
+        <w:t xml:space="preserve">падение одного модуля не должно приводить к недоступности всей платформы;</w:t>
+      </w:r>
+      <w:r>
+        <w:rPr>
+          <w:lang w:eastAsia="ru-RU"/>
+        </w:rPr>
+      </w:r>
+      <w:r>
+        <w:rPr>
+          <w:lang w:eastAsia="ru-RU"/>
+        </w:rPr>
+      </w:r>
+    </w:p>
+    <w:p>
+      <w:pPr>
+        <w:pStyle w:val="937"/>
+        <w:numPr>
+          <w:ilvl w:val="0"/>
+          <w:numId w:val="18"/>
+        </w:numPr>
+        <w:pBdr/>
+        <w:spacing/>
+        <w:ind/>
+        <w:rPr>
+          <w:lang w:eastAsia="ru-RU"/>
+        </w:rPr>
+      </w:pPr>
+      <w:r>
+        <w:rPr>
+          <w:lang w:eastAsia="ru-RU"/>
+        </w:rPr>
+        <w:t xml:space="preserve">н</w:t>
+      </w:r>
+      <w:r>
+        <w:rPr>
+          <w:lang w:eastAsia="ru-RU"/>
+        </w:rPr>
+        <w:t xml:space="preserve">езависимость развёртывания</w:t>
+      </w:r>
+      <w:r>
+        <w:rPr>
+          <w:lang w:eastAsia="ru-RU"/>
+        </w:rPr>
+        <w:t xml:space="preserve">: </w:t>
+      </w:r>
+      <w:r>
+        <w:rPr>
+          <w:lang w:eastAsia="ru-RU"/>
+        </w:rPr>
+        <w:t xml:space="preserve">возможность выпускать обновления отдельных модулей без остановки всей системы.</w:t>
+      </w:r>
+      <w:r>
+        <w:rPr>
+          <w:lang w:eastAsia="ru-RU"/>
+        </w:rPr>
+      </w:r>
+      <w:r>
+        <w:rPr>
+          <w:lang w:eastAsia="ru-RU"/>
+        </w:rPr>
+      </w:r>
+    </w:p>
+    <w:p>
+      <w:pPr>
+        <w:pBdr/>
+        <w:spacing/>
+        <w:ind/>
+        <w:rPr>
+          <w:lang w:eastAsia="ru-RU"/>
+        </w:rPr>
+      </w:pPr>
+      <w:r>
+        <w:rPr>
+          <w:lang w:eastAsia="ru-RU"/>
+        </w:rPr>
+        <w:t xml:space="preserve">Было принято решение переходить от старого паттерна (слоистый монолит) к новому – </w:t>
+      </w:r>
+      <w:r>
+        <w:rPr>
+          <w:lang w:eastAsia="ru-RU"/>
+        </w:rPr>
+        <w:t xml:space="preserve">микросервисная</w:t>
+      </w:r>
+      <w:r>
+        <w:rPr>
+          <w:lang w:eastAsia="ru-RU"/>
+        </w:rPr>
+        <w:t xml:space="preserve"> архитектура.</w:t>
+      </w:r>
+      <w:r>
+        <w:rPr>
+          <w:lang w:eastAsia="ru-RU"/>
+        </w:rPr>
+      </w:r>
+      <w:r>
+        <w:rPr>
+          <w:lang w:eastAsia="ru-RU"/>
+        </w:rPr>
+      </w:r>
+    </w:p>
+    <w:p>
+      <w:pPr>
+        <w:pBdr/>
+        <w:spacing/>
+        <w:ind/>
+        <w:rPr>
+          <w:lang w:eastAsia="ru-RU"/>
+        </w:rPr>
+      </w:pPr>
+      <w:r>
+        <w:rPr>
+          <w:lang w:eastAsia="ru-RU"/>
+        </w:rPr>
+        <w:t xml:space="preserve">Обоснование перехода: м</w:t>
+      </w:r>
+      <w:r>
+        <w:rPr>
+          <w:lang w:eastAsia="ru-RU"/>
+        </w:rPr>
+        <w:t xml:space="preserve">онолитная архитектура, оптимальная на старте проекта, стала </w:t>
+      </w:r>
+      <w:r>
+        <w:rPr>
+          <w:lang w:eastAsia="ru-RU"/>
+        </w:rPr>
+        <w:t xml:space="preserve">проблемой</w:t>
+      </w:r>
+      <w:r>
+        <w:rPr>
+          <w:lang w:eastAsia="ru-RU"/>
+        </w:rPr>
+        <w:t xml:space="preserve"> при кратном росте нагрузки. </w:t>
+      </w:r>
+      <w:r>
+        <w:rPr>
+          <w:lang w:eastAsia="ru-RU"/>
+        </w:rPr>
+        <w:t xml:space="preserve">Масштабирование</w:t>
+      </w:r>
+      <w:r>
+        <w:rPr>
+          <w:lang w:eastAsia="ru-RU"/>
+        </w:rPr>
+        <w:t xml:space="preserve"> монолита </w:t>
+      </w:r>
+      <w:r>
+        <w:rPr>
+          <w:lang w:eastAsia="ru-RU"/>
+        </w:rPr>
+        <w:t xml:space="preserve">приводило </w:t>
+      </w:r>
+      <w:r>
+        <w:rPr>
+          <w:lang w:eastAsia="ru-RU"/>
+        </w:rPr>
+        <w:t xml:space="preserve">к неэффективному расходу ресурсов (масштабировались даже ненагруженные модули). </w:t>
+      </w:r>
+      <w:r>
+        <w:rPr>
+          <w:lang w:eastAsia="ru-RU"/>
+        </w:rPr>
+        <w:t xml:space="preserve">Деплой</w:t>
+      </w:r>
+      <w:r>
+        <w:rPr>
+          <w:lang w:eastAsia="ru-RU"/>
+        </w:rPr>
+        <w:t xml:space="preserve"> требует остановки всей системы</w:t>
+      </w:r>
+      <w:r>
+        <w:rPr>
+          <w:lang w:eastAsia="ru-RU"/>
+        </w:rPr>
+        <w:t xml:space="preserve">. </w:t>
+      </w:r>
+      <w:r>
+        <w:rPr>
+          <w:lang w:eastAsia="ru-RU"/>
+        </w:rPr>
+        <w:t xml:space="preserve">Переход к </w:t>
+      </w:r>
+      <w:r>
+        <w:rPr>
+          <w:lang w:eastAsia="ru-RU"/>
+        </w:rPr>
+        <w:t xml:space="preserve">микросервисам</w:t>
+      </w:r>
+      <w:r>
+        <w:rPr>
+          <w:lang w:eastAsia="ru-RU"/>
+        </w:rPr>
+        <w:t xml:space="preserve"> позволяет:</w:t>
+      </w:r>
+      <w:r>
+        <w:rPr>
+          <w:lang w:eastAsia="ru-RU"/>
+        </w:rPr>
+      </w:r>
+      <w:r>
+        <w:rPr>
+          <w:lang w:eastAsia="ru-RU"/>
+        </w:rPr>
+      </w:r>
+    </w:p>
+    <w:p>
+      <w:pPr>
+        <w:pStyle w:val="937"/>
+        <w:numPr>
+          <w:ilvl w:val="0"/>
+          <w:numId w:val="18"/>
+        </w:numPr>
+        <w:pBdr/>
+        <w:spacing/>
+        <w:ind/>
+        <w:rPr>
+          <w:lang w:eastAsia="ru-RU"/>
+        </w:rPr>
+      </w:pPr>
+      <w:r>
+        <w:rPr>
+          <w:lang w:eastAsia="ru-RU"/>
+        </w:rPr>
+        <w:t xml:space="preserve">масштабировать сервисы точечно</w:t>
+      </w:r>
+      <w:r>
+        <w:rPr>
+          <w:lang w:val="en-US" w:eastAsia="ru-RU"/>
+        </w:rPr>
+        <w:t xml:space="preserve">;</w:t>
+      </w:r>
+      <w:r>
+        <w:rPr>
+          <w:lang w:eastAsia="ru-RU"/>
+        </w:rPr>
+      </w:r>
+      <w:r>
+        <w:rPr>
+          <w:lang w:eastAsia="ru-RU"/>
+        </w:rPr>
+      </w:r>
+    </w:p>
+    <w:p>
+      <w:pPr>
+        <w:pStyle w:val="937"/>
+        <w:numPr>
+          <w:ilvl w:val="0"/>
+          <w:numId w:val="18"/>
+        </w:numPr>
+        <w:pBdr/>
+        <w:spacing/>
+        <w:ind/>
+        <w:rPr>
+          <w:lang w:eastAsia="ru-RU"/>
+        </w:rPr>
+      </w:pPr>
+      <w:r>
+        <w:rPr>
+          <w:lang w:eastAsia="ru-RU"/>
+        </w:rPr>
+        <w:t xml:space="preserve">изолировать отказы</w:t>
+      </w:r>
+      <w:r>
+        <w:rPr>
+          <w:lang w:val="ru-RU"/>
+        </w:rPr>
+        <w:t xml:space="preserve">;</w:t>
+      </w:r>
+      <w:r>
+        <w:rPr>
+          <w:lang w:eastAsia="ru-RU"/>
+        </w:rPr>
+      </w:r>
+    </w:p>
+    <w:p>
+      <w:pPr>
+        <w:pStyle w:val="937"/>
+        <w:numPr>
+          <w:ilvl w:val="0"/>
+          <w:numId w:val="18"/>
+        </w:numPr>
+        <w:pBdr/>
+        <w:spacing/>
+        <w:ind/>
+        <w:rPr>
+          <w:lang w:eastAsia="ru-RU"/>
+        </w:rPr>
+      </w:pPr>
+      <w:r>
+        <w:rPr>
+          <w:lang w:eastAsia="ru-RU"/>
+        </w:rPr>
+        <w:t xml:space="preserve">реализовать </w:t>
+      </w:r>
+      <w:r>
+        <w:rPr>
+          <w:lang w:eastAsia="ru-RU"/>
+        </w:rPr>
+        <w:t xml:space="preserve">п</w:t>
+      </w:r>
+      <w:r>
+        <w:rPr>
+          <w:lang w:eastAsia="ru-RU"/>
+        </w:rPr>
+        <w:t xml:space="preserve">араллельную разработку </w:t>
+      </w:r>
+      <w:r>
+        <w:rPr>
+          <w:lang w:eastAsia="ru-RU"/>
+        </w:rPr>
+        <w:t xml:space="preserve">и независимые </w:t>
+      </w:r>
+      <w:r>
+        <w:rPr>
+          <w:lang w:eastAsia="ru-RU"/>
+        </w:rPr>
+        <w:t xml:space="preserve">пайплайны</w:t>
+      </w:r>
+      <w:r>
+        <w:rPr>
+          <w:lang w:eastAsia="ru-RU"/>
+        </w:rPr>
+        <w:t xml:space="preserve"> CI/CD</w:t>
+      </w:r>
+      <w:r>
+        <w:rPr>
+          <w:lang w:eastAsia="ru-RU"/>
+        </w:rPr>
+        <w:t xml:space="preserve">.</w:t>
+      </w:r>
+      <w:r>
+        <w:rPr>
+          <w:lang w:eastAsia="ru-RU"/>
+        </w:rPr>
+      </w:r>
+      <w:r>
+        <w:rPr>
+          <w:lang w:eastAsia="ru-RU"/>
+        </w:rPr>
+      </w:r>
+    </w:p>
+    <w:p>
+      <w:pPr>
+        <w:pBdr/>
+        <w:spacing/>
+        <w:ind/>
+        <w:rPr>
+          <w:lang w:eastAsia="ru-RU"/>
+        </w:rPr>
+      </w:pPr>
+      <w:r>
+        <w:rPr>
+          <w:lang w:eastAsia="ru-RU"/>
+        </w:rPr>
+        <w:t xml:space="preserve">Однако в следствие перехода на </w:t>
+      </w:r>
+      <w:r>
+        <w:rPr>
+          <w:lang w:eastAsia="ru-RU"/>
+        </w:rPr>
+        <w:t xml:space="preserve">микросервисы</w:t>
+      </w:r>
+      <w:r>
+        <w:rPr>
+          <w:lang w:eastAsia="ru-RU"/>
+        </w:rPr>
+        <w:t xml:space="preserve"> растет сложность разработки и увеличивается сетевая задержка для кросс-сервисных вызовов.</w:t>
+      </w:r>
+      <w:r>
+        <w:rPr>
+          <w:lang w:eastAsia="ru-RU"/>
+        </w:rPr>
+      </w:r>
+      <w:r>
+        <w:rPr>
+          <w:lang w:eastAsia="ru-RU"/>
+        </w:rPr>
+      </w:r>
+    </w:p>
+    <w:p>
+      <w:pPr>
+        <w:pStyle w:val="930"/>
         <w:pBdr/>
         <w:spacing/>
         <w:ind/>
@@ -10878,9 +11428,8 @@
           <w:sz w:val="28"/>
           <w:szCs w:val="28"/>
         </w:rPr>
-        <w:t xml:space="preserve">Атрибуты качества</w:t>
-      </w:r>
-      <w:r/>
+        <w:t xml:space="preserve">Новая архитектура</w:t>
+      </w:r>
       <w:r/>
     </w:p>
     <w:p>
@@ -10897,16 +11446,16 @@
           <w:sz w:val="28"/>
           <w:szCs w:val="28"/>
         </w:rPr>
-        <w:t xml:space="preserve">В результате роста популярности NewNote бизнес-требования резко изменились:</w:t>
-      </w:r>
-      <w:r/>
+        <w:t xml:space="preserve">Ключевые архитектурные решения:</w:t>
+      </w:r>
       <w:r/>
     </w:p>
     <w:p>
       <w:pPr>
+        <w:pStyle w:val="937"/>
         <w:pBdr/>
         <w:spacing w:after="0" w:before="0" w:line="360" w:lineRule="auto"/>
-        <w:ind w:hanging="288" w:left="705"/>
+        <w:ind w:right="0" w:firstLine="720" w:left="0"/>
         <w:jc w:val="both"/>
         <w:rPr/>
       </w:pPr>
@@ -10916,16 +11465,16 @@
           <w:sz w:val="28"/>
           <w:szCs w:val="28"/>
         </w:rPr>
-        <w:t xml:space="preserve">– число пользователей выросло с 1†00 до 100†00+ за первые шесть месяцев;</w:t>
-      </w:r>
-      <w:r/>
+        <w:t xml:space="preserve">API Gateway — единая точка входа. Маршрутизирует запросы, проверяет JWT-токен, применяет Rate Limiting и Security Headers;</w:t>
+      </w:r>
       <w:r/>
     </w:p>
     <w:p>
       <w:pPr>
+        <w:pStyle w:val="937"/>
         <w:pBdr/>
         <w:spacing w:after="0" w:before="0" w:line="360" w:lineRule="auto"/>
-        <w:ind w:hanging="288" w:left="705"/>
+        <w:ind w:right="0" w:firstLine="720" w:left="0"/>
         <w:jc w:val="both"/>
         <w:rPr/>
       </w:pPr>
@@ -10935,16 +11484,16 @@
           <w:sz w:val="28"/>
           <w:szCs w:val="28"/>
         </w:rPr>
-        <w:t xml:space="preserve">– заказчик требует доступности 99,9% — текущие 99,5% (≈4 ч/мес простоя) неприемлемы;</w:t>
-      </w:r>
-      <w:r/>
+        <w:t xml:space="preserve">auth-service — микросервис аутентификации: регистрация, вход по e-mail/SMS, JWT, bcrypt, RBAC. Собственная Auth DB (PostgreSQL);</w:t>
+      </w:r>
       <w:r/>
     </w:p>
     <w:p>
       <w:pPr>
+        <w:pStyle w:val="937"/>
         <w:pBdr/>
         <w:spacing w:after="0" w:before="0" w:line="360" w:lineRule="auto"/>
-        <w:ind w:hanging="288" w:left="705"/>
+        <w:ind w:right="0" w:firstLine="720" w:left="0"/>
         <w:jc w:val="both"/>
         <w:rPr/>
       </w:pPr>
@@ -10954,16 +11503,16 @@
           <w:sz w:val="28"/>
           <w:szCs w:val="28"/>
         </w:rPr>
-        <w:t xml:space="preserve">– пиковая нагрузка в 20–30 раз превышает среднюю: монолит не справляется;</w:t>
-      </w:r>
-      <w:r/>
+        <w:t xml:space="preserve">notes-service — микросервис заметок: CRUD, поиск, экспорт. Идентификатор пользователя получает из заголовков Gateway. Собственная Notes DB (PostgreSQL);</w:t>
+      </w:r>
       <w:r/>
     </w:p>
     <w:p>
       <w:pPr>
+        <w:pStyle w:val="937"/>
         <w:pBdr/>
         <w:spacing w:after="0" w:before="0" w:line="360" w:lineRule="auto"/>
-        <w:ind w:hanging="288" w:left="705"/>
+        <w:ind w:right="0" w:firstLine="720" w:left="0"/>
         <w:jc w:val="both"/>
         <w:rPr/>
       </w:pPr>
@@ -10973,16 +11522,16 @@
           <w:sz w:val="28"/>
           <w:szCs w:val="28"/>
         </w:rPr>
-        <w:t xml:space="preserve">– команда выросла с 1 до 5 разработчиков: конфликты при слиянии кода в едином репозитории;</w:t>
-      </w:r>
-      <w:r/>
+        <w:t xml:space="preserve">notification-service — микросервис уведомлений: SMS и email. Изолирован; сбой не влияет на остальные сервисы;</w:t>
+      </w:r>
       <w:r/>
     </w:p>
     <w:p>
       <w:pPr>
+        <w:pStyle w:val="937"/>
         <w:pBdr/>
         <w:spacing w:after="0" w:before="0" w:line="360" w:lineRule="auto"/>
-        <w:ind w:hanging="288" w:left="705"/>
+        <w:ind w:right="0" w:firstLine="720" w:left="0"/>
         <w:jc w:val="both"/>
         <w:rPr/>
       </w:pPr>
@@ -10992,9 +11541,100 @@
           <w:sz w:val="28"/>
           <w:szCs w:val="28"/>
         </w:rPr>
-        <w:t xml:space="preserve">– требуется независимая доставка функций: обновление логики заметок не должно затрагивать сервис аутентификации.</w:t>
+        <w:t xml:space="preserve">каждый сервис — отдельный Docker-образ; оркестрация через docker-compose (MVP) или Kubernetes (production).</w:t>
       </w:r>
       <w:r/>
+    </w:p>
+    <w:p>
+      <w:pPr>
+        <w:pBdr/>
+        <w:spacing w:line="360" w:lineRule="auto"/>
+        <w:ind w:right="0" w:firstLine="720" w:left="0"/>
+        <w:jc w:val="both"/>
+        <w:rPr/>
+      </w:pPr>
+      <w:r>
+        <w:rPr>
+          <w:rFonts w:ascii="Times New Roman" w:hAnsi="Times New Roman" w:eastAsia="Times New Roman" w:cs="Times New Roman"/>
+          <w:sz w:val="28"/>
+          <w:szCs w:val="28"/>
+        </w:rPr>
+        <w:t xml:space="preserve">Причины выбора перед альтернативами:</w:t>
+      </w:r>
+      <w:r/>
+    </w:p>
+    <w:p>
+      <w:pPr>
+        <w:pStyle w:val="937"/>
+        <w:pBdr/>
+        <w:spacing w:after="0" w:before="0" w:line="360" w:lineRule="auto"/>
+        <w:ind w:right="0" w:firstLine="720" w:left="0"/>
+        <w:jc w:val="both"/>
+        <w:rPr/>
+      </w:pPr>
+      <w:r>
+        <w:rPr>
+          <w:rFonts w:ascii="Times New Roman" w:hAnsi="Times New Roman" w:eastAsia="Times New Roman" w:cs="Times New Roman"/>
+          <w:sz w:val="28"/>
+          <w:szCs w:val="28"/>
+        </w:rPr>
+        <w:t xml:space="preserve">вертикальное масштабирование монолита: ограничено физически и значительно дороже горизонтального;</w:t>
+      </w:r>
+      <w:r/>
+    </w:p>
+    <w:p>
+      <w:pPr>
+        <w:pStyle w:val="937"/>
+        <w:pBdr/>
+        <w:spacing w:after="0" w:before="0" w:line="360" w:lineRule="auto"/>
+        <w:ind w:right="0" w:firstLine="720" w:left="0"/>
+        <w:jc w:val="both"/>
+        <w:rPr/>
+      </w:pPr>
+      <w:r>
+        <w:rPr>
+          <w:rFonts w:ascii="Times New Roman" w:hAnsi="Times New Roman" w:eastAsia="Times New Roman" w:cs="Times New Roman"/>
+          <w:sz w:val="28"/>
+          <w:szCs w:val="28"/>
+        </w:rPr>
+        <w:t xml:space="preserve">SOA с ESB: шина становится узким местом; микросервисы взаимодействуют напрямую — меньше </w:t>
+      </w:r>
+      <w:r>
+        <w:rPr>
+          <w:rFonts w:ascii="Times New Roman" w:hAnsi="Times New Roman" w:eastAsia="Times New Roman" w:cs="Times New Roman"/>
+          <w:sz w:val="28"/>
+          <w:szCs w:val="28"/>
+          <w:lang w:val="ru-RU"/>
+        </w:rPr>
+        <w:t xml:space="preserve">задержка</w:t>
+      </w:r>
+      <w:r>
+        <w:rPr>
+          <w:rFonts w:ascii="Times New Roman" w:hAnsi="Times New Roman" w:eastAsia="Times New Roman" w:cs="Times New Roman"/>
+          <w:sz w:val="28"/>
+          <w:szCs w:val="28"/>
+        </w:rPr>
+        <w:t xml:space="preserve">;</w:t>
+      </w:r>
+      <w:r/>
+    </w:p>
+    <w:p>
+      <w:pPr>
+        <w:pStyle w:val="937"/>
+        <w:pBdr/>
+        <w:spacing w:after="0" w:before="0" w:line="360" w:lineRule="auto"/>
+        <w:ind w:right="0" w:firstLine="720" w:left="0"/>
+        <w:jc w:val="both"/>
+        <w:rPr/>
+      </w:pPr>
+      <w:r>
+        <w:rPr>
+          <w:rFonts w:ascii="Times New Roman" w:hAnsi="Times New Roman" w:eastAsia="Times New Roman" w:cs="Times New Roman"/>
+          <w:sz w:val="28"/>
+          <w:szCs w:val="28"/>
+        </w:rPr>
+        <w:t xml:space="preserve">модульный монолит: решает сопровождаемость, но не позволяет масштабировать компоненты независимо.</w:t>
+      </w:r>
       <w:r/>
     </w:p>
     <w:p>
@@ -11011,347 +11651,59 @@
           <w:sz w:val="28"/>
           <w:szCs w:val="28"/>
         </w:rPr>
-        <w:t xml:space="preserve">Выбраны три приоритетных атрибута качества.</w:t>
-      </w:r>
-      <w:r/>
-      <w:r/>
-    </w:p>
-    <w:p>
-      <w:pPr>
-        <w:pBdr/>
-        <w:spacing w:after="0" w:before="0" w:line="360" w:lineRule="auto"/>
-        <w:ind w:firstLine="705"/>
-        <w:jc w:val="both"/>
-        <w:rPr/>
-      </w:pPr>
-      <w:r>
-        <w:rPr>
-          <w:rFonts w:ascii="Times New Roman" w:hAnsi="Times New Roman" w:eastAsia="Times New Roman" w:cs="Times New Roman"/>
-          <w:sz w:val="28"/>
-          <w:szCs w:val="28"/>
-        </w:rPr>
-        <w:t xml:space="preserve">Масштабируемость (Scalability). В монолите масштабирование применяется ко всему приложению, даже если нагружен толь</w:t>
-      </w:r>
-      <w:r>
-        <w:rPr>
-          <w:rFonts w:ascii="Times New Roman" w:hAnsi="Times New Roman" w:eastAsia="Times New Roman" w:cs="Times New Roman"/>
-          <w:sz w:val="28"/>
-          <w:szCs w:val="28"/>
-        </w:rPr>
-        <w:t xml:space="preserve">ко один компонент. Notes-service несёт 80% нагрузки (CRUD), тогда как Auth-service загружен равномерно. В новой архитектуре каждый сервис масштабируется независимо. Метрика: notes-service — 2–10 реплик, auth-service — 1–5 реплик, без перезапуска остальных.</w:t>
-      </w:r>
-      <w:r/>
-      <w:r/>
-    </w:p>
-    <w:p>
-      <w:pPr>
-        <w:pBdr/>
-        <w:spacing w:after="0" w:before="0" w:line="360" w:lineRule="auto"/>
-        <w:ind w:firstLine="705"/>
-        <w:jc w:val="both"/>
-        <w:rPr/>
-      </w:pPr>
-      <w:r>
-        <w:rPr>
-          <w:rFonts w:ascii="Times New Roman" w:hAnsi="Times New Roman" w:eastAsia="Times New Roman" w:cs="Times New Roman"/>
-          <w:sz w:val="28"/>
-          <w:szCs w:val="28"/>
-        </w:rPr>
-        <w:t xml:space="preserve">Доступность (Availability). В монолите сбой лю</w:t>
-      </w:r>
-      <w:r>
-        <w:rPr>
-          <w:rFonts w:ascii="Times New Roman" w:hAnsi="Times New Roman" w:eastAsia="Times New Roman" w:cs="Times New Roman"/>
-          <w:sz w:val="28"/>
-          <w:szCs w:val="28"/>
-        </w:rPr>
-        <w:t xml:space="preserve">бого модуля вызывает полную недоступность системы. В микросервисной архитектуре реализована изоляция сбоев: отказ notification-service не влияет на CRUD-операции с заметками. Метрика: доступность повышается с 99,5% до 99,9% (с ≈4 ч до ≈44 мин/мес простоя).</w:t>
-      </w:r>
-      <w:r/>
-      <w:r/>
-    </w:p>
-    <w:p>
-      <w:pPr>
-        <w:pBdr/>
-        <w:spacing w:after="0" w:before="0" w:line="360" w:lineRule="auto"/>
-        <w:ind w:firstLine="705"/>
-        <w:jc w:val="both"/>
-        <w:rPr/>
-      </w:pPr>
-      <w:r>
-        <w:rPr>
-          <w:rFonts w:ascii="Times New Roman" w:hAnsi="Times New Roman" w:eastAsia="Times New Roman" w:cs="Times New Roman"/>
-          <w:sz w:val="28"/>
-          <w:szCs w:val="28"/>
-        </w:rPr>
-        <w:t xml:space="preserve">Сопровождаемость (Maintainability). Монолит привёл к тесной связанност</w:t>
-      </w:r>
-      <w:r>
-        <w:rPr>
-          <w:rFonts w:ascii="Times New Roman" w:hAnsi="Times New Roman" w:eastAsia="Times New Roman" w:cs="Times New Roman"/>
-          <w:sz w:val="28"/>
-          <w:szCs w:val="28"/>
-        </w:rPr>
-        <w:t xml:space="preserve">и: изменение в auth/models.py затрагивало notes/router.py. Растущая команда усиливает конфликты. Каждый микросервис имеет чётко определённую ответственность и независимо эволюционирует. Метрика: изменения в auth-service не требуют пересборки notes-service.</w:t>
-      </w:r>
-      <w:r/>
-      <w:r/>
-    </w:p>
-    <w:p>
-      <w:pPr>
-        <w:pStyle w:val="920"/>
-        <w:pBdr/>
-        <w:spacing/>
-        <w:ind/>
-        <w:rPr/>
-      </w:pPr>
-      <w:r>
-        <w:rPr>
-          <w:rFonts w:ascii="Times New Roman" w:hAnsi="Times New Roman" w:eastAsia="Times New Roman" w:cs="Times New Roman"/>
-          <w:b/>
-          <w:bCs/>
-          <w:sz w:val="28"/>
-          <w:szCs w:val="28"/>
-        </w:rPr>
-        <w:t xml:space="preserve">Новая архитектура</w:t>
-      </w:r>
-      <w:r/>
-      <w:r/>
-    </w:p>
-    <w:p>
-      <w:pPr>
-        <w:pBdr/>
-        <w:spacing w:after="0" w:before="0" w:line="360" w:lineRule="auto"/>
-        <w:ind w:firstLine="705"/>
-        <w:jc w:val="both"/>
-        <w:rPr/>
-      </w:pPr>
-      <w:r>
-        <w:rPr>
-          <w:rFonts w:ascii="Times New Roman" w:hAnsi="Times New Roman" w:eastAsia="Times New Roman" w:cs="Times New Roman"/>
-          <w:sz w:val="28"/>
-          <w:szCs w:val="28"/>
-        </w:rPr>
-        <w:t xml:space="preserve">Выбранный паттерн: Микросервисная архитектура с API Gateway. Переход обусловлен тремя атрибутами качества: масштабируемостью, доступностью и сопровождаемостью.</w:t>
-      </w:r>
-      <w:r/>
-      <w:r/>
-    </w:p>
-    <w:p>
-      <w:pPr>
-        <w:pBdr/>
-        <w:spacing w:after="0" w:before="0" w:line="360" w:lineRule="auto"/>
-        <w:ind w:firstLine="705"/>
-        <w:jc w:val="both"/>
-        <w:rPr/>
-      </w:pPr>
-      <w:r>
-        <w:rPr>
-          <w:rFonts w:ascii="Times New Roman" w:hAnsi="Times New Roman" w:eastAsia="Times New Roman" w:cs="Times New Roman"/>
-          <w:sz w:val="28"/>
-          <w:szCs w:val="28"/>
-        </w:rPr>
-        <w:t xml:space="preserve">Ключевые архитектурные решения:</w:t>
-      </w:r>
-      <w:r/>
-      <w:r/>
-    </w:p>
-    <w:p>
-      <w:pPr>
-        <w:pStyle w:val="927"/>
-        <w:pBdr/>
-        <w:spacing w:after="0" w:before="0" w:line="360" w:lineRule="auto"/>
-        <w:ind w:right="0" w:firstLine="720" w:left="0"/>
-        <w:jc w:val="both"/>
-        <w:rPr/>
-      </w:pPr>
-      <w:r>
-        <w:rPr>
-          <w:rFonts w:ascii="Times New Roman" w:hAnsi="Times New Roman" w:eastAsia="Times New Roman" w:cs="Times New Roman"/>
-          <w:sz w:val="28"/>
-          <w:szCs w:val="28"/>
-        </w:rPr>
-        <w:t xml:space="preserve">API Gateway — единая точка входа. Маршрутизирует запросы, проверяет JWT-токен, применяет Rate Limiting и Security Headers;</w:t>
-      </w:r>
-      <w:r/>
-      <w:r/>
-    </w:p>
-    <w:p>
-      <w:pPr>
-        <w:pStyle w:val="927"/>
-        <w:pBdr/>
-        <w:spacing w:after="0" w:before="0" w:line="360" w:lineRule="auto"/>
-        <w:ind w:right="0" w:firstLine="720" w:left="0"/>
-        <w:jc w:val="both"/>
-        <w:rPr/>
-      </w:pPr>
-      <w:r>
-        <w:rPr>
-          <w:rFonts w:ascii="Times New Roman" w:hAnsi="Times New Roman" w:eastAsia="Times New Roman" w:cs="Times New Roman"/>
-          <w:sz w:val="28"/>
-          <w:szCs w:val="28"/>
-        </w:rPr>
-        <w:t xml:space="preserve">auth-service — микросервис аутентификации: регистрация, вход по e-mail/SMS, JWT, bcrypt, RBAC. Собственная Auth DB (PostgreSQL);</w:t>
-      </w:r>
-      <w:r/>
-      <w:r/>
-    </w:p>
-    <w:p>
-      <w:pPr>
-        <w:pStyle w:val="927"/>
-        <w:pBdr/>
-        <w:spacing w:after="0" w:before="0" w:line="360" w:lineRule="auto"/>
-        <w:ind w:right="0" w:firstLine="720" w:left="0"/>
-        <w:jc w:val="both"/>
-        <w:rPr/>
-      </w:pPr>
-      <w:r>
-        <w:rPr>
-          <w:rFonts w:ascii="Times New Roman" w:hAnsi="Times New Roman" w:eastAsia="Times New Roman" w:cs="Times New Roman"/>
-          <w:sz w:val="28"/>
-          <w:szCs w:val="28"/>
-        </w:rPr>
-        <w:t xml:space="preserve">notes-service — микросервис заметок: CRUD, поиск, экспорт. Идентификатор пользователя получает из заголовков Gateway. Собственная Notes DB (PostgreSQL);</w:t>
-      </w:r>
-      <w:r/>
-      <w:r/>
-    </w:p>
-    <w:p>
-      <w:pPr>
-        <w:pStyle w:val="927"/>
-        <w:pBdr/>
-        <w:spacing w:after="0" w:before="0" w:line="360" w:lineRule="auto"/>
-        <w:ind w:right="0" w:firstLine="720" w:left="0"/>
-        <w:jc w:val="both"/>
-        <w:rPr/>
-      </w:pPr>
-      <w:r>
-        <w:rPr>
-          <w:rFonts w:ascii="Times New Roman" w:hAnsi="Times New Roman" w:eastAsia="Times New Roman" w:cs="Times New Roman"/>
-          <w:sz w:val="28"/>
-          <w:szCs w:val="28"/>
-        </w:rPr>
-        <w:t xml:space="preserve">notification-service — микросервис уведомлений: SMS и email. Изолирован; сбой не влияет на остальные сервисы;</w:t>
-      </w:r>
-      <w:r/>
-      <w:r/>
-    </w:p>
-    <w:p>
-      <w:pPr>
-        <w:pStyle w:val="927"/>
-        <w:pBdr/>
-        <w:spacing w:after="0" w:before="0" w:line="360" w:lineRule="auto"/>
-        <w:ind w:right="0" w:firstLine="720" w:left="0"/>
-        <w:jc w:val="both"/>
-        <w:rPr/>
-      </w:pPr>
-      <w:r>
-        <w:rPr>
-          <w:rFonts w:ascii="Times New Roman" w:hAnsi="Times New Roman" w:eastAsia="Times New Roman" w:cs="Times New Roman"/>
-          <w:sz w:val="28"/>
-          <w:szCs w:val="28"/>
-        </w:rPr>
-        <w:t xml:space="preserve">каждый сервис — отдельный Docker-образ; оркестрация через docker-compose (MVP) или Kubernetes (production).</w:t>
-      </w:r>
-      <w:r/>
-      <w:r/>
-    </w:p>
-    <w:p>
-      <w:pPr>
-        <w:pBdr/>
-        <w:spacing w:line="360" w:lineRule="auto"/>
-        <w:ind w:right="0" w:firstLine="720" w:left="0"/>
-        <w:jc w:val="both"/>
-        <w:rPr/>
-      </w:pPr>
-      <w:r>
-        <w:rPr>
-          <w:rFonts w:ascii="Times New Roman" w:hAnsi="Times New Roman" w:eastAsia="Times New Roman" w:cs="Times New Roman"/>
-          <w:sz w:val="28"/>
-          <w:szCs w:val="28"/>
-        </w:rPr>
-        <w:t xml:space="preserve">Причины выбора перед альтернативами:</w:t>
-      </w:r>
-      <w:r/>
-      <w:r/>
-    </w:p>
-    <w:p>
-      <w:pPr>
-        <w:pStyle w:val="927"/>
-        <w:pBdr/>
-        <w:spacing w:after="0" w:before="0" w:line="360" w:lineRule="auto"/>
-        <w:ind w:right="0" w:firstLine="720" w:left="0"/>
-        <w:jc w:val="both"/>
-        <w:rPr/>
-      </w:pPr>
-      <w:r>
-        <w:rPr>
-          <w:rFonts w:ascii="Times New Roman" w:hAnsi="Times New Roman" w:eastAsia="Times New Roman" w:cs="Times New Roman"/>
-          <w:sz w:val="28"/>
-          <w:szCs w:val="28"/>
-        </w:rPr>
-        <w:t xml:space="preserve">вертикальное масштабирование монолита: ограничено физически и значительно дороже горизонтального;</w:t>
-      </w:r>
-      <w:r/>
-      <w:r/>
-    </w:p>
-    <w:p>
-      <w:pPr>
-        <w:pStyle w:val="927"/>
-        <w:pBdr/>
-        <w:spacing w:after="0" w:before="0" w:line="360" w:lineRule="auto"/>
-        <w:ind w:right="0" w:firstLine="720" w:left="0"/>
-        <w:jc w:val="both"/>
-        <w:rPr/>
-      </w:pPr>
-      <w:r>
-        <w:rPr>
-          <w:rFonts w:ascii="Times New Roman" w:hAnsi="Times New Roman" w:eastAsia="Times New Roman" w:cs="Times New Roman"/>
-          <w:sz w:val="28"/>
-          <w:szCs w:val="28"/>
-        </w:rPr>
-        <w:t xml:space="preserve">SOA с ESB: шина становится узким местом; микросервисы взаимодействуют напрямую — меньше латентность;</w:t>
-      </w:r>
-      <w:r/>
-      <w:r/>
-    </w:p>
-    <w:p>
-      <w:pPr>
-        <w:pStyle w:val="927"/>
-        <w:pBdr/>
-        <w:spacing w:after="0" w:before="0" w:line="360" w:lineRule="auto"/>
-        <w:ind w:right="0" w:firstLine="720" w:left="0"/>
-        <w:jc w:val="both"/>
-        <w:rPr/>
-      </w:pPr>
-      <w:r>
-        <w:rPr>
-          <w:rFonts w:ascii="Times New Roman" w:hAnsi="Times New Roman" w:eastAsia="Times New Roman" w:cs="Times New Roman"/>
-          <w:sz w:val="28"/>
-          <w:szCs w:val="28"/>
-        </w:rPr>
-        <w:t xml:space="preserve">модульный монолит: решает сопровождаемость, но не позволяет масштабировать компоненты независимо.</w:t>
-      </w:r>
-      <w:r/>
-      <w:r/>
-    </w:p>
-    <w:p>
-      <w:pPr>
-        <w:pBdr/>
-        <w:spacing w:after="0" w:before="0" w:line="360" w:lineRule="auto"/>
-        <w:ind w:firstLine="705"/>
-        <w:jc w:val="both"/>
-        <w:rPr/>
-      </w:pPr>
-      <w:r>
-        <w:rPr>
-          <w:rFonts w:ascii="Times New Roman" w:hAnsi="Times New Roman" w:eastAsia="Times New Roman" w:cs="Times New Roman"/>
-          <w:sz w:val="28"/>
-          <w:szCs w:val="28"/>
-        </w:rPr>
-        <w:t xml:space="preserve">Диаграммы контекста C4 для старой (рисунок 12) и новой (рисунок 13) архитектуры:</w:t>
-      </w:r>
-      <w:r/>
+        <w:t xml:space="preserve">Диаграмм</w:t>
+      </w:r>
+      <w:r>
+        <w:rPr>
+          <w:rFonts w:ascii="Times New Roman" w:hAnsi="Times New Roman" w:eastAsia="Times New Roman" w:cs="Times New Roman"/>
+          <w:sz w:val="28"/>
+          <w:szCs w:val="28"/>
+          <w:lang w:val="ru-RU"/>
+        </w:rPr>
+        <w:t xml:space="preserve">а</w:t>
+      </w:r>
+      <w:r>
+        <w:rPr>
+          <w:rFonts w:ascii="Times New Roman" w:hAnsi="Times New Roman" w:eastAsia="Times New Roman" w:cs="Times New Roman"/>
+          <w:sz w:val="28"/>
+          <w:szCs w:val="28"/>
+        </w:rPr>
+        <w:t xml:space="preserve"> контекста C4 для </w:t>
+      </w:r>
+      <w:r>
+        <w:rPr>
+          <w:rFonts w:ascii="Times New Roman" w:hAnsi="Times New Roman" w:eastAsia="Times New Roman" w:cs="Times New Roman"/>
+          <w:sz w:val="28"/>
+          <w:szCs w:val="28"/>
+          <w:lang w:val="ru-RU"/>
+        </w:rPr>
+        <w:t xml:space="preserve">новой</w:t>
+      </w:r>
+      <w:r>
+        <w:rPr>
+          <w:rFonts w:ascii="Times New Roman" w:hAnsi="Times New Roman" w:eastAsia="Times New Roman" w:cs="Times New Roman"/>
+          <w:sz w:val="28"/>
+          <w:szCs w:val="28"/>
+        </w:rPr>
+        <w:t xml:space="preserve"> архитектуры</w:t>
+      </w:r>
+      <w:r>
+        <w:rPr>
+          <w:rFonts w:ascii="Times New Roman" w:hAnsi="Times New Roman" w:eastAsia="Times New Roman" w:cs="Times New Roman"/>
+          <w:sz w:val="28"/>
+          <w:szCs w:val="28"/>
+          <w:lang w:val="ru-RU"/>
+        </w:rPr>
+        <w:t xml:space="preserve"> осталась прежней (рисунок 12).</w:t>
+      </w:r>
+      <w:r>
+        <w:rPr>
+          <w:rFonts w:ascii="Times New Roman" w:hAnsi="Times New Roman" w:eastAsia="Times New Roman" w:cs="Times New Roman"/>
+          <w:sz w:val="28"/>
+          <w:szCs w:val="28"/>
+          <w:lang w:val="ru-RU"/>
+        </w:rPr>
+      </w:r>
       <w:r/>
     </w:p>
     <w:p>
@@ -11362,7 +11714,6 @@
         <w:jc w:val="center"/>
         <w:rPr/>
       </w:pPr>
-      <w:r/>
       <w:r>
         <mc:AlternateContent>
           <mc:Choice Requires="wpg">
@@ -11370,7 +11721,7 @@
               <wp:inline xmlns:wp="http://schemas.openxmlformats.org/drawingml/2006/wordprocessingDrawing" distT="0" distB="0" distL="0" distR="0">
                 <wp:extent cx="5405709" cy="4832177"/>
                 <wp:effectExtent l="0" t="0" r="0" b="0"/>
-                <wp:docPr id="11" name=""/>
+                <wp:docPr id="12" name=""/>
                 <wp:cNvGraphicFramePr>
                   <a:graphicFrameLocks xmlns:a="http://schemas.openxmlformats.org/drawingml/2006/main" noChangeAspect="1"/>
                 </wp:cNvGraphicFramePr>
@@ -11385,7 +11736,7 @@
                         <pic:nvPr/>
                       </pic:nvPicPr>
                       <pic:blipFill rotWithShape="1">
-                        <a:blip r:embed="rId21"/>
+                        <a:blip r:embed="rId22"/>
                         <a:stretch/>
                       </pic:blipFill>
                       <pic:spPr bwMode="auto">
@@ -11424,8 +11775,8 @@
                 <v:path o:extrusionok="f" gradientshapeok="t" o:connecttype="rect"/>
                 <o:lock v:ext="edit" aspectratio="t"/>
               </v:shapetype>
-              <v:shape id="_x0000_i10" o:spid="_x0000_s10" type="#_x0000_t75" style="width:425.65pt;height:380.49pt;mso-wrap-distance-left:0.00pt;mso-wrap-distance-top:0.00pt;mso-wrap-distance-right:0.00pt;mso-wrap-distance-bottom:0.00pt;z-index:1;" stroked="false">
-                <v:imagedata r:id="rId21" o:title=""/>
+              <v:shape id="_x0000_i11" o:spid="_x0000_s11" type="#_x0000_t75" style="width:425.65pt;height:380.49pt;mso-wrap-distance-left:0.00pt;mso-wrap-distance-top:0.00pt;mso-wrap-distance-right:0.00pt;mso-wrap-distance-bottom:0.00pt;z-index:1;" stroked="false">
+                <v:imagedata r:id="rId22" o:title=""/>
                 <o:lock v:ext="edit" rotation="t"/>
               </v:shape>
             </w:pict>
@@ -11433,8 +11784,6 @@
         </mc:AlternateContent>
       </w:r>
       <w:r/>
-      <w:r/>
-      <w:r/>
     </w:p>
     <w:p>
       <w:pPr>
@@ -11450,9 +11799,25 @@
           <w:sz w:val="28"/>
           <w:szCs w:val="28"/>
         </w:rPr>
-        <w:t xml:space="preserve">Рисунок 12 – Старая архитектура: диаграмма контекста C4 (Level 1)</w:t>
-      </w:r>
-      <w:r/>
+        <w:t xml:space="preserve">Рисунок 12 – </w:t>
+      </w:r>
+      <w:r>
+        <w:rPr>
+          <w:rFonts w:ascii="Times New Roman" w:hAnsi="Times New Roman" w:eastAsia="Times New Roman" w:cs="Times New Roman"/>
+          <w:sz w:val="28"/>
+          <w:szCs w:val="28"/>
+          <w:lang w:val="ru-RU"/>
+        </w:rPr>
+        <w:t xml:space="preserve">Д</w:t>
+      </w:r>
+      <w:r>
+        <w:rPr>
+          <w:rFonts w:ascii="Times New Roman" w:hAnsi="Times New Roman" w:eastAsia="Times New Roman" w:cs="Times New Roman"/>
+          <w:sz w:val="28"/>
+          <w:szCs w:val="28"/>
+        </w:rPr>
+        <w:t xml:space="preserve">иаграмма контекста C4 (Level 1)</w:t>
+      </w:r>
       <w:r/>
     </w:p>
     <w:p>
@@ -11461,24 +11826,72 @@
         <w:spacing w:after="0" w:before="0" w:line="360" w:lineRule="auto"/>
         <w:ind w:firstLine="705"/>
         <w:jc w:val="both"/>
-        <w:rPr/>
-      </w:pPr>
-      <w:r>
-        <w:rPr>
-          <w:rFonts w:ascii="Times New Roman" w:hAnsi="Times New Roman" w:eastAsia="Times New Roman" w:cs="Times New Roman"/>
-          <w:sz w:val="28"/>
-          <w:szCs w:val="28"/>
-        </w:rPr>
-        <w:t xml:space="preserve">Диаграмма контейнеров новой архитектуры C4 (Level 2) представлена на рисунке 1</w:t>
-      </w:r>
-      <w:r>
-        <w:rPr>
-          <w:rFonts w:ascii="Times New Roman" w:hAnsi="Times New Roman" w:eastAsia="Times New Roman" w:cs="Times New Roman"/>
-          <w:sz w:val="28"/>
-          <w:szCs w:val="28"/>
+        <w:rPr>
+          <w:rFonts w:ascii="Times New Roman" w:hAnsi="Times New Roman" w:eastAsia="Times New Roman" w:cs="Times New Roman"/>
+          <w:sz w:val="28"/>
+          <w:szCs w:val="28"/>
+          <w:highlight w:val="none"/>
           <w:lang w:val="ru-RU"/>
         </w:rPr>
-        <w:t xml:space="preserve">3</w:t>
+      </w:pPr>
+      <w:r>
+        <w:rPr>
+          <w:rFonts w:ascii="Times New Roman" w:hAnsi="Times New Roman" w:eastAsia="Times New Roman" w:cs="Times New Roman"/>
+          <w:sz w:val="28"/>
+          <w:szCs w:val="28"/>
+        </w:rPr>
+        <w:t xml:space="preserve">Диаграмма контейнеров </w:t>
+      </w:r>
+      <w:r>
+        <w:rPr>
+          <w:rFonts w:ascii="Times New Roman" w:hAnsi="Times New Roman" w:eastAsia="Times New Roman" w:cs="Times New Roman"/>
+          <w:sz w:val="28"/>
+          <w:szCs w:val="28"/>
+        </w:rPr>
+        <w:t xml:space="preserve">новой архитектуры C4 (Level 2)</w:t>
+      </w:r>
+      <w:r>
+        <w:rPr>
+          <w:rFonts w:ascii="Times New Roman" w:hAnsi="Times New Roman" w:eastAsia="Times New Roman" w:cs="Times New Roman"/>
+          <w:sz w:val="28"/>
+          <w:szCs w:val="28"/>
+          <w:lang w:val="ru-RU"/>
+        </w:rPr>
+        <w:t xml:space="preserve"> претерпела изменения</w:t>
+      </w:r>
+      <w:r>
+        <w:rPr>
+          <w:rFonts w:ascii="Times New Roman" w:hAnsi="Times New Roman" w:eastAsia="Times New Roman" w:cs="Times New Roman"/>
+          <w:sz w:val="28"/>
+          <w:szCs w:val="28"/>
+        </w:rPr>
+        <w:t xml:space="preserve"> </w:t>
+      </w:r>
+      <w:r>
+        <w:rPr>
+          <w:rFonts w:ascii="Times New Roman" w:hAnsi="Times New Roman" w:eastAsia="Times New Roman" w:cs="Times New Roman"/>
+          <w:sz w:val="28"/>
+          <w:szCs w:val="28"/>
+          <w:lang w:val="ru-RU"/>
+        </w:rPr>
+        <w:t xml:space="preserve">и </w:t>
+      </w:r>
+      <w:r>
+        <w:rPr>
+          <w:rFonts w:ascii="Times New Roman" w:hAnsi="Times New Roman" w:eastAsia="Times New Roman" w:cs="Times New Roman"/>
+          <w:sz w:val="28"/>
+          <w:szCs w:val="28"/>
+        </w:rPr>
+        <w:t xml:space="preserve">представлена на рисунке 1</w:t>
+      </w:r>
+      <w:r>
+        <w:rPr>
+          <w:rFonts w:ascii="Times New Roman" w:hAnsi="Times New Roman" w:eastAsia="Times New Roman" w:cs="Times New Roman"/>
+          <w:sz w:val="28"/>
+          <w:szCs w:val="28"/>
+          <w:lang w:val="ru-RU"/>
+        </w:rPr>
+        <w:t xml:space="preserve">4</w:t>
       </w:r>
       <w:r>
         <w:rPr>
@@ -11488,25 +11901,48 @@
         </w:rPr>
         <w:t xml:space="preserve">.</w:t>
       </w:r>
-      <w:r/>
+      <w:r>
+        <w:rPr>
+          <w:rFonts w:ascii="Times New Roman" w:hAnsi="Times New Roman" w:eastAsia="Times New Roman" w:cs="Times New Roman"/>
+          <w:sz w:val="28"/>
+          <w:szCs w:val="28"/>
+          <w:lang w:val="ru-RU"/>
+        </w:rPr>
+        <w:t xml:space="preserve"> Старая диаграмма контестов представлена на рисунке 13.</w:t>
+      </w:r>
       <w:r/>
     </w:p>
     <w:p>
       <w:pPr>
         <w:pBdr/>
-        <w:spacing w:after="0" w:before="120" w:line="360" w:lineRule="auto"/>
-        <w:ind/>
+        <w:spacing w:after="0" w:before="0" w:line="360" w:lineRule="auto"/>
+        <w:ind w:firstLine="0"/>
         <w:jc w:val="center"/>
-        <w:rPr/>
-      </w:pPr>
+        <w:rPr>
+          <w:rFonts w:ascii="Times New Roman" w:hAnsi="Times New Roman" w:eastAsia="Times New Roman" w:cs="Times New Roman"/>
+          <w:sz w:val="28"/>
+          <w:szCs w:val="28"/>
+          <w:highlight w:val="none"/>
+          <w:lang w:val="ru-RU"/>
+        </w:rPr>
+      </w:pPr>
+      <w:r>
+        <w:rPr>
+          <w:rFonts w:ascii="Times New Roman" w:hAnsi="Times New Roman" w:eastAsia="Times New Roman" w:cs="Times New Roman"/>
+          <w:sz w:val="28"/>
+          <w:szCs w:val="28"/>
+          <w:highlight w:val="none"/>
+          <w:lang w:val="ru-RU"/>
+        </w:rPr>
+      </w:r>
       <w:r>
         <mc:AlternateContent>
           <mc:Choice Requires="wpg">
             <w:drawing>
               <wp:inline xmlns:wp="http://schemas.openxmlformats.org/drawingml/2006/wordprocessingDrawing" distT="0" distB="0" distL="0" distR="0">
-                <wp:extent cx="5080000" cy="2820000"/>
+                <wp:extent cx="6120765" cy="2890915"/>
                 <wp:effectExtent l="0" t="0" r="0" b="0"/>
-                <wp:docPr id="12" name="img"/>
+                <wp:docPr id="13" name=""/>
                 <wp:cNvGraphicFramePr>
                   <a:graphicFrameLocks xmlns:a="http://schemas.openxmlformats.org/drawingml/2006/main" noChangeAspect="1"/>
                 </wp:cNvGraphicFramePr>
@@ -11514,20 +11950,20 @@
                   <a:graphicData uri="http://schemas.openxmlformats.org/drawingml/2006/picture">
                     <pic:pic xmlns:pic="http://schemas.openxmlformats.org/drawingml/2006/picture">
                       <pic:nvPicPr>
-                        <pic:cNvPr id="1574464111" name="img"/>
+                        <pic:cNvPr id="2065591135" name=""/>
                         <pic:cNvPicPr>
                           <a:picLocks noChangeAspect="1"/>
                         </pic:cNvPicPr>
                         <pic:nvPr/>
                       </pic:nvPicPr>
                       <pic:blipFill rotWithShape="1">
-                        <a:blip r:embed="rId22"/>
+                        <a:blip r:embed="rId23"/>
                         <a:stretch/>
                       </pic:blipFill>
                       <pic:spPr bwMode="auto">
                         <a:xfrm>
                           <a:off x="0" y="0"/>
-                          <a:ext cx="5079999" cy="2819999"/>
+                          <a:ext cx="6120764" cy="2890914"/>
                         </a:xfrm>
                         <a:prstGeom prst="rect">
                           <a:avLst/>
@@ -11560,56 +11996,236 @@
                 <v:path o:extrusionok="f" gradientshapeok="t" o:connecttype="rect"/>
                 <o:lock v:ext="edit" aspectratio="t"/>
               </v:shapetype>
-              <v:shape id="_x0000_i11" o:spid="_x0000_s11" type="#_x0000_t75" style="width:400.00pt;height:222.05pt;mso-wrap-distance-left:0.00pt;mso-wrap-distance-top:0.00pt;mso-wrap-distance-right:0.00pt;mso-wrap-distance-bottom:0.00pt;z-index:1;" stroked="false">
-                <v:imagedata r:id="rId22" o:title=""/>
+              <v:shape id="_x0000_i12" o:spid="_x0000_s12" type="#_x0000_t75" style="width:481.95pt;height:227.63pt;mso-wrap-distance-left:0.00pt;mso-wrap-distance-top:0.00pt;mso-wrap-distance-right:0.00pt;mso-wrap-distance-bottom:0.00pt;z-index:1;" stroked="false">
+                <v:imagedata r:id="rId23" o:title=""/>
                 <o:lock v:ext="edit" rotation="t"/>
               </v:shape>
             </w:pict>
           </mc:Fallback>
         </mc:AlternateContent>
       </w:r>
+      <w:r>
+        <w:rPr>
+          <w:rFonts w:ascii="Times New Roman" w:hAnsi="Times New Roman" w:eastAsia="Times New Roman" w:cs="Times New Roman"/>
+          <w:sz w:val="28"/>
+          <w:szCs w:val="28"/>
+          <w:highlight w:val="none"/>
+          <w:lang w:val="ru-RU"/>
+        </w:rPr>
+      </w:r>
+      <w:r/>
+      <w:r>
+        <w:rPr>
+          <w:rFonts w:ascii="Times New Roman" w:hAnsi="Times New Roman" w:eastAsia="Times New Roman" w:cs="Times New Roman"/>
+          <w:sz w:val="28"/>
+          <w:szCs w:val="28"/>
+          <w:highlight w:val="none"/>
+          <w:lang w:val="ru-RU"/>
+        </w:rPr>
+      </w:r>
+      <w:r>
+        <w:rPr>
+          <w:rFonts w:ascii="Times New Roman" w:hAnsi="Times New Roman" w:eastAsia="Times New Roman" w:cs="Times New Roman"/>
+          <w:sz w:val="28"/>
+          <w:szCs w:val="28"/>
+          <w:highlight w:val="none"/>
+          <w:lang w:val="ru-RU"/>
+        </w:rPr>
+      </w:r>
+      <w:r/>
+      <w:r/>
+      <w:r>
+        <w:rPr>
+          <w:rFonts w:ascii="Times New Roman" w:hAnsi="Times New Roman" w:eastAsia="Times New Roman" w:cs="Times New Roman"/>
+          <w:sz w:val="28"/>
+          <w:szCs w:val="28"/>
+          <w:highlight w:val="none"/>
+          <w:lang w:val="ru-RU"/>
+        </w:rPr>
+      </w:r>
+      <w:r/>
+    </w:p>
+    <w:p>
+      <w:pPr>
+        <w:pBdr/>
+        <w:spacing w:after="120" w:before="80" w:line="360" w:lineRule="auto"/>
+        <w:ind w:firstLine="0"/>
+        <w:jc w:val="center"/>
+        <w:rPr/>
+      </w:pPr>
+      <w:r>
+        <w:rPr>
+          <w:rFonts w:ascii="Times New Roman" w:hAnsi="Times New Roman" w:eastAsia="Times New Roman" w:cs="Times New Roman"/>
+          <w:sz w:val="28"/>
+          <w:szCs w:val="28"/>
+        </w:rPr>
+        <w:t xml:space="preserve">Рисунок 1</w:t>
+      </w:r>
+      <w:r>
+        <w:rPr>
+          <w:rFonts w:ascii="Times New Roman" w:hAnsi="Times New Roman" w:eastAsia="Times New Roman" w:cs="Times New Roman"/>
+          <w:sz w:val="28"/>
+          <w:szCs w:val="28"/>
+          <w:lang w:val="ru-RU"/>
+        </w:rPr>
+        <w:t xml:space="preserve">3</w:t>
+      </w:r>
+      <w:r>
+        <w:rPr>
+          <w:rFonts w:ascii="Times New Roman" w:hAnsi="Times New Roman" w:eastAsia="Times New Roman" w:cs="Times New Roman"/>
+          <w:sz w:val="28"/>
+          <w:szCs w:val="28"/>
+        </w:rPr>
+        <w:t xml:space="preserve"> – </w:t>
+      </w:r>
+      <w:r>
+        <w:rPr>
+          <w:rFonts w:ascii="Times New Roman" w:hAnsi="Times New Roman" w:eastAsia="Times New Roman" w:cs="Times New Roman"/>
+          <w:sz w:val="28"/>
+          <w:szCs w:val="28"/>
+          <w:lang w:val="ru-RU"/>
+        </w:rPr>
+        <w:t xml:space="preserve">Д</w:t>
+      </w:r>
+      <w:r>
+        <w:rPr>
+          <w:rFonts w:ascii="Times New Roman" w:hAnsi="Times New Roman" w:eastAsia="Times New Roman" w:cs="Times New Roman"/>
+          <w:sz w:val="28"/>
+          <w:szCs w:val="28"/>
+        </w:rPr>
+        <w:t xml:space="preserve">иаграмма контейнеров</w:t>
+      </w:r>
+      <w:r>
+        <w:rPr>
+          <w:rFonts w:ascii="Times New Roman" w:hAnsi="Times New Roman" w:eastAsia="Times New Roman" w:cs="Times New Roman"/>
+          <w:sz w:val="28"/>
+          <w:szCs w:val="28"/>
+          <w:lang w:val="ru-RU"/>
+        </w:rPr>
+        <w:t xml:space="preserve"> до рестуктуризаци</w:t>
+      </w:r>
       <w:r/>
       <w:r/>
     </w:p>
     <w:p>
       <w:pPr>
         <w:pBdr/>
-        <w:spacing w:after="120" w:before="80" w:line="360" w:lineRule="auto"/>
-        <w:ind/>
+        <w:spacing w:after="0" w:before="120" w:line="360" w:lineRule="auto"/>
+        <w:ind w:firstLine="0"/>
         <w:jc w:val="center"/>
         <w:rPr/>
       </w:pPr>
-      <w:r>
-        <w:rPr>
-          <w:rFonts w:ascii="Times New Roman" w:hAnsi="Times New Roman" w:eastAsia="Times New Roman" w:cs="Times New Roman"/>
-          <w:sz w:val="28"/>
-          <w:szCs w:val="28"/>
-        </w:rPr>
-        <w:t xml:space="preserve">Рисунок 1</w:t>
-      </w:r>
-      <w:r>
-        <w:rPr>
-          <w:rFonts w:ascii="Times New Roman" w:hAnsi="Times New Roman" w:eastAsia="Times New Roman" w:cs="Times New Roman"/>
-          <w:sz w:val="28"/>
-          <w:szCs w:val="28"/>
-          <w:lang w:val="ru-RU"/>
-        </w:rPr>
-        <w:t xml:space="preserve">3</w:t>
-      </w:r>
-      <w:r>
-        <w:rPr>
-          <w:rFonts w:ascii="Times New Roman" w:hAnsi="Times New Roman" w:eastAsia="Times New Roman" w:cs="Times New Roman"/>
-          <w:sz w:val="28"/>
-          <w:szCs w:val="28"/>
-        </w:rPr>
-        <w:t xml:space="preserve"> – Новая архитектура: диаграмма контейнеров C4 (Level 2)</w:t>
+      <w:r/>
+      <w:r>
+        <mc:AlternateContent>
+          <mc:Choice Requires="wpg">
+            <w:drawing>
+              <wp:inline xmlns:wp="http://schemas.openxmlformats.org/drawingml/2006/wordprocessingDrawing" distT="0" distB="0" distL="0" distR="0">
+                <wp:extent cx="5756189" cy="3241349"/>
+                <wp:effectExtent l="0" t="0" r="0" b="0"/>
+                <wp:docPr id="14" name=""/>
+                <wp:cNvGraphicFramePr>
+                  <a:graphicFrameLocks xmlns:a="http://schemas.openxmlformats.org/drawingml/2006/main" noChangeAspect="1"/>
+                </wp:cNvGraphicFramePr>
+                <a:graphic xmlns:a="http://schemas.openxmlformats.org/drawingml/2006/main">
+                  <a:graphicData uri="http://schemas.openxmlformats.org/drawingml/2006/picture">
+                    <pic:pic xmlns:pic="http://schemas.openxmlformats.org/drawingml/2006/picture">
+                      <pic:nvPicPr>
+                        <pic:cNvPr id="1671370102" name=""/>
+                        <pic:cNvPicPr>
+                          <a:picLocks noChangeAspect="1"/>
+                        </pic:cNvPicPr>
+                        <pic:nvPr/>
+                      </pic:nvPicPr>
+                      <pic:blipFill rotWithShape="1">
+                        <a:blip r:embed="rId24"/>
+                        <a:stretch/>
+                      </pic:blipFill>
+                      <pic:spPr bwMode="auto">
+                        <a:xfrm flipH="0" flipV="0">
+                          <a:off x="0" y="0"/>
+                          <a:ext cx="5756189" cy="3241349"/>
+                        </a:xfrm>
+                        <a:prstGeom prst="rect">
+                          <a:avLst/>
+                        </a:prstGeom>
+                      </pic:spPr>
+                    </pic:pic>
+                  </a:graphicData>
+                </a:graphic>
+              </wp:inline>
+            </w:drawing>
+          </mc:Choice>
+          <mc:Fallback>
+            <w:pict>
+              <v:shapetype id="_x0000_t75" coordsize="21600,21600" o:spt="75" o:preferrelative="t" path="m@4@5l@4@11@9@11@9@5xe" filled="f" stroked="f">
+                <v:stroke joinstyle="miter"/>
+                <v:formulas>
+                  <v:f eqn="if lineDrawn pixelLineWidth 0"/>
+                  <v:f eqn="sum @0 1 0"/>
+                  <v:f eqn="sum 0 0 @1"/>
+                  <v:f eqn="prod @2 1 2"/>
+                  <v:f eqn="prod @3 21600 pixelWidth"/>
+                  <v:f eqn="prod @3 21600 pixelHeight"/>
+                  <v:f eqn="sum @0 0 1"/>
+                  <v:f eqn="prod @6 1 2"/>
+                  <v:f eqn="prod @7 21600 pixelWidth"/>
+                  <v:f eqn="sum @8 21600 0"/>
+                  <v:f eqn="prod @7 21600 pixelHeight"/>
+                  <v:f eqn="sum @10 21600 0"/>
+                </v:formulas>
+                <v:path o:extrusionok="f" gradientshapeok="t" o:connecttype="rect"/>
+                <o:lock v:ext="edit" aspectratio="t"/>
+              </v:shapetype>
+              <v:shape id="_x0000_i13" o:spid="_x0000_s13" type="#_x0000_t75" style="width:453.24pt;height:255.22pt;mso-wrap-distance-left:0.00pt;mso-wrap-distance-top:0.00pt;mso-wrap-distance-right:0.00pt;mso-wrap-distance-bottom:0.00pt;z-index:1;" stroked="false">
+                <v:imagedata r:id="rId24" o:title=""/>
+                <o:lock v:ext="edit" rotation="t"/>
+              </v:shape>
+            </w:pict>
+          </mc:Fallback>
+        </mc:AlternateContent>
       </w:r>
       <w:r/>
       <w:r/>
     </w:p>
     <w:p>
       <w:pPr>
-        <w:pStyle w:val="920"/>
+        <w:pBdr/>
+        <w:spacing w:after="120" w:before="80" w:line="360" w:lineRule="auto"/>
+        <w:ind w:firstLine="0"/>
+        <w:jc w:val="center"/>
+        <w:rPr/>
+      </w:pPr>
+      <w:r>
+        <w:rPr>
+          <w:rFonts w:ascii="Times New Roman" w:hAnsi="Times New Roman" w:eastAsia="Times New Roman" w:cs="Times New Roman"/>
+          <w:sz w:val="28"/>
+          <w:szCs w:val="28"/>
+        </w:rPr>
+        <w:t xml:space="preserve">Рисунок 1</w:t>
+      </w:r>
+      <w:r>
+        <w:rPr>
+          <w:rFonts w:ascii="Times New Roman" w:hAnsi="Times New Roman" w:eastAsia="Times New Roman" w:cs="Times New Roman"/>
+          <w:sz w:val="28"/>
+          <w:szCs w:val="28"/>
+          <w:lang w:val="ru-RU"/>
+        </w:rPr>
+        <w:t xml:space="preserve">4</w:t>
+      </w:r>
+      <w:r>
+        <w:rPr>
+          <w:rFonts w:ascii="Times New Roman" w:hAnsi="Times New Roman" w:eastAsia="Times New Roman" w:cs="Times New Roman"/>
+          <w:sz w:val="28"/>
+          <w:szCs w:val="28"/>
+        </w:rPr>
+        <w:t xml:space="preserve"> – Новая архитектура: диаграмма контейнеров C4 (Level 2)</w:t>
+      </w:r>
+      <w:r/>
+    </w:p>
+    <w:p>
+      <w:pPr>
+        <w:pStyle w:val="930"/>
         <w:pBdr/>
         <w:spacing/>
         <w:ind/>
@@ -11625,11 +12241,62 @@
         </w:rPr>
         <w:t xml:space="preserve">Описание архитектуры в нотации 4+1</w:t>
       </w:r>
+      <w:r/>
+    </w:p>
+    <w:p>
+      <w:pPr>
+        <w:pBdr/>
+        <w:spacing w:after="0" w:before="0" w:line="360" w:lineRule="auto"/>
+        <w:ind w:firstLine="705"/>
+        <w:jc w:val="both"/>
+        <w:rPr/>
+      </w:pPr>
+      <w:r>
+        <w:rPr>
+          <w:rFonts w:ascii="Times New Roman" w:hAnsi="Times New Roman" w:eastAsia="Times New Roman" w:cs="Times New Roman"/>
+          <w:sz w:val="28"/>
+          <w:szCs w:val="28"/>
+        </w:rPr>
+        <w:t xml:space="preserve">Архитектурная нотация 4+1 описывает систему через пять взаимосвязанных представлений: Logical View (логическое), Process View (процессное), Physical View (физическое), Development View (представление разработки) и Scenarios (сценарии).</w:t>
+      </w:r>
+      <w:r/>
+    </w:p>
+    <w:p>
+      <w:pPr>
+        <w:pBdr/>
+        <w:spacing w:after="0" w:before="0" w:line="360" w:lineRule="auto"/>
+        <w:ind/>
+        <w:rPr/>
+      </w:pPr>
       <w:r/>
       <w:r/>
     </w:p>
     <w:p>
       <w:pPr>
+        <w:pStyle w:val="930"/>
+        <w:numPr>
+          <w:ilvl w:val="1"/>
+          <w:numId w:val="6"/>
+        </w:numPr>
+        <w:pBdr/>
+        <w:spacing/>
+        <w:ind/>
+        <w:rPr/>
+      </w:pPr>
+      <w:r>
+        <w:rPr>
+          <w:rFonts w:ascii="Times New Roman" w:hAnsi="Times New Roman" w:eastAsia="Times New Roman" w:cs="Times New Roman"/>
+          <w:b/>
+          <w:bCs/>
+          <w:sz w:val="28"/>
+          <w:szCs w:val="28"/>
+        </w:rPr>
+        <w:t xml:space="preserve">Logical View (Логическое представление)</w:t>
+      </w:r>
+      <w:r/>
+    </w:p>
+    <w:p>
+      <w:pPr>
         <w:pBdr/>
         <w:spacing w:after="0" w:before="0" w:line="360" w:lineRule="auto"/>
         <w:ind w:firstLine="705"/>
@@ -11642,25 +12309,85 @@
           <w:sz w:val="28"/>
           <w:szCs w:val="28"/>
         </w:rPr>
-        <w:t xml:space="preserve">Архитектурная нотация 4+1 описывает систему через пять взаимосвязанных представлений: Logical View (логическое), Process View (процессное), Physical View (физическое), Development View (представление разработки) и Scenarios (сценарии).</w:t>
-      </w:r>
-      <w:r/>
+        <w:t xml:space="preserve">Отвечает на вопрос: какова функциональная декомпозиция системы? Система разбита на четыре микросервиса, каждый инкапсулирует собственный поддомен.</w:t>
+      </w:r>
       <w:r/>
     </w:p>
     <w:p>
       <w:pPr>
         <w:pBdr/>
         <w:spacing w:after="0" w:before="0" w:line="360" w:lineRule="auto"/>
-        <w:ind/>
+        <w:ind w:firstLine="705"/>
+        <w:jc w:val="both"/>
         <w:rPr/>
       </w:pPr>
-      <w:r/>
-      <w:r/>
+      <w:r>
+        <w:rPr>
+          <w:rFonts w:ascii="Times New Roman" w:hAnsi="Times New Roman" w:eastAsia="Times New Roman" w:cs="Times New Roman"/>
+          <w:sz w:val="28"/>
+          <w:szCs w:val="28"/>
+        </w:rPr>
+        <w:t xml:space="preserve">api_gateway — маршрутизация и сквозные аспекты: проверка JWT, Rate Limiting (5 запросов / 60 с / IP), Security Headers (CSP, HSTS, X-Frame-Options). Не содержит бизнес-логики.</w:t>
+      </w:r>
       <w:r/>
     </w:p>
     <w:p>
       <w:pPr>
-        <w:pStyle w:val="920"/>
+        <w:pBdr/>
+        <w:spacing w:after="0" w:before="0" w:line="360" w:lineRule="auto"/>
+        <w:ind w:firstLine="705"/>
+        <w:jc w:val="both"/>
+        <w:rPr/>
+      </w:pPr>
+      <w:r>
+        <w:rPr>
+          <w:rFonts w:ascii="Times New Roman" w:hAnsi="Times New Roman" w:eastAsia="Times New Roman" w:cs="Times New Roman"/>
+          <w:sz w:val="28"/>
+          <w:szCs w:val="28"/>
+        </w:rPr>
+        <w:t xml:space="preserve">auth_service — домен идентификации: регистрация, вход по e-mail/паролю, SMS OTP, JWT-токен с полем role (USER/ADMIN). Внутри применены SRP-классы: PasswordService (bcrypt), TokenService (JWT), OtpService (генератор кода).</w:t>
+      </w:r>
+      <w:r/>
+    </w:p>
+    <w:p>
+      <w:pPr>
+        <w:pBdr/>
+        <w:spacing w:after="0" w:before="0" w:line="360" w:lineRule="auto"/>
+        <w:ind w:firstLine="705"/>
+        <w:jc w:val="both"/>
+        <w:rPr/>
+      </w:pPr>
+      <w:r>
+        <w:rPr>
+          <w:rFonts w:ascii="Times New Roman" w:hAnsi="Times New Roman" w:eastAsia="Times New Roman" w:cs="Times New Roman"/>
+          <w:sz w:val="28"/>
+          <w:szCs w:val="28"/>
+        </w:rPr>
+        <w:t xml:space="preserve">notes_service — домен заметок: CRUD, поиск по заголовку, экспорт (txt/json). Реализует RBAC через заголовки X-User-Id и X-User-Role от Gateway. Содержит INoteReader и INoteWriter (ISP), NoteRepository (DIP).</w:t>
+      </w:r>
+      <w:r/>
+    </w:p>
+    <w:p>
+      <w:pPr>
+        <w:pBdr/>
+        <w:spacing w:after="0" w:before="0" w:line="360" w:lineRule="auto"/>
+        <w:ind w:firstLine="705"/>
+        <w:jc w:val="both"/>
+        <w:rPr/>
+      </w:pPr>
+      <w:r>
+        <w:rPr>
+          <w:rFonts w:ascii="Times New Roman" w:hAnsi="Times New Roman" w:eastAsia="Times New Roman" w:cs="Times New Roman"/>
+          <w:sz w:val="28"/>
+          <w:szCs w:val="28"/>
+        </w:rPr>
+        <w:t xml:space="preserve">notification_service — доставка уведомлений: SMS и email. В MVP — HTTP-эндпоинт POST /notify; в production — потребитель очереди RabbitMQ. Изолирован: его сбой не влияет на остальные сервисы.</w:t>
+      </w:r>
+      <w:r/>
+    </w:p>
+    <w:p>
+      <w:pPr>
+        <w:pStyle w:val="930"/>
         <w:numPr>
           <w:ilvl w:val="1"/>
           <w:numId w:val="6"/>
@@ -11678,9 +12405,8 @@
           <w:sz w:val="28"/>
           <w:szCs w:val="28"/>
         </w:rPr>
-        <w:t xml:space="preserve">Logical View (Логическое представление)</w:t>
-      </w:r>
-      <w:r/>
+        <w:t xml:space="preserve">Process View (Процессное представление)</w:t>
+      </w:r>
       <w:r/>
     </w:p>
     <w:p>
@@ -11697,9 +12423,8 @@
           <w:sz w:val="28"/>
           <w:szCs w:val="28"/>
         </w:rPr>
-        <w:t xml:space="preserve">Отвечает на вопрос: какова функциональная декомпозиция системы? Система разбита на четыре микросервиса, каждый инкапсулирует собственный поддомен.</w:t>
-      </w:r>
-      <w:r/>
+        <w:t xml:space="preserve">Отвечает на вопрос: как система ведёт себя во время выполнения?</w:t>
+      </w:r>
       <w:r/>
     </w:p>
     <w:p>
@@ -11716,126 +12441,6 @@
           <w:sz w:val="28"/>
           <w:szCs w:val="28"/>
         </w:rPr>
-        <w:t xml:space="preserve">api_gateway — маршрутизация и сквозные аспекты: проверка JWT, Rate Limiting (5 запросов / 60 с / IP), Security Headers (CSP, HSTS, X-Frame-Options). Не содержит бизнес-логики.</w:t>
-      </w:r>
-      <w:r/>
-      <w:r/>
-    </w:p>
-    <w:p>
-      <w:pPr>
-        <w:pBdr/>
-        <w:spacing w:after="0" w:before="0" w:line="360" w:lineRule="auto"/>
-        <w:ind w:firstLine="705"/>
-        <w:jc w:val="both"/>
-        <w:rPr/>
-      </w:pPr>
-      <w:r>
-        <w:rPr>
-          <w:rFonts w:ascii="Times New Roman" w:hAnsi="Times New Roman" w:eastAsia="Times New Roman" w:cs="Times New Roman"/>
-          <w:sz w:val="28"/>
-          <w:szCs w:val="28"/>
-        </w:rPr>
-        <w:t xml:space="preserve">auth_service — домен идентификации: регистрация, вход по e-mail/паролю, SMS OTP, JWT-токен с полем role (USER/ADMIN). Внутри применены SRP-классы: PasswordService (bcrypt), TokenService (JWT), OtpService (генератор кода).</w:t>
-      </w:r>
-      <w:r/>
-      <w:r/>
-    </w:p>
-    <w:p>
-      <w:pPr>
-        <w:pBdr/>
-        <w:spacing w:after="0" w:before="0" w:line="360" w:lineRule="auto"/>
-        <w:ind w:firstLine="705"/>
-        <w:jc w:val="both"/>
-        <w:rPr/>
-      </w:pPr>
-      <w:r>
-        <w:rPr>
-          <w:rFonts w:ascii="Times New Roman" w:hAnsi="Times New Roman" w:eastAsia="Times New Roman" w:cs="Times New Roman"/>
-          <w:sz w:val="28"/>
-          <w:szCs w:val="28"/>
-        </w:rPr>
-        <w:t xml:space="preserve">notes_service — домен заметок: CRUD, поиск по заголовку, экспорт (txt/json). Реализует RBAC через заголовки X-User-Id и X-User-Role от Gateway. Содержит INoteReader и INoteWriter (ISP), NoteRepository (DIP).</w:t>
-      </w:r>
-      <w:r/>
-      <w:r/>
-    </w:p>
-    <w:p>
-      <w:pPr>
-        <w:pBdr/>
-        <w:spacing w:after="0" w:before="0" w:line="360" w:lineRule="auto"/>
-        <w:ind w:firstLine="705"/>
-        <w:jc w:val="both"/>
-        <w:rPr/>
-      </w:pPr>
-      <w:r>
-        <w:rPr>
-          <w:rFonts w:ascii="Times New Roman" w:hAnsi="Times New Roman" w:eastAsia="Times New Roman" w:cs="Times New Roman"/>
-          <w:sz w:val="28"/>
-          <w:szCs w:val="28"/>
-        </w:rPr>
-        <w:t xml:space="preserve">notification_service — доставка уведомлений: SMS и email. В MVP — HTTP-эндпоинт POST /notify; в production — потребитель очереди RabbitMQ. Изолирован: его сбой не влияет на остальные сервисы.</w:t>
-      </w:r>
-      <w:r/>
-      <w:r/>
-    </w:p>
-    <w:p>
-      <w:pPr>
-        <w:pStyle w:val="920"/>
-        <w:numPr>
-          <w:ilvl w:val="1"/>
-          <w:numId w:val="6"/>
-        </w:numPr>
-        <w:pBdr/>
-        <w:spacing/>
-        <w:ind/>
-        <w:rPr/>
-      </w:pPr>
-      <w:r>
-        <w:rPr>
-          <w:rFonts w:ascii="Times New Roman" w:hAnsi="Times New Roman" w:eastAsia="Times New Roman" w:cs="Times New Roman"/>
-          <w:b/>
-          <w:bCs/>
-          <w:sz w:val="28"/>
-          <w:szCs w:val="28"/>
-        </w:rPr>
-        <w:t xml:space="preserve">Process View (Процессное представление)</w:t>
-      </w:r>
-      <w:r/>
-      <w:r/>
-    </w:p>
-    <w:p>
-      <w:pPr>
-        <w:pBdr/>
-        <w:spacing w:after="0" w:before="0" w:line="360" w:lineRule="auto"/>
-        <w:ind w:firstLine="705"/>
-        <w:jc w:val="both"/>
-        <w:rPr/>
-      </w:pPr>
-      <w:r>
-        <w:rPr>
-          <w:rFonts w:ascii="Times New Roman" w:hAnsi="Times New Roman" w:eastAsia="Times New Roman" w:cs="Times New Roman"/>
-          <w:sz w:val="28"/>
-          <w:szCs w:val="28"/>
-        </w:rPr>
-        <w:t xml:space="preserve">Отвечает на вопрос: как система ведёт себя во время выполнения?</w:t>
-      </w:r>
-      <w:r/>
-      <w:r/>
-    </w:p>
-    <w:p>
-      <w:pPr>
-        <w:pBdr/>
-        <w:spacing w:after="0" w:before="0" w:line="360" w:lineRule="auto"/>
-        <w:ind w:firstLine="705"/>
-        <w:jc w:val="both"/>
-        <w:rPr/>
-      </w:pPr>
-      <w:r>
-        <w:rPr>
-          <w:rFonts w:ascii="Times New Roman" w:hAnsi="Times New Roman" w:eastAsia="Times New Roman" w:cs="Times New Roman"/>
-          <w:sz w:val="28"/>
-          <w:szCs w:val="28"/>
-        </w:rPr>
         <w:t xml:space="preserve">Диаграмма последоват</w:t>
       </w:r>
       <w:r>
@@ -11846,7 +12451,6 @@
         </w:rPr>
         <w:t xml:space="preserve">ельности аутентификации (рисунок 15). Клиент отправляет POST /auth/login. API Gateway применяет Rate Limit, проксирует в auth-service. Auth-service запрашивает пользователя из Auth DB, проверяет bcrypt, генерирует JWT с полями sub и role, возвращает токен.</w:t>
       </w:r>
-      <w:r/>
       <w:r/>
     </w:p>
     <w:p>
@@ -11864,7 +12468,7 @@
               <wp:inline xmlns:wp="http://schemas.openxmlformats.org/drawingml/2006/wordprocessingDrawing" distT="0" distB="0" distL="0" distR="0">
                 <wp:extent cx="4572000" cy="2413200"/>
                 <wp:effectExtent l="0" t="0" r="0" b="0"/>
-                <wp:docPr id="13" name="img"/>
+                <wp:docPr id="15" name="img"/>
                 <wp:cNvGraphicFramePr>
                   <a:graphicFrameLocks xmlns:a="http://schemas.openxmlformats.org/drawingml/2006/main" noChangeAspect="1"/>
                 </wp:cNvGraphicFramePr>
@@ -11879,7 +12483,7 @@
                         <pic:nvPr/>
                       </pic:nvPicPr>
                       <pic:blipFill rotWithShape="1">
-                        <a:blip r:embed="rId23"/>
+                        <a:blip r:embed="rId25"/>
                         <a:stretch/>
                       </pic:blipFill>
                       <pic:spPr bwMode="auto">
@@ -11918,8 +12522,8 @@
                 <v:path o:extrusionok="f" gradientshapeok="t" o:connecttype="rect"/>
                 <o:lock v:ext="edit" aspectratio="t"/>
               </v:shapetype>
-              <v:shape id="_x0000_i12" o:spid="_x0000_s12" type="#_x0000_t75" style="width:360.00pt;height:190.02pt;mso-wrap-distance-left:0.00pt;mso-wrap-distance-top:0.00pt;mso-wrap-distance-right:0.00pt;mso-wrap-distance-bottom:0.00pt;z-index:1;" stroked="false">
-                <v:imagedata r:id="rId23" o:title=""/>
+              <v:shape id="_x0000_i14" o:spid="_x0000_s14" type="#_x0000_t75" style="width:360.00pt;height:190.02pt;mso-wrap-distance-left:0.00pt;mso-wrap-distance-top:0.00pt;mso-wrap-distance-right:0.00pt;mso-wrap-distance-bottom:0.00pt;z-index:1;" stroked="false">
+                <v:imagedata r:id="rId25" o:title=""/>
                 <o:lock v:ext="edit" rotation="t"/>
               </v:shape>
             </w:pict>
@@ -11927,7 +12531,6 @@
         </mc:AlternateContent>
       </w:r>
       <w:r/>
-      <w:r/>
     </w:p>
     <w:p>
       <w:pPr>
@@ -11945,7 +12548,6 @@
         </w:rPr>
         <w:t xml:space="preserve">Рисунок 15 – Диаграмма последовательности: аутентификация</w:t>
       </w:r>
-      <w:r/>
       <w:r/>
     </w:p>
     <w:p>
@@ -11972,7 +12574,6 @@
         </w:rPr>
         <w:t xml:space="preserve">тки (рисунок 16). Клиент отправляет POST /notes/ с токеном. Gateway проверяет токен, добавляет X-User-Id и X-User-Role, проксирует в notes-service. Notes-service сохраняет заметку в Notes DB, асинхронно уведомляет notification-service, возвращает HTTP 201.</w:t>
       </w:r>
-      <w:r/>
       <w:r/>
     </w:p>
     <w:p>
@@ -11990,7 +12591,7 @@
               <wp:inline xmlns:wp="http://schemas.openxmlformats.org/drawingml/2006/wordprocessingDrawing" distT="0" distB="0" distL="0" distR="0">
                 <wp:extent cx="5207760" cy="2540000"/>
                 <wp:effectExtent l="0" t="0" r="0" b="0"/>
-                <wp:docPr id="14" name="img"/>
+                <wp:docPr id="16" name="img"/>
                 <wp:cNvGraphicFramePr>
                   <a:graphicFrameLocks xmlns:a="http://schemas.openxmlformats.org/drawingml/2006/main" noChangeAspect="1"/>
                 </wp:cNvGraphicFramePr>
@@ -12005,7 +12606,7 @@
                         <pic:nvPr/>
                       </pic:nvPicPr>
                       <pic:blipFill rotWithShape="1">
-                        <a:blip r:embed="rId24"/>
+                        <a:blip r:embed="rId26"/>
                         <a:stretch/>
                       </pic:blipFill>
                       <pic:spPr bwMode="auto">
@@ -12044,8 +12645,8 @@
                 <v:path o:extrusionok="f" gradientshapeok="t" o:connecttype="rect"/>
                 <o:lock v:ext="edit" aspectratio="t"/>
               </v:shapetype>
-              <v:shape id="_x0000_i13" o:spid="_x0000_s13" type="#_x0000_t75" style="width:410.06pt;height:200.00pt;mso-wrap-distance-left:0.00pt;mso-wrap-distance-top:0.00pt;mso-wrap-distance-right:0.00pt;mso-wrap-distance-bottom:0.00pt;z-index:1;" stroked="false">
-                <v:imagedata r:id="rId24" o:title=""/>
+              <v:shape id="_x0000_i15" o:spid="_x0000_s15" type="#_x0000_t75" style="width:410.06pt;height:200.00pt;mso-wrap-distance-left:0.00pt;mso-wrap-distance-top:0.00pt;mso-wrap-distance-right:0.00pt;mso-wrap-distance-bottom:0.00pt;z-index:1;" stroked="false">
+                <v:imagedata r:id="rId26" o:title=""/>
                 <o:lock v:ext="edit" rotation="t"/>
               </v:shape>
             </w:pict>
@@ -12053,30 +12654,28 @@
         </mc:AlternateContent>
       </w:r>
       <w:r/>
+    </w:p>
+    <w:p>
+      <w:pPr>
+        <w:pBdr/>
+        <w:spacing w:after="120" w:before="80" w:line="360" w:lineRule="auto"/>
+        <w:ind/>
+        <w:jc w:val="center"/>
+        <w:rPr/>
+      </w:pPr>
+      <w:r>
+        <w:rPr>
+          <w:rFonts w:ascii="Times New Roman" w:hAnsi="Times New Roman" w:eastAsia="Times New Roman" w:cs="Times New Roman"/>
+          <w:sz w:val="28"/>
+          <w:szCs w:val="28"/>
+        </w:rPr>
+        <w:t xml:space="preserve">Рисунок 16 – Диаграмма последовательности: создание заметки</w:t>
+      </w:r>
       <w:r/>
     </w:p>
     <w:p>
       <w:pPr>
-        <w:pBdr/>
-        <w:spacing w:after="120" w:before="80" w:line="360" w:lineRule="auto"/>
-        <w:ind/>
-        <w:jc w:val="center"/>
-        <w:rPr/>
-      </w:pPr>
-      <w:r>
-        <w:rPr>
-          <w:rFonts w:ascii="Times New Roman" w:hAnsi="Times New Roman" w:eastAsia="Times New Roman" w:cs="Times New Roman"/>
-          <w:sz w:val="28"/>
-          <w:szCs w:val="28"/>
-        </w:rPr>
-        <w:t xml:space="preserve">Рисунок 16 – Диаграмма последовательности: создание заметки</w:t>
-      </w:r>
-      <w:r/>
-      <w:r/>
-    </w:p>
-    <w:p>
-      <w:pPr>
-        <w:pStyle w:val="920"/>
+        <w:pStyle w:val="930"/>
         <w:numPr>
           <w:ilvl w:val="1"/>
           <w:numId w:val="6"/>
@@ -12097,7 +12696,6 @@
         <w:t xml:space="preserve">Physical View (Физическое представление)</w:t>
       </w:r>
       <w:r/>
-      <w:r/>
     </w:p>
     <w:p>
       <w:pPr>
@@ -12123,7 +12721,6 @@
         </w:rPr>
         <w:t xml:space="preserve">. Конфигурация описана в docker-compose.yml. В production notes-service масштабируется горизонтально (2–10 реплик) за балансировщиком нагрузки. Stateless-природа сервисов позволяет добавлять реплики без изменения кода. Диаграмма развёртывания — рисунок 17.</w:t>
       </w:r>
-      <w:r/>
       <w:r/>
     </w:p>
     <w:p>
@@ -12141,7 +12738,7 @@
               <wp:inline xmlns:wp="http://schemas.openxmlformats.org/drawingml/2006/wordprocessingDrawing" distT="0" distB="0" distL="0" distR="0">
                 <wp:extent cx="5207760" cy="2667600"/>
                 <wp:effectExtent l="0" t="0" r="0" b="0"/>
-                <wp:docPr id="15" name="img"/>
+                <wp:docPr id="17" name="img"/>
                 <wp:cNvGraphicFramePr>
                   <a:graphicFrameLocks xmlns:a="http://schemas.openxmlformats.org/drawingml/2006/main" noChangeAspect="1"/>
                 </wp:cNvGraphicFramePr>
@@ -12156,7 +12753,7 @@
                         <pic:nvPr/>
                       </pic:nvPicPr>
                       <pic:blipFill rotWithShape="1">
-                        <a:blip r:embed="rId25"/>
+                        <a:blip r:embed="rId27"/>
                         <a:stretch/>
                       </pic:blipFill>
                       <pic:spPr bwMode="auto">
@@ -12195,8 +12792,8 @@
                 <v:path o:extrusionok="f" gradientshapeok="t" o:connecttype="rect"/>
                 <o:lock v:ext="edit" aspectratio="t"/>
               </v:shapetype>
-              <v:shape id="_x0000_i14" o:spid="_x0000_s14" type="#_x0000_t75" style="width:410.06pt;height:210.05pt;mso-wrap-distance-left:0.00pt;mso-wrap-distance-top:0.00pt;mso-wrap-distance-right:0.00pt;mso-wrap-distance-bottom:0.00pt;z-index:1;" stroked="false">
-                <v:imagedata r:id="rId25" o:title=""/>
+              <v:shape id="_x0000_i16" o:spid="_x0000_s16" type="#_x0000_t75" style="width:410.06pt;height:210.05pt;mso-wrap-distance-left:0.00pt;mso-wrap-distance-top:0.00pt;mso-wrap-distance-right:0.00pt;mso-wrap-distance-bottom:0.00pt;z-index:1;" stroked="false">
+                <v:imagedata r:id="rId27" o:title=""/>
                 <o:lock v:ext="edit" rotation="t"/>
               </v:shape>
             </w:pict>
@@ -12204,30 +12801,28 @@
         </mc:AlternateContent>
       </w:r>
       <w:r/>
+    </w:p>
+    <w:p>
+      <w:pPr>
+        <w:pBdr/>
+        <w:spacing w:after="120" w:before="80" w:line="360" w:lineRule="auto"/>
+        <w:ind/>
+        <w:jc w:val="center"/>
+        <w:rPr/>
+      </w:pPr>
+      <w:r>
+        <w:rPr>
+          <w:rFonts w:ascii="Times New Roman" w:hAnsi="Times New Roman" w:eastAsia="Times New Roman" w:cs="Times New Roman"/>
+          <w:sz w:val="28"/>
+          <w:szCs w:val="28"/>
+        </w:rPr>
+        <w:t xml:space="preserve">Рисунок 17 – Диаграмма развёртывания</w:t>
+      </w:r>
       <w:r/>
     </w:p>
     <w:p>
       <w:pPr>
-        <w:pBdr/>
-        <w:spacing w:after="120" w:before="80" w:line="360" w:lineRule="auto"/>
-        <w:ind/>
-        <w:jc w:val="center"/>
-        <w:rPr/>
-      </w:pPr>
-      <w:r>
-        <w:rPr>
-          <w:rFonts w:ascii="Times New Roman" w:hAnsi="Times New Roman" w:eastAsia="Times New Roman" w:cs="Times New Roman"/>
-          <w:sz w:val="28"/>
-          <w:szCs w:val="28"/>
-        </w:rPr>
-        <w:t xml:space="preserve">Рисунок 17 – Диаграмма развёртывания</w:t>
-      </w:r>
-      <w:r/>
-      <w:r/>
-    </w:p>
-    <w:p>
-      <w:pPr>
-        <w:pStyle w:val="920"/>
+        <w:pStyle w:val="930"/>
         <w:numPr>
           <w:ilvl w:val="1"/>
           <w:numId w:val="6"/>
@@ -12248,7 +12843,6 @@
         <w:t xml:space="preserve">Development View (Представление разработки)</w:t>
       </w:r>
       <w:r/>
-      <w:r/>
     </w:p>
     <w:p>
       <w:pPr>
@@ -12274,7 +12868,6 @@
         </w:rPr>
         <w:t xml:space="preserve">requirements.txt. Разработчики работают в изолированных ветках: изменения в auth_service/ не вызывают конфликтов в notes_service/. Принципы SOLID и паттерны проектирования, реализованные ранее, сохранены внутри каждого сервиса. Структура кода — рисунок 18.</w:t>
       </w:r>
-      <w:r/>
       <w:r/>
     </w:p>
     <w:p>
@@ -12292,7 +12885,7 @@
               <wp:inline xmlns:wp="http://schemas.openxmlformats.org/drawingml/2006/wordprocessingDrawing" distT="0" distB="0" distL="0" distR="0">
                 <wp:extent cx="4953600" cy="2413200"/>
                 <wp:effectExtent l="0" t="0" r="0" b="0"/>
-                <wp:docPr id="16" name="img"/>
+                <wp:docPr id="18" name="img"/>
                 <wp:cNvGraphicFramePr>
                   <a:graphicFrameLocks xmlns:a="http://schemas.openxmlformats.org/drawingml/2006/main" noChangeAspect="1"/>
                 </wp:cNvGraphicFramePr>
@@ -12307,7 +12900,7 @@
                         <pic:nvPr/>
                       </pic:nvPicPr>
                       <pic:blipFill rotWithShape="1">
-                        <a:blip r:embed="rId26"/>
+                        <a:blip r:embed="rId28"/>
                         <a:stretch/>
                       </pic:blipFill>
                       <pic:spPr bwMode="auto">
@@ -12346,8 +12939,8 @@
                 <v:path o:extrusionok="f" gradientshapeok="t" o:connecttype="rect"/>
                 <o:lock v:ext="edit" aspectratio="t"/>
               </v:shapetype>
-              <v:shape id="_x0000_i15" o:spid="_x0000_s15" type="#_x0000_t75" style="width:390.05pt;height:190.02pt;mso-wrap-distance-left:0.00pt;mso-wrap-distance-top:0.00pt;mso-wrap-distance-right:0.00pt;mso-wrap-distance-bottom:0.00pt;z-index:1;" stroked="false">
-                <v:imagedata r:id="rId26" o:title=""/>
+              <v:shape id="_x0000_i17" o:spid="_x0000_s17" type="#_x0000_t75" style="width:390.05pt;height:190.02pt;mso-wrap-distance-left:0.00pt;mso-wrap-distance-top:0.00pt;mso-wrap-distance-right:0.00pt;mso-wrap-distance-bottom:0.00pt;z-index:1;" stroked="false">
+                <v:imagedata r:id="rId28" o:title=""/>
                 <o:lock v:ext="edit" rotation="t"/>
               </v:shape>
             </w:pict>
@@ -12355,30 +12948,28 @@
         </mc:AlternateContent>
       </w:r>
       <w:r/>
+    </w:p>
+    <w:p>
+      <w:pPr>
+        <w:pBdr/>
+        <w:spacing w:after="120" w:before="80" w:line="360" w:lineRule="auto"/>
+        <w:ind/>
+        <w:jc w:val="center"/>
+        <w:rPr/>
+      </w:pPr>
+      <w:r>
+        <w:rPr>
+          <w:rFonts w:ascii="Times New Roman" w:hAnsi="Times New Roman" w:eastAsia="Times New Roman" w:cs="Times New Roman"/>
+          <w:sz w:val="28"/>
+          <w:szCs w:val="28"/>
+        </w:rPr>
+        <w:t xml:space="preserve">Рисунок 18 – Структура кода (Development View)</w:t>
+      </w:r>
       <w:r/>
     </w:p>
     <w:p>
       <w:pPr>
-        <w:pBdr/>
-        <w:spacing w:after="120" w:before="80" w:line="360" w:lineRule="auto"/>
-        <w:ind/>
-        <w:jc w:val="center"/>
-        <w:rPr/>
-      </w:pPr>
-      <w:r>
-        <w:rPr>
-          <w:rFonts w:ascii="Times New Roman" w:hAnsi="Times New Roman" w:eastAsia="Times New Roman" w:cs="Times New Roman"/>
-          <w:sz w:val="28"/>
-          <w:szCs w:val="28"/>
-        </w:rPr>
-        <w:t xml:space="preserve">Рисунок 18 – Структура кода (Development View)</w:t>
-      </w:r>
-      <w:r/>
-      <w:r/>
-    </w:p>
-    <w:p>
-      <w:pPr>
-        <w:pStyle w:val="920"/>
+        <w:pStyle w:val="930"/>
         <w:numPr>
           <w:ilvl w:val="1"/>
           <w:numId w:val="6"/>
@@ -12399,7 +12990,6 @@
         <w:t xml:space="preserve">Scenarios (Сценарии использования)</w:t>
       </w:r>
       <w:r/>
-      <w:r/>
     </w:p>
     <w:p>
       <w:pPr>
@@ -12418,7 +13008,6 @@
         <w:t xml:space="preserve">Связывает все представления через ключевые сценарии.</w:t>
       </w:r>
       <w:r/>
-      <w:r/>
     </w:p>
     <w:p>
       <w:pPr>
@@ -12447,7 +13036,6 @@
         <w:t xml:space="preserve">. Предусловие: не зарегистрирован. Поток: клиент POST /auth/register → API Gateway (Rate Limit) → auth-service (check email unique, bcrypt hash, save to Auth DB) → JWT-токен. Альтернативный поток: email занят → HTTP 400.</w:t>
       </w:r>
       <w:r/>
-      <w:r/>
     </w:p>
     <w:p>
       <w:pPr>
@@ -12476,7 +13064,6 @@
         <w:t xml:space="preserve"> Предусловие: зарегистрирован. Поток: POST /auth/login → Rate Limit → auth-service (SELECT user, bcrypt.verify, jwt.encode) → токен. Альтернативный: неверный пароль → 401; превышен лимит → 429.</w:t>
       </w:r>
       <w:r/>
-      <w:r/>
     </w:p>
     <w:p>
       <w:pPr>
@@ -12505,7 +13092,6 @@
         <w:t xml:space="preserve">Предусловие: аутентифицирован. Поток: POST /notes/ + Bearer token → Gateway (jwt.decode, add X-User-Id/Role) → notes-service (validate, INSERT Notes DB, notify) → 201 Created. Альтернативный: пустой title → 422; невалидный токен → 401.</w:t>
       </w:r>
       <w:r/>
-      <w:r/>
     </w:p>
     <w:p>
       <w:pPr>
@@ -12534,7 +13120,6 @@
         <w:t xml:space="preserve">Предусловие: role=admin. Поток: GET /notes/?owner_id=X → Gateway (role=admin) → notes-service (фильтр по owner_id разрешён) → список заметок. Альтернативный: role=user → 403 Forbidden.</w:t>
       </w:r>
       <w:r/>
-      <w:r/>
     </w:p>
     <w:p>
       <w:pPr>
@@ -12673,6 +13258,14 @@
           <w:highlight w:val="none"/>
         </w:rPr>
       </w:r>
+      <w:r>
+        <w:rPr>
+          <w:rFonts w:ascii="Times New Roman" w:hAnsi="Times New Roman" w:eastAsia="Times New Roman" w:cs="Times New Roman"/>
+          <w:sz w:val="28"/>
+          <w:szCs w:val="28"/>
+          <w:highlight w:val="none"/>
+        </w:rPr>
+      </w:r>
     </w:p>
     <w:p>
       <w:pPr>
@@ -12709,6 +13302,52 @@
           <w:szCs w:val="28"/>
         </w:rPr>
         <w:t xml:space="preserve">арта контекстов по методологии DDD с указанием типов связей (Customer-Supplier). Для смыслового ядра и вспомогательной подобласти аутентификации составлены диаграммы контекста нотации C4 первого уровня с описанием всех участвующих акторов и внешних систем.</w:t>
+      </w:r>
+      <w:r>
+        <w:rPr>
+          <w:rFonts w:ascii="Times New Roman" w:hAnsi="Times New Roman" w:eastAsia="Times New Roman" w:cs="Times New Roman"/>
+          <w:sz w:val="28"/>
+          <w:szCs w:val="28"/>
+          <w:highlight w:val="none"/>
+        </w:rPr>
+      </w:r>
+    </w:p>
+    <w:p>
+      <w:pPr>
+        <w:pBdr/>
+        <w:spacing/>
+        <w:ind/>
+        <w:rPr/>
+      </w:pPr>
+      <w:r>
+        <w:t xml:space="preserve">Было реализовано</w:t>
+      </w:r>
+      <w:r>
+        <w:t xml:space="preserve"> в коде </w:t>
+      </w:r>
+      <w:r>
+        <w:t xml:space="preserve">три паттерна проектирования (</w:t>
+      </w:r>
+      <w:r>
+        <w:t xml:space="preserve">по одному для каждого вида</w:t>
+      </w:r>
+      <w:r>
+        <w:t xml:space="preserve">), построена </w:t>
+      </w:r>
+      <w:r>
+        <w:t xml:space="preserve">UML-ди</w:t>
+      </w:r>
+      <w:r>
+        <w:t xml:space="preserve">аграмму классов для написанного, обоснован </w:t>
+      </w:r>
+      <w:r>
+        <w:t xml:space="preserve">выбор реализованных паттернов проектирования и </w:t>
+      </w:r>
+      <w:r>
+        <w:t xml:space="preserve">приведено</w:t>
+      </w:r>
+      <w:r>
+        <w:t xml:space="preserve"> 3 примера паттернов, которые в данном случае было бы использовать.</w:t>
       </w:r>
       <w:r/>
     </w:p>
@@ -12720,36 +13359,20 @@
         <w:rPr/>
       </w:pPr>
       <w:r>
-        <w:t xml:space="preserve">Было реализовано</w:t>
-      </w:r>
-      <w:r>
-        <w:t xml:space="preserve"> в коде </w:t>
-      </w:r>
-      <w:r>
-        <w:t xml:space="preserve">три паттерна проектирования (</w:t>
-      </w:r>
-      <w:r>
-        <w:t xml:space="preserve">по одному для каждого вида</w:t>
-      </w:r>
-      <w:r>
-        <w:t xml:space="preserve">), построена </w:t>
-      </w:r>
-      <w:r>
-        <w:t xml:space="preserve">UML-ди</w:t>
-      </w:r>
-      <w:r>
-        <w:t xml:space="preserve">аграмму классов для написанного, обоснован </w:t>
-      </w:r>
-      <w:r>
-        <w:t xml:space="preserve">выбор реализованных паттернов проектирования и </w:t>
-      </w:r>
-      <w:r>
-        <w:t xml:space="preserve">приведено</w:t>
-      </w:r>
-      <w:r>
-        <w:t xml:space="preserve"> 3 примера паттернов, которые в данном случае было бы использовать.</w:t>
-      </w:r>
-      <w:r/>
+        <w:t xml:space="preserve">Было реализовано 3 принципа</w:t>
+      </w:r>
+      <w:r>
+        <w:t xml:space="preserve"> SOLID</w:t>
+      </w:r>
+      <w:r>
+        <w:t xml:space="preserve"> и 4 принципа </w:t>
+      </w:r>
+      <w:r>
+        <w:t xml:space="preserve">организации </w:t>
+      </w:r>
+      <w:r>
+        <w:t xml:space="preserve">компонентов.</w:t>
+      </w:r>
       <w:r/>
     </w:p>
     <w:p>
@@ -12757,102 +13380,70 @@
         <w:pBdr/>
         <w:spacing/>
         <w:ind/>
-        <w:rPr/>
-      </w:pPr>
-      <w:r>
-        <w:t xml:space="preserve">Было реализовано 3 принципа</w:t>
-      </w:r>
-      <w:r>
-        <w:t xml:space="preserve"> SOLID</w:t>
-      </w:r>
-      <w:r>
-        <w:t xml:space="preserve"> и 4 принципа </w:t>
-      </w:r>
-      <w:r>
-        <w:t xml:space="preserve">организации </w:t>
-      </w:r>
-      <w:r>
-        <w:t xml:space="preserve">компонентов.</w:t>
-      </w:r>
-      <w:r/>
-      <w:r/>
+        <w:rPr>
+          <w:highlight w:val="none"/>
+        </w:rPr>
+      </w:pPr>
+      <w:r>
+        <w:t xml:space="preserve">Было реализовано три способа обеспечения безопасности проекта.</w:t>
+      </w:r>
+      <w:r>
+        <w:rPr>
+          <w:highlight w:val="none"/>
+        </w:rPr>
+      </w:r>
     </w:p>
     <w:p>
       <w:pPr>
         <w:pBdr/>
         <w:spacing/>
         <w:ind/>
+        <w:rPr/>
+      </w:pPr>
+      <w:r>
         <w:rPr>
           <w:highlight w:val="none"/>
         </w:rPr>
-      </w:pPr>
-      <w:r>
-        <w:t xml:space="preserve">Было реализовано три способа обеспечения безопасности проекта.</w:t>
+      </w:r>
+      <w:r>
+        <w:rPr>
+          <w:rFonts w:ascii="Times New Roman" w:hAnsi="Times New Roman" w:eastAsia="Times New Roman" w:cs="Times New Roman"/>
+          <w:sz w:val="28"/>
+          <w:szCs w:val="28"/>
+          <w:lang w:val="ru-RU"/>
+        </w:rPr>
+        <w:t xml:space="preserve">Был в</w:t>
+      </w:r>
+      <w:r>
+        <w:rPr>
+          <w:rFonts w:ascii="Times New Roman" w:hAnsi="Times New Roman" w:eastAsia="Times New Roman" w:cs="Times New Roman"/>
+          <w:sz w:val="28"/>
+          <w:szCs w:val="28"/>
+        </w:rPr>
+        <w:t xml:space="preserve">ыполнен переход от монолита к микросервисной архитектуре. </w:t>
+      </w:r>
+      <w:r>
+        <w:rPr>
+          <w:rFonts w:ascii="Times New Roman" w:hAnsi="Times New Roman" w:eastAsia="Times New Roman" w:cs="Times New Roman"/>
+          <w:sz w:val="28"/>
+          <w:szCs w:val="28"/>
+        </w:rPr>
+        <w:t xml:space="preserve">Приоритетные атрибуты качества: масштабируемость (независимые реплики сервисов), доступность (с 99,5% до 99,9% за счёт изоляции сбоев), сопровождаемость (независимые паке</w:t>
+      </w:r>
+      <w:r>
+        <w:rPr>
+          <w:rFonts w:ascii="Times New Roman" w:hAnsi="Times New Roman" w:eastAsia="Times New Roman" w:cs="Times New Roman"/>
+          <w:sz w:val="28"/>
+          <w:szCs w:val="28"/>
+        </w:rPr>
+        <w:t xml:space="preserve">ты и CI/CD). Реализованы четыре сервиса: api_gateway, auth_service, notes_service, notification_service. Архитектура описана в нотации 4+1 с семью диаграммами: контекст (old/new), контейнеры, две диаграммы последовательности, развёртывание, структура кода.</w:t>
+      </w:r>
+      <w:r>
+        <w:rPr>
+          <w:highlight w:val="none"/>
+        </w:rPr>
       </w:r>
       <w:r/>
-      <w:r/>
-    </w:p>
-    <w:p>
-      <w:pPr>
-        <w:pBdr/>
-        <w:spacing/>
-        <w:ind/>
-        <w:rPr/>
-      </w:pPr>
-      <w:r>
-        <w:rPr>
-          <w:highlight w:val="none"/>
-        </w:rPr>
-      </w:r>
-      <w:r>
-        <w:rPr>
-          <w:rFonts w:ascii="Times New Roman" w:hAnsi="Times New Roman" w:eastAsia="Times New Roman" w:cs="Times New Roman"/>
-          <w:sz w:val="28"/>
-          <w:szCs w:val="28"/>
-          <w:lang w:val="ru-RU"/>
-        </w:rPr>
-        <w:t xml:space="preserve">Был в</w:t>
-      </w:r>
-      <w:r>
-        <w:rPr>
-          <w:rFonts w:ascii="Times New Roman" w:hAnsi="Times New Roman" w:eastAsia="Times New Roman" w:cs="Times New Roman"/>
-          <w:sz w:val="28"/>
-          <w:szCs w:val="28"/>
-        </w:rPr>
-        <w:t xml:space="preserve">ыполнен переход от монолита к микросервисной архитектуре. </w:t>
-      </w:r>
-      <w:r>
-        <w:rPr>
-          <w:rFonts w:ascii="Times New Roman" w:hAnsi="Times New Roman" w:eastAsia="Times New Roman" w:cs="Times New Roman"/>
-          <w:sz w:val="28"/>
-          <w:szCs w:val="28"/>
-        </w:rPr>
-        <w:t xml:space="preserve">Приоритетные атрибуты качества: масштабируемость (независимые реплики сервисов), доступность (с 99,5% до 99,9% за счёт изоляции сбоев), сопровождаемость (независимые паке</w:t>
-      </w:r>
-      <w:r>
-        <w:rPr>
-          <w:rFonts w:ascii="Times New Roman" w:hAnsi="Times New Roman" w:eastAsia="Times New Roman" w:cs="Times New Roman"/>
-          <w:sz w:val="28"/>
-          <w:szCs w:val="28"/>
-        </w:rPr>
-        <w:t xml:space="preserve">ты и CI/CD). Реализованы четыре сервиса: api_gateway, auth_service, notes_service, notification_service. Архитектура описана в нотации 4+1 с семью диаграммами: контекст (old/new), контейнеры, две диаграммы последовательности, развёртывание, структура кода.</w:t>
-      </w:r>
-      <w:r/>
-      <w:r>
-        <w:rPr>
-          <w:highlight w:val="none"/>
-        </w:rPr>
-      </w:r>
-      <w:r>
-        <w:rPr>
-          <w:highlight w:val="none"/>
-        </w:rPr>
-      </w:r>
-      <w:r>
-        <w:rPr>
-          <w:highlight w:val="none"/>
-        </w:rPr>
-      </w:r>
     </w:p>
     <w:sectPr>
       <w:headerReference w:type="default" r:id="rId9"/>
@@ -12964,7 +13555,7 @@
 <w:hdr xmlns:wpc="http://schemas.microsoft.com/office/word/2010/wordprocessingCanvas" xmlns:mc="http://schemas.openxmlformats.org/markup-compatibility/2006" xmlns:o="urn:schemas-microsoft-com:office:office" xmlns:r="http://schemas.openxmlformats.org/officeDocument/2006/relationships" xmlns:m="http://schemas.openxmlformats.org/officeDocument/2006/math" xmlns:v="urn:schemas-microsoft-com:vml" xmlns:wp14="http://schemas.microsoft.com/office/word/2010/wordprocessingDrawing" xmlns:wp="http://schemas.openxmlformats.org/drawingml/2006/wordprocessingDrawing" xmlns:w10="urn:schemas-microsoft-com:office:word" xmlns:w="http://schemas.openxmlformats.org/wordprocessingml/2006/main" xmlns:w14="http://schemas.microsoft.com/office/word/2010/wordml" xmlns:w15="http://schemas.microsoft.com/office/word/2012/wordml" xmlns:wpg="http://schemas.microsoft.com/office/word/2010/wordprocessingGroup" xmlns:wpi="http://schemas.microsoft.com/office/word/2010/wordprocessingInk" xmlns:wne="http://schemas.microsoft.com/office/word/2006/wordml" xmlns:a="http://schemas.openxmlformats.org/drawingml/2006/main" xmlns:wps="http://schemas.microsoft.com/office/word/2010/wordprocessingShape" mc:Ignorable="w14 w15 wp14">
   <w:p>
     <w:pPr>
-      <w:pStyle w:val="901"/>
+      <w:pStyle w:val="911"/>
       <w:pBdr/>
       <w:spacing/>
       <w:ind/>
@@ -13118,7 +13709,7 @@
         <w:spacing/>
         <w:ind w:hanging="360" w:left="1126"/>
       </w:pPr>
-      <w:pStyle w:val="927"/>
+      <w:pStyle w:val="937"/>
       <w:rPr>
         <w:rFonts w:ascii="Times New Roman" w:hAnsi="Times New Roman" w:cs="Times New Roman"/>
         <w:b w:val="0"/>
@@ -13709,7 +14300,7 @@
         <w:spacing/>
         <w:ind w:hanging="709" w:left="1429"/>
       </w:pPr>
-      <w:pStyle w:val="920"/>
+      <w:pStyle w:val="930"/>
       <w:rPr/>
       <w:start w:val="1"/>
       <w:suff w:val="space"/>
@@ -13724,7 +14315,7 @@
         <w:spacing/>
         <w:ind w:firstLine="720" w:left="0"/>
       </w:pPr>
-      <w:pStyle w:val="920"/>
+      <w:pStyle w:val="930"/>
       <w:rPr/>
       <w:start w:val="1"/>
       <w:suff w:val="space"/>
@@ -13856,7 +14447,7 @@
         <w:spacing/>
         <w:ind w:firstLine="709" w:left="0"/>
       </w:pPr>
-      <w:pStyle w:val="921"/>
+      <w:pStyle w:val="931"/>
       <w:rPr>
         <w:rFonts w:hint="default"/>
         <w:b/>
@@ -14007,7 +14598,7 @@
         <w:spacing/>
         <w:ind w:firstLine="709" w:left="0"/>
       </w:pPr>
-      <w:pStyle w:val="921"/>
+      <w:pStyle w:val="931"/>
       <w:rPr>
         <w:rFonts w:hint="default"/>
         <w:b/>
@@ -14158,7 +14749,7 @@
         <w:spacing/>
         <w:ind w:firstLine="709" w:left="0"/>
       </w:pPr>
-      <w:pStyle w:val="921"/>
+      <w:pStyle w:val="931"/>
       <w:rPr>
         <w:rFonts w:hint="default"/>
         <w:b/>
@@ -14309,7 +14900,7 @@
         <w:spacing/>
         <w:ind w:firstLine="709" w:left="0"/>
       </w:pPr>
-      <w:pStyle w:val="921"/>
+      <w:pStyle w:val="931"/>
       <w:rPr>
         <w:rFonts w:hint="default"/>
         <w:b/>
@@ -15424,6 +16015,300 @@
       </w:pPr>
       <w:rPr>
         <w:rFonts w:hint="default" w:ascii="Wingdings" w:hAnsi="Wingdings" w:eastAsia="Wingdings" w:cs="Wingdings"/>
+      </w:rPr>
+      <w:start w:val="1"/>
+      <w:suff w:val="tab"/>
+    </w:lvl>
+  </w:abstractNum>
+  <w:abstractNum w:abstractNumId="17">
+    <w:nsid w:val="59305F40"/>
+    <w:lvl w:ilvl="0">
+      <w:isLgl w:val="false"/>
+      <w:lvlJc w:val="left"/>
+      <w:lvlText w:val="-"/>
+      <w:numFmt w:val="bullet"/>
+      <w:pPr>
+        <w:pBdr/>
+        <w:spacing/>
+        <w:ind w:firstLine="709" w:left="0"/>
+      </w:pPr>
+      <w:rPr>
+        <w:rFonts w:hint="default" w:ascii="Times New Roman" w:hAnsi="Times New Roman" w:cs="Times New Roman" w:eastAsiaTheme="minorHAnsi"/>
+      </w:rPr>
+      <w:start w:val="0"/>
+      <w:suff w:val="space"/>
+    </w:lvl>
+    <w:lvl w:ilvl="1">
+      <w:isLgl w:val="false"/>
+      <w:lvlJc w:val="left"/>
+      <w:lvlText w:val="o"/>
+      <w:numFmt w:val="bullet"/>
+      <w:pPr>
+        <w:pBdr/>
+        <w:spacing/>
+        <w:ind w:hanging="360" w:left="2149"/>
+      </w:pPr>
+      <w:rPr>
+        <w:rFonts w:hint="default" w:ascii="Courier New" w:hAnsi="Courier New" w:cs="Courier New"/>
+      </w:rPr>
+      <w:start w:val="1"/>
+      <w:suff w:val="tab"/>
+    </w:lvl>
+    <w:lvl w:ilvl="2">
+      <w:isLgl w:val="false"/>
+      <w:lvlJc w:val="left"/>
+      <w:lvlText w:val=""/>
+      <w:numFmt w:val="bullet"/>
+      <w:pPr>
+        <w:pBdr/>
+        <w:spacing/>
+        <w:ind w:hanging="360" w:left="2869"/>
+      </w:pPr>
+      <w:rPr>
+        <w:rFonts w:hint="default" w:ascii="Wingdings" w:hAnsi="Wingdings"/>
+      </w:rPr>
+      <w:start w:val="1"/>
+      <w:suff w:val="tab"/>
+    </w:lvl>
+    <w:lvl w:ilvl="3">
+      <w:isLgl w:val="false"/>
+      <w:lvlJc w:val="left"/>
+      <w:lvlText w:val=""/>
+      <w:numFmt w:val="bullet"/>
+      <w:pPr>
+        <w:pBdr/>
+        <w:spacing/>
+        <w:ind w:hanging="360" w:left="3589"/>
+      </w:pPr>
+      <w:rPr>
+        <w:rFonts w:hint="default" w:ascii="Symbol" w:hAnsi="Symbol"/>
+      </w:rPr>
+      <w:start w:val="1"/>
+      <w:suff w:val="tab"/>
+    </w:lvl>
+    <w:lvl w:ilvl="4">
+      <w:isLgl w:val="false"/>
+      <w:lvlJc w:val="left"/>
+      <w:lvlText w:val="o"/>
+      <w:numFmt w:val="bullet"/>
+      <w:pPr>
+        <w:pBdr/>
+        <w:spacing/>
+        <w:ind w:hanging="360" w:left="4309"/>
+      </w:pPr>
+      <w:rPr>
+        <w:rFonts w:hint="default" w:ascii="Courier New" w:hAnsi="Courier New" w:cs="Courier New"/>
+      </w:rPr>
+      <w:start w:val="1"/>
+      <w:suff w:val="tab"/>
+    </w:lvl>
+    <w:lvl w:ilvl="5">
+      <w:isLgl w:val="false"/>
+      <w:lvlJc w:val="left"/>
+      <w:lvlText w:val=""/>
+      <w:numFmt w:val="bullet"/>
+      <w:pPr>
+        <w:pBdr/>
+        <w:spacing/>
+        <w:ind w:hanging="360" w:left="5029"/>
+      </w:pPr>
+      <w:rPr>
+        <w:rFonts w:hint="default" w:ascii="Wingdings" w:hAnsi="Wingdings"/>
+      </w:rPr>
+      <w:start w:val="1"/>
+      <w:suff w:val="tab"/>
+    </w:lvl>
+    <w:lvl w:ilvl="6">
+      <w:isLgl w:val="false"/>
+      <w:lvlJc w:val="left"/>
+      <w:lvlText w:val=""/>
+      <w:numFmt w:val="bullet"/>
+      <w:pPr>
+        <w:pBdr/>
+        <w:spacing/>
+        <w:ind w:hanging="360" w:left="5749"/>
+      </w:pPr>
+      <w:rPr>
+        <w:rFonts w:hint="default" w:ascii="Symbol" w:hAnsi="Symbol"/>
+      </w:rPr>
+      <w:start w:val="1"/>
+      <w:suff w:val="tab"/>
+    </w:lvl>
+    <w:lvl w:ilvl="7">
+      <w:isLgl w:val="false"/>
+      <w:lvlJc w:val="left"/>
+      <w:lvlText w:val="o"/>
+      <w:numFmt w:val="bullet"/>
+      <w:pPr>
+        <w:pBdr/>
+        <w:spacing/>
+        <w:ind w:hanging="360" w:left="6469"/>
+      </w:pPr>
+      <w:rPr>
+        <w:rFonts w:hint="default" w:ascii="Courier New" w:hAnsi="Courier New" w:cs="Courier New"/>
+      </w:rPr>
+      <w:start w:val="1"/>
+      <w:suff w:val="tab"/>
+    </w:lvl>
+    <w:lvl w:ilvl="8">
+      <w:isLgl w:val="false"/>
+      <w:lvlJc w:val="left"/>
+      <w:lvlText w:val=""/>
+      <w:numFmt w:val="bullet"/>
+      <w:pPr>
+        <w:pBdr/>
+        <w:spacing/>
+        <w:ind w:hanging="360" w:left="7189"/>
+      </w:pPr>
+      <w:rPr>
+        <w:rFonts w:hint="default" w:ascii="Wingdings" w:hAnsi="Wingdings"/>
+      </w:rPr>
+      <w:start w:val="1"/>
+      <w:suff w:val="tab"/>
+    </w:lvl>
+  </w:abstractNum>
+  <w:abstractNum w:abstractNumId="18">
+    <w:nsid w:val="59305F40"/>
+    <w:lvl w:ilvl="0">
+      <w:isLgl w:val="false"/>
+      <w:lvlJc w:val="left"/>
+      <w:lvlText w:val="-"/>
+      <w:numFmt w:val="bullet"/>
+      <w:pPr>
+        <w:pBdr/>
+        <w:spacing/>
+        <w:ind w:firstLine="709" w:left="0"/>
+      </w:pPr>
+      <w:rPr>
+        <w:rFonts w:hint="default" w:ascii="Times New Roman" w:hAnsi="Times New Roman" w:cs="Times New Roman" w:eastAsiaTheme="minorHAnsi"/>
+      </w:rPr>
+      <w:start w:val="0"/>
+      <w:suff w:val="space"/>
+    </w:lvl>
+    <w:lvl w:ilvl="1">
+      <w:isLgl w:val="false"/>
+      <w:lvlJc w:val="left"/>
+      <w:lvlText w:val="o"/>
+      <w:numFmt w:val="bullet"/>
+      <w:pPr>
+        <w:pBdr/>
+        <w:spacing/>
+        <w:ind w:hanging="360" w:left="2149"/>
+      </w:pPr>
+      <w:rPr>
+        <w:rFonts w:hint="default" w:ascii="Courier New" w:hAnsi="Courier New" w:cs="Courier New"/>
+      </w:rPr>
+      <w:start w:val="1"/>
+      <w:suff w:val="tab"/>
+    </w:lvl>
+    <w:lvl w:ilvl="2">
+      <w:isLgl w:val="false"/>
+      <w:lvlJc w:val="left"/>
+      <w:lvlText w:val=""/>
+      <w:numFmt w:val="bullet"/>
+      <w:pPr>
+        <w:pBdr/>
+        <w:spacing/>
+        <w:ind w:hanging="360" w:left="2869"/>
+      </w:pPr>
+      <w:rPr>
+        <w:rFonts w:hint="default" w:ascii="Wingdings" w:hAnsi="Wingdings"/>
+      </w:rPr>
+      <w:start w:val="1"/>
+      <w:suff w:val="tab"/>
+    </w:lvl>
+    <w:lvl w:ilvl="3">
+      <w:isLgl w:val="false"/>
+      <w:lvlJc w:val="left"/>
+      <w:lvlText w:val=""/>
+      <w:numFmt w:val="bullet"/>
+      <w:pPr>
+        <w:pBdr/>
+        <w:spacing/>
+        <w:ind w:hanging="360" w:left="3589"/>
+      </w:pPr>
+      <w:rPr>
+        <w:rFonts w:hint="default" w:ascii="Symbol" w:hAnsi="Symbol"/>
+      </w:rPr>
+      <w:start w:val="1"/>
+      <w:suff w:val="tab"/>
+    </w:lvl>
+    <w:lvl w:ilvl="4">
+      <w:isLgl w:val="false"/>
+      <w:lvlJc w:val="left"/>
+      <w:lvlText w:val="o"/>
+      <w:numFmt w:val="bullet"/>
+      <w:pPr>
+        <w:pBdr/>
+        <w:spacing/>
+        <w:ind w:hanging="360" w:left="4309"/>
+      </w:pPr>
+      <w:rPr>
+        <w:rFonts w:hint="default" w:ascii="Courier New" w:hAnsi="Courier New" w:cs="Courier New"/>
+      </w:rPr>
+      <w:start w:val="1"/>
+      <w:suff w:val="tab"/>
+    </w:lvl>
+    <w:lvl w:ilvl="5">
+      <w:isLgl w:val="false"/>
+      <w:lvlJc w:val="left"/>
+      <w:lvlText w:val=""/>
+      <w:numFmt w:val="bullet"/>
+      <w:pPr>
+        <w:pBdr/>
+        <w:spacing/>
+        <w:ind w:hanging="360" w:left="5029"/>
+      </w:pPr>
+      <w:rPr>
+        <w:rFonts w:hint="default" w:ascii="Wingdings" w:hAnsi="Wingdings"/>
+      </w:rPr>
+      <w:start w:val="1"/>
+      <w:suff w:val="tab"/>
+    </w:lvl>
+    <w:lvl w:ilvl="6">
+      <w:isLgl w:val="false"/>
+      <w:lvlJc w:val="left"/>
+      <w:lvlText w:val=""/>
+      <w:numFmt w:val="bullet"/>
+      <w:pPr>
+        <w:pBdr/>
+        <w:spacing/>
+        <w:ind w:hanging="360" w:left="5749"/>
+      </w:pPr>
+      <w:rPr>
+        <w:rFonts w:hint="default" w:ascii="Symbol" w:hAnsi="Symbol"/>
+      </w:rPr>
+      <w:start w:val="1"/>
+      <w:suff w:val="tab"/>
+    </w:lvl>
+    <w:lvl w:ilvl="7">
+      <w:isLgl w:val="false"/>
+      <w:lvlJc w:val="left"/>
+      <w:lvlText w:val="o"/>
+      <w:numFmt w:val="bullet"/>
+      <w:pPr>
+        <w:pBdr/>
+        <w:spacing/>
+        <w:ind w:hanging="360" w:left="6469"/>
+      </w:pPr>
+      <w:rPr>
+        <w:rFonts w:hint="default" w:ascii="Courier New" w:hAnsi="Courier New" w:cs="Courier New"/>
+      </w:rPr>
+      <w:start w:val="1"/>
+      <w:suff w:val="tab"/>
+    </w:lvl>
+    <w:lvl w:ilvl="8">
+      <w:isLgl w:val="false"/>
+      <w:lvlJc w:val="left"/>
+      <w:lvlText w:val=""/>
+      <w:numFmt w:val="bullet"/>
+      <w:pPr>
+        <w:pBdr/>
+        <w:spacing/>
+        <w:ind w:hanging="360" w:left="7189"/>
+      </w:pPr>
+      <w:rPr>
+        <w:rFonts w:hint="default" w:ascii="Wingdings" w:hAnsi="Wingdings"/>
       </w:rPr>
       <w:start w:val="1"/>
       <w:suff w:val="tab"/>
@@ -15482,6 +16367,12 @@
   </w:num>
   <w:num w:numId="17">
     <w:abstractNumId w:val="16"/>
+  </w:num>
+  <w:num w:numId="18">
+    <w:abstractNumId w:val="17"/>
+  </w:num>
+  <w:num w:numId="19">
+    <w:abstractNumId w:val="18"/>
   </w:num>
 </w:numbering>
 </file>
@@ -15642,7 +16533,7 @@
     <w:lsdException w:name="Bibliography" w:uiPriority="37"/>
     <w:lsdException w:name="TOC Heading" w:uiPriority="39" w:qFormat="1"/>
   </w:latentStyles>
-  <w:style w:type="table" w:styleId="745" w:default="1">
+  <w:style w:type="table" w:styleId="755" w:default="1">
     <w:name w:val="Normal Table"/>
     <w:uiPriority w:val="99"/>
     <w:semiHidden/>
@@ -15835,9 +16726,9 @@
       </w:tcPr>
     </w:tblStylePr>
   </w:style>
-  <w:style w:type="table" w:styleId="746">
+  <w:style w:type="table" w:styleId="756">
     <w:name w:val="Table Grid"/>
-    <w:basedOn w:val="745"/>
+    <w:basedOn w:val="755"/>
     <w:uiPriority w:val="59"/>
     <w:pPr>
       <w:pBdr/>
@@ -16034,9 +16925,9 @@
       </w:tcPr>
     </w:tblStylePr>
   </w:style>
-  <w:style w:type="table" w:styleId="747">
+  <w:style w:type="table" w:styleId="757">
     <w:name w:val="Table Grid Light"/>
-    <w:basedOn w:val="745"/>
+    <w:basedOn w:val="755"/>
     <w:uiPriority w:val="59"/>
     <w:pPr>
       <w:pBdr/>
@@ -16233,9 +17124,9 @@
       </w:tcPr>
     </w:tblStylePr>
   </w:style>
-  <w:style w:type="table" w:styleId="748">
+  <w:style w:type="table" w:styleId="758">
     <w:name w:val="Plain Table 1"/>
-    <w:basedOn w:val="745"/>
+    <w:basedOn w:val="755"/>
     <w:uiPriority w:val="59"/>
     <w:pPr>
       <w:pBdr/>
@@ -16458,9 +17349,9 @@
       </w:tcPr>
     </w:tblStylePr>
   </w:style>
-  <w:style w:type="table" w:styleId="749">
+  <w:style w:type="table" w:styleId="759">
     <w:name w:val="Plain Table 2"/>
-    <w:basedOn w:val="745"/>
+    <w:basedOn w:val="755"/>
     <w:uiPriority w:val="59"/>
     <w:pPr>
       <w:pBdr/>
@@ -16691,9 +17582,9 @@
       </w:tcPr>
     </w:tblStylePr>
   </w:style>
-  <w:style w:type="table" w:styleId="750">
+  <w:style w:type="table" w:styleId="760">
     <w:name w:val="Plain Table 3"/>
-    <w:basedOn w:val="745"/>
+    <w:basedOn w:val="755"/>
     <w:uiPriority w:val="99"/>
     <w:pPr>
       <w:pBdr/>
@@ -16921,9 +17812,9 @@
       </w:tcPr>
     </w:tblStylePr>
   </w:style>
-  <w:style w:type="table" w:styleId="751">
+  <w:style w:type="table" w:styleId="761">
     <w:name w:val="Plain Table 4"/>
-    <w:basedOn w:val="745"/>
+    <w:basedOn w:val="755"/>
     <w:uiPriority w:val="99"/>
     <w:pPr>
       <w:pBdr/>
@@ -17137,9 +18028,9 @@
       </w:tcPr>
     </w:tblStylePr>
   </w:style>
-  <w:style w:type="table" w:styleId="752">
+  <w:style w:type="table" w:styleId="762">
     <w:name w:val="Plain Table 5"/>
-    <w:basedOn w:val="745"/>
+    <w:basedOn w:val="755"/>
     <w:uiPriority w:val="99"/>
     <w:pPr>
       <w:pBdr/>
@@ -17370,9 +18261,9 @@
       </w:tcPr>
     </w:tblStylePr>
   </w:style>
-  <w:style w:type="table" w:styleId="753">
+  <w:style w:type="table" w:styleId="763">
     <w:name w:val="Grid Table 1 Light"/>
-    <w:basedOn w:val="745"/>
+    <w:basedOn w:val="755"/>
     <w:uiPriority w:val="99"/>
     <w:pPr>
       <w:pBdr/>
@@ -17593,9 +18484,9 @@
       </w:tcPr>
     </w:tblStylePr>
   </w:style>
-  <w:style w:type="table" w:styleId="754">
+  <w:style w:type="table" w:styleId="764">
     <w:name w:val="Grid Table 1 Light - Accent 1"/>
-    <w:basedOn w:val="745"/>
+    <w:basedOn w:val="755"/>
     <w:uiPriority w:val="99"/>
     <w:pPr>
       <w:pBdr/>
@@ -17816,9 +18707,9 @@
       </w:tcPr>
     </w:tblStylePr>
   </w:style>
-  <w:style w:type="table" w:styleId="755">
+  <w:style w:type="table" w:styleId="765">
     <w:name w:val="Grid Table 1 Light - Accent 2"/>
-    <w:basedOn w:val="745"/>
+    <w:basedOn w:val="755"/>
     <w:uiPriority w:val="99"/>
     <w:pPr>
       <w:pBdr/>
@@ -18039,9 +18930,9 @@
       </w:tcPr>
     </w:tblStylePr>
   </w:style>
-  <w:style w:type="table" w:styleId="756">
+  <w:style w:type="table" w:styleId="766">
     <w:name w:val="Grid Table 1 Light - Accent 3"/>
-    <w:basedOn w:val="745"/>
+    <w:basedOn w:val="755"/>
     <w:uiPriority w:val="99"/>
     <w:pPr>
       <w:pBdr/>
@@ -18262,9 +19153,9 @@
       </w:tcPr>
     </w:tblStylePr>
   </w:style>
-  <w:style w:type="table" w:styleId="757">
+  <w:style w:type="table" w:styleId="767">
     <w:name w:val="Grid Table 1 Light - Accent 4"/>
-    <w:basedOn w:val="745"/>
+    <w:basedOn w:val="755"/>
     <w:uiPriority w:val="99"/>
     <w:pPr>
       <w:pBdr/>
@@ -18485,9 +19376,9 @@
       </w:tcPr>
     </w:tblStylePr>
   </w:style>
-  <w:style w:type="table" w:styleId="758">
+  <w:style w:type="table" w:styleId="768">
     <w:name w:val="Grid Table 1 Light - Accent 5"/>
-    <w:basedOn w:val="745"/>
+    <w:basedOn w:val="755"/>
     <w:uiPriority w:val="99"/>
     <w:pPr>
       <w:pBdr/>
@@ -18708,9 +19599,9 @@
       </w:tcPr>
     </w:tblStylePr>
   </w:style>
-  <w:style w:type="table" w:styleId="759">
+  <w:style w:type="table" w:styleId="769">
     <w:name w:val="Grid Table 1 Light - Accent 6"/>
-    <w:basedOn w:val="745"/>
+    <w:basedOn w:val="755"/>
     <w:uiPriority w:val="99"/>
     <w:pPr>
       <w:pBdr/>
@@ -18931,9 +19822,9 @@
       </w:tcPr>
     </w:tblStylePr>
   </w:style>
-  <w:style w:type="table" w:styleId="760">
+  <w:style w:type="table" w:styleId="770">
     <w:name w:val="Grid Table 2"/>
-    <w:basedOn w:val="745"/>
+    <w:basedOn w:val="755"/>
     <w:uiPriority w:val="99"/>
     <w:pPr>
       <w:pBdr/>
@@ -19163,9 +20054,9 @@
       </w:tcPr>
     </w:tblStylePr>
   </w:style>
-  <w:style w:type="table" w:styleId="761">
+  <w:style w:type="table" w:styleId="771">
     <w:name w:val="Grid Table 2 - Accent 1"/>
-    <w:basedOn w:val="745"/>
+    <w:basedOn w:val="755"/>
     <w:uiPriority w:val="99"/>
     <w:pPr>
       <w:pBdr/>
@@ -19395,9 +20286,9 @@
       </w:tcPr>
     </w:tblStylePr>
   </w:style>
-  <w:style w:type="table" w:styleId="762">
+  <w:style w:type="table" w:styleId="772">
     <w:name w:val="Grid Table 2 - Accent 2"/>
-    <w:basedOn w:val="745"/>
+    <w:basedOn w:val="755"/>
     <w:uiPriority w:val="99"/>
     <w:pPr>
       <w:pBdr/>
@@ -19627,9 +20518,9 @@
       </w:tcPr>
     </w:tblStylePr>
   </w:style>
-  <w:style w:type="table" w:styleId="763">
+  <w:style w:type="table" w:styleId="773">
     <w:name w:val="Grid Table 2 - Accent 3"/>
-    <w:basedOn w:val="745"/>
+    <w:basedOn w:val="755"/>
     <w:uiPriority w:val="99"/>
     <w:pPr>
       <w:pBdr/>
@@ -19859,9 +20750,9 @@
       </w:tcPr>
     </w:tblStylePr>
   </w:style>
-  <w:style w:type="table" w:styleId="764">
+  <w:style w:type="table" w:styleId="774">
     <w:name w:val="Grid Table 2 - Accent 4"/>
-    <w:basedOn w:val="745"/>
+    <w:basedOn w:val="755"/>
     <w:uiPriority w:val="99"/>
     <w:pPr>
       <w:pBdr/>
@@ -20091,9 +20982,9 @@
       </w:tcPr>
     </w:tblStylePr>
   </w:style>
-  <w:style w:type="table" w:styleId="765">
+  <w:style w:type="table" w:styleId="775">
     <w:name w:val="Grid Table 2 - Accent 5"/>
-    <w:basedOn w:val="745"/>
+    <w:basedOn w:val="755"/>
     <w:uiPriority w:val="99"/>
     <w:pPr>
       <w:pBdr/>
@@ -20323,9 +21214,9 @@
       </w:tcPr>
     </w:tblStylePr>
   </w:style>
-  <w:style w:type="table" w:styleId="766">
+  <w:style w:type="table" w:styleId="776">
     <w:name w:val="Grid Table 2 - Accent 6"/>
-    <w:basedOn w:val="745"/>
+    <w:basedOn w:val="755"/>
     <w:uiPriority w:val="99"/>
     <w:pPr>
       <w:pBdr/>
@@ -20555,9 +21446,9 @@
       </w:tcPr>
     </w:tblStylePr>
   </w:style>
-  <w:style w:type="table" w:styleId="767">
+  <w:style w:type="table" w:styleId="777">
     <w:name w:val="Grid Table 3"/>
-    <w:basedOn w:val="745"/>
+    <w:basedOn w:val="755"/>
     <w:uiPriority w:val="99"/>
     <w:pPr>
       <w:pBdr/>
@@ -20800,9 +21691,9 @@
       </w:tcPr>
     </w:tblStylePr>
   </w:style>
-  <w:style w:type="table" w:styleId="768">
+  <w:style w:type="table" w:styleId="778">
     <w:name w:val="Grid Table 3 - Accent 1"/>
-    <w:basedOn w:val="745"/>
+    <w:basedOn w:val="755"/>
     <w:uiPriority w:val="99"/>
     <w:pPr>
       <w:pBdr/>
@@ -21045,9 +21936,9 @@
       </w:tcPr>
     </w:tblStylePr>
   </w:style>
-  <w:style w:type="table" w:styleId="769">
+  <w:style w:type="table" w:styleId="779">
     <w:name w:val="Grid Table 3 - Accent 2"/>
-    <w:basedOn w:val="745"/>
+    <w:basedOn w:val="755"/>
     <w:uiPriority w:val="99"/>
     <w:pPr>
       <w:pBdr/>
@@ -21290,9 +22181,9 @@
       </w:tcPr>
     </w:tblStylePr>
   </w:style>
-  <w:style w:type="table" w:styleId="770">
+  <w:style w:type="table" w:styleId="780">
     <w:name w:val="Grid Table 3 - Accent 3"/>
-    <w:basedOn w:val="745"/>
+    <w:basedOn w:val="755"/>
     <w:uiPriority w:val="99"/>
     <w:pPr>
       <w:pBdr/>
@@ -21535,9 +22426,9 @@
       </w:tcPr>
     </w:tblStylePr>
   </w:style>
-  <w:style w:type="table" w:styleId="771">
+  <w:style w:type="table" w:styleId="781">
     <w:name w:val="Grid Table 3 - Accent 4"/>
-    <w:basedOn w:val="745"/>
+    <w:basedOn w:val="755"/>
     <w:uiPriority w:val="99"/>
     <w:pPr>
       <w:pBdr/>
@@ -21780,9 +22671,9 @@
       </w:tcPr>
     </w:tblStylePr>
   </w:style>
-  <w:style w:type="table" w:styleId="772">
+  <w:style w:type="table" w:styleId="782">
     <w:name w:val="Grid Table 3 - Accent 5"/>
-    <w:basedOn w:val="745"/>
+    <w:basedOn w:val="755"/>
     <w:uiPriority w:val="99"/>
     <w:pPr>
       <w:pBdr/>
@@ -22025,9 +22916,9 @@
       </w:tcPr>
     </w:tblStylePr>
   </w:style>
-  <w:style w:type="table" w:styleId="773">
+  <w:style w:type="table" w:styleId="783">
     <w:name w:val="Grid Table 3 - Accent 6"/>
-    <w:basedOn w:val="745"/>
+    <w:basedOn w:val="755"/>
     <w:uiPriority w:val="99"/>
     <w:pPr>
       <w:pBdr/>
@@ -22270,9 +23161,9 @@
       </w:tcPr>
     </w:tblStylePr>
   </w:style>
-  <w:style w:type="table" w:styleId="774">
+  <w:style w:type="table" w:styleId="784">
     <w:name w:val="Grid Table 4"/>
-    <w:basedOn w:val="745"/>
+    <w:basedOn w:val="755"/>
     <w:uiPriority w:val="59"/>
     <w:pPr>
       <w:pBdr/>
@@ -22503,9 +23394,9 @@
       </w:tcPr>
     </w:tblStylePr>
   </w:style>
-  <w:style w:type="table" w:styleId="775">
+  <w:style w:type="table" w:styleId="785">
     <w:name w:val="Grid Table 4 - Accent 1"/>
-    <w:basedOn w:val="745"/>
+    <w:basedOn w:val="755"/>
     <w:uiPriority w:val="59"/>
     <w:pPr>
       <w:pBdr/>
@@ -22736,9 +23627,9 @@
       </w:tcPr>
     </w:tblStylePr>
   </w:style>
-  <w:style w:type="table" w:styleId="776">
+  <w:style w:type="table" w:styleId="786">
     <w:name w:val="Grid Table 4 - Accent 2"/>
-    <w:basedOn w:val="745"/>
+    <w:basedOn w:val="755"/>
     <w:uiPriority w:val="59"/>
     <w:pPr>
       <w:pBdr/>
@@ -22969,9 +23860,9 @@
       </w:tcPr>
     </w:tblStylePr>
   </w:style>
-  <w:style w:type="table" w:styleId="777">
+  <w:style w:type="table" w:styleId="787">
     <w:name w:val="Grid Table 4 - Accent 3"/>
-    <w:basedOn w:val="745"/>
+    <w:basedOn w:val="755"/>
     <w:uiPriority w:val="59"/>
     <w:pPr>
       <w:pBdr/>
@@ -23202,9 +24093,9 @@
       </w:tcPr>
     </w:tblStylePr>
   </w:style>
-  <w:style w:type="table" w:styleId="778">
+  <w:style w:type="table" w:styleId="788">
     <w:name w:val="Grid Table 4 - Accent 4"/>
-    <w:basedOn w:val="745"/>
+    <w:basedOn w:val="755"/>
     <w:uiPriority w:val="59"/>
     <w:pPr>
       <w:pBdr/>
@@ -23435,9 +24326,9 @@
       </w:tcPr>
     </w:tblStylePr>
   </w:style>
-  <w:style w:type="table" w:styleId="779">
+  <w:style w:type="table" w:styleId="789">
     <w:name w:val="Grid Table 4 - Accent 5"/>
-    <w:basedOn w:val="745"/>
+    <w:basedOn w:val="755"/>
     <w:uiPriority w:val="59"/>
     <w:pPr>
       <w:pBdr/>
@@ -23668,9 +24559,9 @@
       </w:tcPr>
     </w:tblStylePr>
   </w:style>
-  <w:style w:type="table" w:styleId="780">
+  <w:style w:type="table" w:styleId="790">
     <w:name w:val="Grid Table 4 - Accent 6"/>
-    <w:basedOn w:val="745"/>
+    <w:basedOn w:val="755"/>
     <w:uiPriority w:val="59"/>
     <w:pPr>
       <w:pBdr/>
@@ -23901,9 +24792,9 @@
       </w:tcPr>
     </w:tblStylePr>
   </w:style>
-  <w:style w:type="table" w:styleId="781">
+  <w:style w:type="table" w:styleId="791">
     <w:name w:val="Grid Table 5 Dark"/>
-    <w:basedOn w:val="745"/>
+    <w:basedOn w:val="755"/>
     <w:uiPriority w:val="99"/>
     <w:pPr>
       <w:pBdr/>
@@ -24129,9 +25020,9 @@
       </w:tcPr>
     </w:tblStylePr>
   </w:style>
-  <w:style w:type="table" w:styleId="782">
+  <w:style w:type="table" w:styleId="792">
     <w:name w:val="Grid Table 5 Dark- Accent 1"/>
-    <w:basedOn w:val="745"/>
+    <w:basedOn w:val="755"/>
     <w:uiPriority w:val="99"/>
     <w:pPr>
       <w:pBdr/>
@@ -24357,9 +25248,9 @@
       </w:tcPr>
     </w:tblStylePr>
   </w:style>
-  <w:style w:type="table" w:styleId="783">
+  <w:style w:type="table" w:styleId="793">
     <w:name w:val="Grid Table 5 Dark - Accent 2"/>
-    <w:basedOn w:val="745"/>
+    <w:basedOn w:val="755"/>
     <w:uiPriority w:val="99"/>
     <w:pPr>
       <w:pBdr/>
@@ -24585,9 +25476,9 @@
       </w:tcPr>
     </w:tblStylePr>
   </w:style>
-  <w:style w:type="table" w:styleId="784">
+  <w:style w:type="table" w:styleId="794">
     <w:name w:val="Grid Table 5 Dark - Accent 3"/>
-    <w:basedOn w:val="745"/>
+    <w:basedOn w:val="755"/>
     <w:uiPriority w:val="99"/>
     <w:pPr>
       <w:pBdr/>
@@ -24813,9 +25704,9 @@
       </w:tcPr>
     </w:tblStylePr>
   </w:style>
-  <w:style w:type="table" w:styleId="785">
+  <w:style w:type="table" w:styleId="795">
     <w:name w:val="Grid Table 5 Dark- Accent 4"/>
-    <w:basedOn w:val="745"/>
+    <w:basedOn w:val="755"/>
     <w:uiPriority w:val="99"/>
     <w:pPr>
       <w:pBdr/>
@@ -25041,9 +25932,9 @@
       </w:tcPr>
     </w:tblStylePr>
   </w:style>
-  <w:style w:type="table" w:styleId="786">
+  <w:style w:type="table" w:styleId="796">
     <w:name w:val="Grid Table 5 Dark - Accent 5"/>
-    <w:basedOn w:val="745"/>
+    <w:basedOn w:val="755"/>
     <w:uiPriority w:val="99"/>
     <w:pPr>
       <w:pBdr/>
@@ -25269,9 +26160,9 @@
       </w:tcPr>
     </w:tblStylePr>
   </w:style>
-  <w:style w:type="table" w:styleId="787">
+  <w:style w:type="table" w:styleId="797">
     <w:name w:val="Grid Table 5 Dark - Accent 6"/>
-    <w:basedOn w:val="745"/>
+    <w:basedOn w:val="755"/>
     <w:uiPriority w:val="99"/>
     <w:pPr>
       <w:pBdr/>
@@ -25497,9 +26388,9 @@
       </w:tcPr>
     </w:tblStylePr>
   </w:style>
-  <w:style w:type="table" w:styleId="788">
+  <w:style w:type="table" w:styleId="798">
     <w:name w:val="Grid Table 6 Colorful"/>
-    <w:basedOn w:val="745"/>
+    <w:basedOn w:val="755"/>
     <w:uiPriority w:val="99"/>
     <w:pPr>
       <w:pBdr/>
@@ -25727,9 +26618,9 @@
       </w:tcPr>
     </w:tblStylePr>
   </w:style>
-  <w:style w:type="table" w:styleId="789">
+  <w:style w:type="table" w:styleId="799">
     <w:name w:val="Grid Table 6 Colorful - Accent 1"/>
-    <w:basedOn w:val="745"/>
+    <w:basedOn w:val="755"/>
     <w:uiPriority w:val="99"/>
     <w:pPr>
       <w:pBdr/>
@@ -25957,9 +26848,9 @@
       </w:tcPr>
     </w:tblStylePr>
   </w:style>
-  <w:style w:type="table" w:styleId="790">
+  <w:style w:type="table" w:styleId="800">
     <w:name w:val="Grid Table 6 Colorful - Accent 2"/>
-    <w:basedOn w:val="745"/>
+    <w:basedOn w:val="755"/>
     <w:uiPriority w:val="99"/>
     <w:pPr>
       <w:pBdr/>
@@ -26187,9 +27078,9 @@
       </w:tcPr>
     </w:tblStylePr>
   </w:style>
-  <w:style w:type="table" w:styleId="791">
+  <w:style w:type="table" w:styleId="801">
     <w:name w:val="Grid Table 6 Colorful - Accent 3"/>
-    <w:basedOn w:val="745"/>
+    <w:basedOn w:val="755"/>
     <w:uiPriority w:val="99"/>
     <w:pPr>
       <w:pBdr/>
@@ -26417,9 +27308,9 @@
       </w:tcPr>
     </w:tblStylePr>
   </w:style>
-  <w:style w:type="table" w:styleId="792">
+  <w:style w:type="table" w:styleId="802">
     <w:name w:val="Grid Table 6 Colorful - Accent 4"/>
-    <w:basedOn w:val="745"/>
+    <w:basedOn w:val="755"/>
     <w:uiPriority w:val="99"/>
     <w:pPr>
       <w:pBdr/>
@@ -26647,9 +27538,9 @@
       </w:tcPr>
     </w:tblStylePr>
   </w:style>
-  <w:style w:type="table" w:styleId="793">
+  <w:style w:type="table" w:styleId="803">
     <w:name w:val="Grid Table 6 Colorful - Accent 5"/>
-    <w:basedOn w:val="745"/>
+    <w:basedOn w:val="755"/>
     <w:uiPriority w:val="99"/>
     <w:pPr>
       <w:pBdr/>
@@ -26877,9 +27768,9 @@
       </w:tcPr>
     </w:tblStylePr>
   </w:style>
-  <w:style w:type="table" w:styleId="794">
+  <w:style w:type="table" w:styleId="804">
     <w:name w:val="Grid Table 6 Colorful - Accent 6"/>
-    <w:basedOn w:val="745"/>
+    <w:basedOn w:val="755"/>
     <w:uiPriority w:val="99"/>
     <w:pPr>
       <w:pBdr/>
@@ -27107,9 +27998,9 @@
       </w:tcPr>
     </w:tblStylePr>
   </w:style>
-  <w:style w:type="table" w:styleId="795">
+  <w:style w:type="table" w:styleId="805">
     <w:name w:val="Grid Table 7 Colorful"/>
-    <w:basedOn w:val="745"/>
+    <w:basedOn w:val="755"/>
     <w:uiPriority w:val="99"/>
     <w:pPr>
       <w:pBdr/>
@@ -27361,9 +28252,9 @@
       </w:tcPr>
     </w:tblStylePr>
   </w:style>
-  <w:style w:type="table" w:styleId="796">
+  <w:style w:type="table" w:styleId="806">
     <w:name w:val="Grid Table 7 Colorful - Accent 1"/>
-    <w:basedOn w:val="745"/>
+    <w:basedOn w:val="755"/>
     <w:uiPriority w:val="99"/>
     <w:pPr>
       <w:pBdr/>
@@ -27615,9 +28506,9 @@
       </w:tcPr>
     </w:tblStylePr>
   </w:style>
-  <w:style w:type="table" w:styleId="797">
+  <w:style w:type="table" w:styleId="807">
     <w:name w:val="Grid Table 7 Colorful - Accent 2"/>
-    <w:basedOn w:val="745"/>
+    <w:basedOn w:val="755"/>
     <w:uiPriority w:val="99"/>
     <w:pPr>
       <w:pBdr/>
@@ -27869,9 +28760,9 @@
       </w:tcPr>
     </w:tblStylePr>
   </w:style>
-  <w:style w:type="table" w:styleId="798">
+  <w:style w:type="table" w:styleId="808">
     <w:name w:val="Grid Table 7 Colorful - Accent 3"/>
-    <w:basedOn w:val="745"/>
+    <w:basedOn w:val="755"/>
     <w:uiPriority w:val="99"/>
     <w:pPr>
       <w:pBdr/>
@@ -28123,9 +29014,9 @@
       </w:tcPr>
     </w:tblStylePr>
   </w:style>
-  <w:style w:type="table" w:styleId="799">
+  <w:style w:type="table" w:styleId="809">
     <w:name w:val="Grid Table 7 Colorful - Accent 4"/>
-    <w:basedOn w:val="745"/>
+    <w:basedOn w:val="755"/>
     <w:uiPriority w:val="99"/>
     <w:pPr>
       <w:pBdr/>
@@ -28377,9 +29268,9 @@
       </w:tcPr>
     </w:tblStylePr>
   </w:style>
-  <w:style w:type="table" w:styleId="800">
+  <w:style w:type="table" w:styleId="810">
     <w:name w:val="Grid Table 7 Colorful - Accent 5"/>
-    <w:basedOn w:val="745"/>
+    <w:basedOn w:val="755"/>
     <w:uiPriority w:val="99"/>
     <w:pPr>
       <w:pBdr/>
@@ -28631,9 +29522,9 @@
       </w:tcPr>
     </w:tblStylePr>
   </w:style>
-  <w:style w:type="table" w:styleId="801">
+  <w:style w:type="table" w:styleId="811">
     <w:name w:val="Grid Table 7 Colorful - Accent 6"/>
-    <w:basedOn w:val="745"/>
+    <w:basedOn w:val="755"/>
     <w:uiPriority w:val="99"/>
     <w:pPr>
       <w:pBdr/>
@@ -28885,9 +29776,9 @@
       </w:tcPr>
     </w:tblStylePr>
   </w:style>
-  <w:style w:type="table" w:styleId="802">
+  <w:style w:type="table" w:styleId="812">
     <w:name w:val="List Table 1 Light"/>
-    <w:basedOn w:val="745"/>
+    <w:basedOn w:val="755"/>
     <w:uiPriority w:val="99"/>
     <w:pPr>
       <w:pBdr/>
@@ -29101,9 +29992,9 @@
       </w:tcPr>
     </w:tblStylePr>
   </w:style>
-  <w:style w:type="table" w:styleId="803">
+  <w:style w:type="table" w:styleId="813">
     <w:name w:val="List Table 1 Light - Accent 1"/>
-    <w:basedOn w:val="745"/>
+    <w:basedOn w:val="755"/>
     <w:uiPriority w:val="99"/>
     <w:pPr>
       <w:pBdr/>
@@ -29317,9 +30208,9 @@
       </w:tcPr>
     </w:tblStylePr>
   </w:style>
-  <w:style w:type="table" w:styleId="804">
+  <w:style w:type="table" w:styleId="814">
     <w:name w:val="List Table 1 Light - Accent 2"/>
-    <w:basedOn w:val="745"/>
+    <w:basedOn w:val="755"/>
     <w:uiPriority w:val="99"/>
     <w:pPr>
       <w:pBdr/>
@@ -29533,9 +30424,9 @@
       </w:tcPr>
     </w:tblStylePr>
   </w:style>
-  <w:style w:type="table" w:styleId="805">
+  <w:style w:type="table" w:styleId="815">
     <w:name w:val="List Table 1 Light - Accent 3"/>
-    <w:basedOn w:val="745"/>
+    <w:basedOn w:val="755"/>
     <w:uiPriority w:val="99"/>
     <w:pPr>
       <w:pBdr/>
@@ -29749,9 +30640,9 @@
       </w:tcPr>
     </w:tblStylePr>
   </w:style>
-  <w:style w:type="table" w:styleId="806">
+  <w:style w:type="table" w:styleId="816">
     <w:name w:val="List Table 1 Light - Accent 4"/>
-    <w:basedOn w:val="745"/>
+    <w:basedOn w:val="755"/>
     <w:uiPriority w:val="99"/>
     <w:pPr>
       <w:pBdr/>
@@ -29965,9 +30856,9 @@
       </w:tcPr>
     </w:tblStylePr>
   </w:style>
-  <w:style w:type="table" w:styleId="807">
+  <w:style w:type="table" w:styleId="817">
     <w:name w:val="List Table 1 Light - Accent 5"/>
-    <w:basedOn w:val="745"/>
+    <w:basedOn w:val="755"/>
     <w:uiPriority w:val="99"/>
     <w:pPr>
       <w:pBdr/>
@@ -30181,9 +31072,9 @@
       </w:tcPr>
     </w:tblStylePr>
   </w:style>
-  <w:style w:type="table" w:styleId="808">
+  <w:style w:type="table" w:styleId="818">
     <w:name w:val="List Table 1 Light - Accent 6"/>
-    <w:basedOn w:val="745"/>
+    <w:basedOn w:val="755"/>
     <w:uiPriority w:val="99"/>
     <w:pPr>
       <w:pBdr/>
@@ -30397,9 +31288,9 @@
       </w:tcPr>
     </w:tblStylePr>
   </w:style>
-  <w:style w:type="table" w:styleId="809">
+  <w:style w:type="table" w:styleId="819">
     <w:name w:val="List Table 2"/>
-    <w:basedOn w:val="745"/>
+    <w:basedOn w:val="755"/>
     <w:uiPriority w:val="99"/>
     <w:pPr>
       <w:pBdr/>
@@ -30635,9 +31526,9 @@
       </w:tcPr>
     </w:tblStylePr>
   </w:style>
-  <w:style w:type="table" w:styleId="810">
+  <w:style w:type="table" w:styleId="820">
     <w:name w:val="List Table 2 - Accent 1"/>
-    <w:basedOn w:val="745"/>
+    <w:basedOn w:val="755"/>
     <w:uiPriority w:val="99"/>
     <w:pPr>
       <w:pBdr/>
@@ -30873,9 +31764,9 @@
       </w:tcPr>
     </w:tblStylePr>
   </w:style>
-  <w:style w:type="table" w:styleId="811">
+  <w:style w:type="table" w:styleId="821">
     <w:name w:val="List Table 2 - Accent 2"/>
-    <w:basedOn w:val="745"/>
+    <w:basedOn w:val="755"/>
     <w:uiPriority w:val="99"/>
     <w:pPr>
       <w:pBdr/>
@@ -31111,9 +32002,9 @@
       </w:tcPr>
     </w:tblStylePr>
   </w:style>
-  <w:style w:type="table" w:styleId="812">
+  <w:style w:type="table" w:styleId="822">
     <w:name w:val="List Table 2 - Accent 3"/>
-    <w:basedOn w:val="745"/>
+    <w:basedOn w:val="755"/>
     <w:uiPriority w:val="99"/>
     <w:pPr>
       <w:pBdr/>
@@ -31349,9 +32240,9 @@
       </w:tcPr>
     </w:tblStylePr>
   </w:style>
-  <w:style w:type="table" w:styleId="813">
+  <w:style w:type="table" w:styleId="823">
     <w:name w:val="List Table 2 - Accent 4"/>
-    <w:basedOn w:val="745"/>
+    <w:basedOn w:val="755"/>
     <w:uiPriority w:val="99"/>
     <w:pPr>
       <w:pBdr/>
@@ -31587,9 +32478,9 @@
       </w:tcPr>
     </w:tblStylePr>
   </w:style>
-  <w:style w:type="table" w:styleId="814">
+  <w:style w:type="table" w:styleId="824">
     <w:name w:val="List Table 2 - Accent 5"/>
-    <w:basedOn w:val="745"/>
+    <w:basedOn w:val="755"/>
     <w:uiPriority w:val="99"/>
     <w:pPr>
       <w:pBdr/>
@@ -31825,9 +32716,9 @@
       </w:tcPr>
     </w:tblStylePr>
   </w:style>
-  <w:style w:type="table" w:styleId="815">
+  <w:style w:type="table" w:styleId="825">
     <w:name w:val="List Table 2 - Accent 6"/>
-    <w:basedOn w:val="745"/>
+    <w:basedOn w:val="755"/>
     <w:uiPriority w:val="99"/>
     <w:pPr>
       <w:pBdr/>
@@ -32063,9 +32954,9 @@
       </w:tcPr>
     </w:tblStylePr>
   </w:style>
-  <w:style w:type="table" w:styleId="816">
+  <w:style w:type="table" w:styleId="826">
     <w:name w:val="List Table 3"/>
-    <w:basedOn w:val="745"/>
+    <w:basedOn w:val="755"/>
     <w:uiPriority w:val="99"/>
     <w:pPr>
       <w:pBdr/>
@@ -32291,9 +33182,9 @@
       </w:tcPr>
     </w:tblStylePr>
   </w:style>
-  <w:style w:type="table" w:styleId="817">
+  <w:style w:type="table" w:styleId="827">
     <w:name w:val="List Table 3 - Accent 1"/>
-    <w:basedOn w:val="745"/>
+    <w:basedOn w:val="755"/>
     <w:uiPriority w:val="99"/>
     <w:pPr>
       <w:pBdr/>
@@ -32519,9 +33410,9 @@
       </w:tcPr>
     </w:tblStylePr>
   </w:style>
-  <w:style w:type="table" w:styleId="818">
+  <w:style w:type="table" w:styleId="828">
     <w:name w:val="List Table 3 - Accent 2"/>
-    <w:basedOn w:val="745"/>
+    <w:basedOn w:val="755"/>
     <w:uiPriority w:val="99"/>
     <w:pPr>
       <w:pBdr/>
@@ -32747,9 +33638,9 @@
       </w:tcPr>
     </w:tblStylePr>
   </w:style>
-  <w:style w:type="table" w:styleId="819">
+  <w:style w:type="table" w:styleId="829">
     <w:name w:val="List Table 3 - Accent 3"/>
-    <w:basedOn w:val="745"/>
+    <w:basedOn w:val="755"/>
     <w:uiPriority w:val="99"/>
     <w:pPr>
       <w:pBdr/>
@@ -32975,9 +33866,9 @@
       </w:tcPr>
     </w:tblStylePr>
   </w:style>
-  <w:style w:type="table" w:styleId="820">
+  <w:style w:type="table" w:styleId="830">
     <w:name w:val="List Table 3 - Accent 4"/>
-    <w:basedOn w:val="745"/>
+    <w:basedOn w:val="755"/>
     <w:uiPriority w:val="99"/>
     <w:pPr>
       <w:pBdr/>
@@ -33203,9 +34094,9 @@
       </w:tcPr>
     </w:tblStylePr>
   </w:style>
-  <w:style w:type="table" w:styleId="821">
+  <w:style w:type="table" w:styleId="831">
     <w:name w:val="List Table 3 - Accent 5"/>
-    <w:basedOn w:val="745"/>
+    <w:basedOn w:val="755"/>
     <w:uiPriority w:val="99"/>
     <w:pPr>
       <w:pBdr/>
@@ -33431,9 +34322,9 @@
       </w:tcPr>
     </w:tblStylePr>
   </w:style>
-  <w:style w:type="table" w:styleId="822">
+  <w:style w:type="table" w:styleId="832">
     <w:name w:val="List Table 3 - Accent 6"/>
-    <w:basedOn w:val="745"/>
+    <w:basedOn w:val="755"/>
     <w:uiPriority w:val="99"/>
     <w:pPr>
       <w:pBdr/>
@@ -33659,9 +34550,9 @@
       </w:tcPr>
     </w:tblStylePr>
   </w:style>
-  <w:style w:type="table" w:styleId="823">
+  <w:style w:type="table" w:styleId="833">
     <w:name w:val="List Table 4"/>
-    <w:basedOn w:val="745"/>
+    <w:basedOn w:val="755"/>
     <w:uiPriority w:val="99"/>
     <w:pPr>
       <w:pBdr/>
@@ -33884,9 +34775,9 @@
       </w:tcPr>
     </w:tblStylePr>
   </w:style>
-  <w:style w:type="table" w:styleId="824">
+  <w:style w:type="table" w:styleId="834">
     <w:name w:val="List Table 4 - Accent 1"/>
-    <w:basedOn w:val="745"/>
+    <w:basedOn w:val="755"/>
     <w:uiPriority w:val="99"/>
     <w:pPr>
       <w:pBdr/>
@@ -34109,9 +35000,9 @@
       </w:tcPr>
     </w:tblStylePr>
   </w:style>
-  <w:style w:type="table" w:styleId="825">
+  <w:style w:type="table" w:styleId="835">
     <w:name w:val="List Table 4 - Accent 2"/>
-    <w:basedOn w:val="745"/>
+    <w:basedOn w:val="755"/>
     <w:uiPriority w:val="99"/>
     <w:pPr>
       <w:pBdr/>
@@ -34334,9 +35225,9 @@
       </w:tcPr>
     </w:tblStylePr>
   </w:style>
-  <w:style w:type="table" w:styleId="826">
+  <w:style w:type="table" w:styleId="836">
     <w:name w:val="List Table 4 - Accent 3"/>
-    <w:basedOn w:val="745"/>
+    <w:basedOn w:val="755"/>
     <w:uiPriority w:val="99"/>
     <w:pPr>
       <w:pBdr/>
@@ -34559,9 +35450,9 @@
       </w:tcPr>
     </w:tblStylePr>
   </w:style>
-  <w:style w:type="table" w:styleId="827">
+  <w:style w:type="table" w:styleId="837">
     <w:name w:val="List Table 4 - Accent 4"/>
-    <w:basedOn w:val="745"/>
+    <w:basedOn w:val="755"/>
     <w:uiPriority w:val="99"/>
     <w:pPr>
       <w:pBdr/>
@@ -34784,9 +35675,9 @@
       </w:tcPr>
     </w:tblStylePr>
   </w:style>
-  <w:style w:type="table" w:styleId="828">
+  <w:style w:type="table" w:styleId="838">
     <w:name w:val="List Table 4 - Accent 5"/>
-    <w:basedOn w:val="745"/>
+    <w:basedOn w:val="755"/>
     <w:uiPriority w:val="99"/>
     <w:pPr>
       <w:pBdr/>
@@ -35009,9 +35900,9 @@
       </w:tcPr>
     </w:tblStylePr>
   </w:style>
-  <w:style w:type="table" w:styleId="829">
+  <w:style w:type="table" w:styleId="839">
     <w:name w:val="List Table 4 - Accent 6"/>
-    <w:basedOn w:val="745"/>
+    <w:basedOn w:val="755"/>
     <w:uiPriority w:val="99"/>
     <w:pPr>
       <w:pBdr/>
@@ -35234,9 +36125,9 @@
       </w:tcPr>
     </w:tblStylePr>
   </w:style>
-  <w:style w:type="table" w:styleId="830">
+  <w:style w:type="table" w:styleId="840">
     <w:name w:val="List Table 5 Dark"/>
-    <w:basedOn w:val="745"/>
+    <w:basedOn w:val="755"/>
     <w:uiPriority w:val="99"/>
     <w:pPr>
       <w:pBdr/>
@@ -35476,9 +36367,9 @@
       </w:tcPr>
     </w:tblStylePr>
   </w:style>
-  <w:style w:type="table" w:styleId="831">
+  <w:style w:type="table" w:styleId="841">
     <w:name w:val="List Table 5 Dark - Accent 1"/>
-    <w:basedOn w:val="745"/>
+    <w:basedOn w:val="755"/>
     <w:uiPriority w:val="99"/>
     <w:pPr>
       <w:pBdr/>
@@ -35718,9 +36609,9 @@
       </w:tcPr>
     </w:tblStylePr>
   </w:style>
-  <w:style w:type="table" w:styleId="832">
+  <w:style w:type="table" w:styleId="842">
     <w:name w:val="List Table 5 Dark - Accent 2"/>
-    <w:basedOn w:val="745"/>
+    <w:basedOn w:val="755"/>
     <w:uiPriority w:val="99"/>
     <w:pPr>
       <w:pBdr/>
@@ -35960,9 +36851,9 @@
       </w:tcPr>
     </w:tblStylePr>
   </w:style>
-  <w:style w:type="table" w:styleId="833">
+  <w:style w:type="table" w:styleId="843">
     <w:name w:val="List Table 5 Dark - Accent 3"/>
-    <w:basedOn w:val="745"/>
+    <w:basedOn w:val="755"/>
     <w:uiPriority w:val="99"/>
     <w:pPr>
       <w:pBdr/>
@@ -36202,9 +37093,9 @@
       </w:tcPr>
     </w:tblStylePr>
   </w:style>
-  <w:style w:type="table" w:styleId="834">
+  <w:style w:type="table" w:styleId="844">
     <w:name w:val="List Table 5 Dark - Accent 4"/>
-    <w:basedOn w:val="745"/>
+    <w:basedOn w:val="755"/>
     <w:uiPriority w:val="99"/>
     <w:pPr>
       <w:pBdr/>
@@ -36444,9 +37335,9 @@
       </w:tcPr>
     </w:tblStylePr>
   </w:style>
-  <w:style w:type="table" w:styleId="835">
+  <w:style w:type="table" w:styleId="845">
     <w:name w:val="List Table 5 Dark - Accent 5"/>
-    <w:basedOn w:val="745"/>
+    <w:basedOn w:val="755"/>
     <w:uiPriority w:val="99"/>
     <w:pPr>
       <w:pBdr/>
@@ -36686,9 +37577,9 @@
       </w:tcPr>
     </w:tblStylePr>
   </w:style>
-  <w:style w:type="table" w:styleId="836">
+  <w:style w:type="table" w:styleId="846">
     <w:name w:val="List Table 5 Dark - Accent 6"/>
-    <w:basedOn w:val="745"/>
+    <w:basedOn w:val="755"/>
     <w:uiPriority w:val="99"/>
     <w:pPr>
       <w:pBdr/>
@@ -36928,9 +37819,9 @@
       </w:tcPr>
     </w:tblStylePr>
   </w:style>
-  <w:style w:type="table" w:styleId="837">
+  <w:style w:type="table" w:styleId="847">
     <w:name w:val="List Table 6 Colorful"/>
-    <w:basedOn w:val="745"/>
+    <w:basedOn w:val="755"/>
     <w:uiPriority w:val="99"/>
     <w:pPr>
       <w:pBdr/>
@@ -37151,9 +38042,9 @@
       </w:tcPr>
     </w:tblStylePr>
   </w:style>
-  <w:style w:type="table" w:styleId="838">
+  <w:style w:type="table" w:styleId="848">
     <w:name w:val="List Table 6 Colorful - Accent 1"/>
-    <w:basedOn w:val="745"/>
+    <w:basedOn w:val="755"/>
     <w:uiPriority w:val="99"/>
     <w:pPr>
       <w:pBdr/>
@@ -37374,9 +38265,9 @@
       </w:tcPr>
     </w:tblStylePr>
   </w:style>
-  <w:style w:type="table" w:styleId="839">
+  <w:style w:type="table" w:styleId="849">
     <w:name w:val="List Table 6 Colorful - Accent 2"/>
-    <w:basedOn w:val="745"/>
+    <w:basedOn w:val="755"/>
     <w:uiPriority w:val="99"/>
     <w:pPr>
       <w:pBdr/>
@@ -37597,9 +38488,9 @@
       </w:tcPr>
     </w:tblStylePr>
   </w:style>
-  <w:style w:type="table" w:styleId="840">
+  <w:style w:type="table" w:styleId="850">
     <w:name w:val="List Table 6 Colorful - Accent 3"/>
-    <w:basedOn w:val="745"/>
+    <w:basedOn w:val="755"/>
     <w:uiPriority w:val="99"/>
     <w:pPr>
       <w:pBdr/>
@@ -37820,9 +38711,9 @@
       </w:tcPr>
     </w:tblStylePr>
   </w:style>
-  <w:style w:type="table" w:styleId="841">
+  <w:style w:type="table" w:styleId="851">
     <w:name w:val="List Table 6 Colorful - Accent 4"/>
-    <w:basedOn w:val="745"/>
+    <w:basedOn w:val="755"/>
     <w:uiPriority w:val="99"/>
     <w:pPr>
       <w:pBdr/>
@@ -38043,9 +38934,9 @@
       </w:tcPr>
     </w:tblStylePr>
   </w:style>
-  <w:style w:type="table" w:styleId="842">
+  <w:style w:type="table" w:styleId="852">
     <w:name w:val="List Table 6 Colorful - Accent 5"/>
-    <w:basedOn w:val="745"/>
+    <w:basedOn w:val="755"/>
     <w:uiPriority w:val="99"/>
     <w:pPr>
       <w:pBdr/>
@@ -38266,9 +39157,9 @@
       </w:tcPr>
     </w:tblStylePr>
   </w:style>
-  <w:style w:type="table" w:styleId="843">
+  <w:style w:type="table" w:styleId="853">
     <w:name w:val="List Table 6 Colorful - Accent 6"/>
-    <w:basedOn w:val="745"/>
+    <w:basedOn w:val="755"/>
     <w:uiPriority w:val="99"/>
     <w:pPr>
       <w:pBdr/>
@@ -38489,9 +39380,9 @@
       </w:tcPr>
     </w:tblStylePr>
   </w:style>
-  <w:style w:type="table" w:styleId="844">
+  <w:style w:type="table" w:styleId="854">
     <w:name w:val="List Table 7 Colorful"/>
-    <w:basedOn w:val="745"/>
+    <w:basedOn w:val="755"/>
     <w:uiPriority w:val="99"/>
     <w:pPr>
       <w:pBdr/>
@@ -38745,9 +39636,9 @@
       </w:tcPr>
     </w:tblStylePr>
   </w:style>
-  <w:style w:type="table" w:styleId="845">
+  <w:style w:type="table" w:styleId="855">
     <w:name w:val="List Table 7 Colorful - Accent 1"/>
-    <w:basedOn w:val="745"/>
+    <w:basedOn w:val="755"/>
     <w:uiPriority w:val="99"/>
     <w:pPr>
       <w:pBdr/>
@@ -39001,9 +39892,9 @@
       </w:tcPr>
     </w:tblStylePr>
   </w:style>
-  <w:style w:type="table" w:styleId="846">
+  <w:style w:type="table" w:styleId="856">
     <w:name w:val="List Table 7 Colorful - Accent 2"/>
-    <w:basedOn w:val="745"/>
+    <w:basedOn w:val="755"/>
     <w:uiPriority w:val="99"/>
     <w:pPr>
       <w:pBdr/>
@@ -39257,9 +40148,9 @@
       </w:tcPr>
     </w:tblStylePr>
   </w:style>
-  <w:style w:type="table" w:styleId="847">
+  <w:style w:type="table" w:styleId="857">
     <w:name w:val="List Table 7 Colorful - Accent 3"/>
-    <w:basedOn w:val="745"/>
+    <w:basedOn w:val="755"/>
     <w:uiPriority w:val="99"/>
     <w:pPr>
       <w:pBdr/>
@@ -39513,9 +40404,9 @@
       </w:tcPr>
     </w:tblStylePr>
   </w:style>
-  <w:style w:type="table" w:styleId="848">
+  <w:style w:type="table" w:styleId="858">
     <w:name w:val="List Table 7 Colorful - Accent 4"/>
-    <w:basedOn w:val="745"/>
+    <w:basedOn w:val="755"/>
     <w:uiPriority w:val="99"/>
     <w:pPr>
       <w:pBdr/>
@@ -39769,9 +40660,9 @@
       </w:tcPr>
     </w:tblStylePr>
   </w:style>
-  <w:style w:type="table" w:styleId="849">
+  <w:style w:type="table" w:styleId="859">
     <w:name w:val="List Table 7 Colorful - Accent 5"/>
-    <w:basedOn w:val="745"/>
+    <w:basedOn w:val="755"/>
     <w:uiPriority w:val="99"/>
     <w:pPr>
       <w:pBdr/>
@@ -40025,9 +40916,9 @@
       </w:tcPr>
     </w:tblStylePr>
   </w:style>
-  <w:style w:type="table" w:styleId="850">
+  <w:style w:type="table" w:styleId="860">
     <w:name w:val="List Table 7 Colorful - Accent 6"/>
-    <w:basedOn w:val="745"/>
+    <w:basedOn w:val="755"/>
     <w:uiPriority w:val="99"/>
     <w:pPr>
       <w:pBdr/>
@@ -40281,9 +41172,9 @@
       </w:tcPr>
     </w:tblStylePr>
   </w:style>
-  <w:style w:type="table" w:styleId="851">
+  <w:style w:type="table" w:styleId="861">
     <w:name w:val="Lined - Accent"/>
-    <w:basedOn w:val="745"/>
+    <w:basedOn w:val="755"/>
     <w:uiPriority w:val="99"/>
     <w:pPr>
       <w:pBdr/>
@@ -40518,9 +41409,9 @@
       </w:tcPr>
     </w:tblStylePr>
   </w:style>
-  <w:style w:type="table" w:styleId="852">
+  <w:style w:type="table" w:styleId="862">
     <w:name w:val="Lined - Accent 1"/>
-    <w:basedOn w:val="745"/>
+    <w:basedOn w:val="755"/>
     <w:uiPriority w:val="99"/>
     <w:pPr>
       <w:pBdr/>
@@ -40755,9 +41646,9 @@
       </w:tcPr>
     </w:tblStylePr>
   </w:style>
-  <w:style w:type="table" w:styleId="853">
+  <w:style w:type="table" w:styleId="863">
     <w:name w:val="Lined - Accent 2"/>
-    <w:basedOn w:val="745"/>
+    <w:basedOn w:val="755"/>
     <w:uiPriority w:val="99"/>
     <w:pPr>
       <w:pBdr/>
@@ -40992,9 +41883,9 @@
       </w:tcPr>
     </w:tblStylePr>
   </w:style>
-  <w:style w:type="table" w:styleId="854">
+  <w:style w:type="table" w:styleId="864">
     <w:name w:val="Lined - Accent 3"/>
-    <w:basedOn w:val="745"/>
+    <w:basedOn w:val="755"/>
     <w:uiPriority w:val="99"/>
     <w:pPr>
       <w:pBdr/>
@@ -41229,9 +42120,9 @@
       </w:tcPr>
     </w:tblStylePr>
   </w:style>
-  <w:style w:type="table" w:styleId="855">
+  <w:style w:type="table" w:styleId="865">
     <w:name w:val="Lined - Accent 4"/>
-    <w:basedOn w:val="745"/>
+    <w:basedOn w:val="755"/>
     <w:uiPriority w:val="99"/>
     <w:pPr>
       <w:pBdr/>
@@ -41466,9 +42357,9 @@
       </w:tcPr>
     </w:tblStylePr>
   </w:style>
-  <w:style w:type="table" w:styleId="856">
+  <w:style w:type="table" w:styleId="866">
     <w:name w:val="Lined - Accent 5"/>
-    <w:basedOn w:val="745"/>
+    <w:basedOn w:val="755"/>
     <w:uiPriority w:val="99"/>
     <w:pPr>
       <w:pBdr/>
@@ -41703,9 +42594,9 @@
       </w:tcPr>
     </w:tblStylePr>
   </w:style>
-  <w:style w:type="table" w:styleId="857">
+  <w:style w:type="table" w:styleId="867">
     <w:name w:val="Lined - Accent 6"/>
-    <w:basedOn w:val="745"/>
+    <w:basedOn w:val="755"/>
     <w:uiPriority w:val="99"/>
     <w:pPr>
       <w:pBdr/>
@@ -41940,9 +42831,9 @@
       </w:tcPr>
     </w:tblStylePr>
   </w:style>
-  <w:style w:type="table" w:styleId="858">
+  <w:style w:type="table" w:styleId="868">
     <w:name w:val="Bordered &amp; Lined - Accent"/>
-    <w:basedOn w:val="745"/>
+    <w:basedOn w:val="755"/>
     <w:uiPriority w:val="99"/>
     <w:pPr>
       <w:pBdr/>
@@ -42184,9 +43075,9 @@
       </w:tcPr>
     </w:tblStylePr>
   </w:style>
-  <w:style w:type="table" w:styleId="859">
+  <w:style w:type="table" w:styleId="869">
     <w:name w:val="Bordered &amp; Lined - Accent 1"/>
-    <w:basedOn w:val="745"/>
+    <w:basedOn w:val="755"/>
     <w:uiPriority w:val="99"/>
     <w:pPr>
       <w:pBdr/>
@@ -42428,9 +43319,9 @@
       </w:tcPr>
     </w:tblStylePr>
   </w:style>
-  <w:style w:type="table" w:styleId="860">
+  <w:style w:type="table" w:styleId="870">
     <w:name w:val="Bordered &amp; Lined - Accent 2"/>
-    <w:basedOn w:val="745"/>
+    <w:basedOn w:val="755"/>
     <w:uiPriority w:val="99"/>
     <w:pPr>
       <w:pBdr/>
@@ -42672,9 +43563,9 @@
       </w:tcPr>
     </w:tblStylePr>
   </w:style>
-  <w:style w:type="table" w:styleId="861">
+  <w:style w:type="table" w:styleId="871">
     <w:name w:val="Bordered &amp; Lined - Accent 3"/>
-    <w:basedOn w:val="745"/>
+    <w:basedOn w:val="755"/>
     <w:uiPriority w:val="99"/>
     <w:pPr>
       <w:pBdr/>
@@ -42916,9 +43807,9 @@
       </w:tcPr>
     </w:tblStylePr>
   </w:style>
-  <w:style w:type="table" w:styleId="862">
+  <w:style w:type="table" w:styleId="872">
     <w:name w:val="Bordered &amp; Lined - Accent 4"/>
-    <w:basedOn w:val="745"/>
+    <w:basedOn w:val="755"/>
     <w:uiPriority w:val="99"/>
     <w:pPr>
       <w:pBdr/>
@@ -43160,9 +44051,9 @@
       </w:tcPr>
     </w:tblStylePr>
   </w:style>
-  <w:style w:type="table" w:styleId="863">
+  <w:style w:type="table" w:styleId="873">
     <w:name w:val="Bordered &amp; Lined - Accent 5"/>
-    <w:basedOn w:val="745"/>
+    <w:basedOn w:val="755"/>
     <w:uiPriority w:val="99"/>
     <w:pPr>
       <w:pBdr/>
@@ -43404,9 +44295,9 @@
       </w:tcPr>
     </w:tblStylePr>
   </w:style>
-  <w:style w:type="table" w:styleId="864">
+  <w:style w:type="table" w:styleId="874">
     <w:name w:val="Bordered &amp; Lined - Accent 6"/>
-    <w:basedOn w:val="745"/>
+    <w:basedOn w:val="755"/>
     <w:uiPriority w:val="99"/>
     <w:pPr>
       <w:pBdr/>
@@ -43648,9 +44539,9 @@
       </w:tcPr>
     </w:tblStylePr>
   </w:style>
-  <w:style w:type="table" w:styleId="865">
+  <w:style w:type="table" w:styleId="875">
     <w:name w:val="Bordered"/>
-    <w:basedOn w:val="745"/>
+    <w:basedOn w:val="755"/>
     <w:uiPriority w:val="99"/>
     <w:pPr>
       <w:pBdr/>
@@ -43879,9 +44770,9 @@
       </w:tcPr>
     </w:tblStylePr>
   </w:style>
-  <w:style w:type="table" w:styleId="866">
+  <w:style w:type="table" w:styleId="876">
     <w:name w:val="Bordered - Accent 1"/>
-    <w:basedOn w:val="745"/>
+    <w:basedOn w:val="755"/>
     <w:uiPriority w:val="99"/>
     <w:pPr>
       <w:pBdr/>
@@ -44110,9 +45001,9 @@
       </w:tcPr>
     </w:tblStylePr>
   </w:style>
-  <w:style w:type="table" w:styleId="867">
+  <w:style w:type="table" w:styleId="877">
     <w:name w:val="Bordered - Accent 2"/>
-    <w:basedOn w:val="745"/>
+    <w:basedOn w:val="755"/>
     <w:uiPriority w:val="99"/>
     <w:pPr>
       <w:pBdr/>
@@ -44341,9 +45232,9 @@
       </w:tcPr>
     </w:tblStylePr>
   </w:style>
-  <w:style w:type="table" w:styleId="868">
+  <w:style w:type="table" w:styleId="878">
     <w:name w:val="Bordered - Accent 3"/>
-    <w:basedOn w:val="745"/>
+    <w:basedOn w:val="755"/>
     <w:uiPriority w:val="99"/>
     <w:pPr>
       <w:pBdr/>
@@ -44572,9 +45463,9 @@
       </w:tcPr>
     </w:tblStylePr>
   </w:style>
-  <w:style w:type="table" w:styleId="869">
+  <w:style w:type="table" w:styleId="879">
     <w:name w:val="Bordered - Accent 4"/>
-    <w:basedOn w:val="745"/>
+    <w:basedOn w:val="755"/>
     <w:uiPriority w:val="99"/>
     <w:pPr>
       <w:pBdr/>
@@ -44803,9 +45694,9 @@
       </w:tcPr>
     </w:tblStylePr>
   </w:style>
-  <w:style w:type="table" w:styleId="870">
+  <w:style w:type="table" w:styleId="880">
     <w:name w:val="Bordered - Accent 5"/>
-    <w:basedOn w:val="745"/>
+    <w:basedOn w:val="755"/>
     <w:uiPriority w:val="99"/>
     <w:pPr>
       <w:pBdr/>
@@ -45034,9 +45925,9 @@
       </w:tcPr>
     </w:tblStylePr>
   </w:style>
-  <w:style w:type="table" w:styleId="871">
+  <w:style w:type="table" w:styleId="881">
     <w:name w:val="Bordered - Accent 6"/>
-    <w:basedOn w:val="745"/>
+    <w:basedOn w:val="755"/>
     <w:uiPriority w:val="99"/>
     <w:pPr>
       <w:pBdr/>
@@ -45265,7 +46156,7 @@
       </w:tcPr>
     </w:tblStylePr>
   </w:style>
-  <w:style w:type="paragraph" w:styleId="872" w:default="1">
+  <w:style w:type="paragraph" w:styleId="882" w:default="1">
     <w:name w:val="Normal"/>
     <w:qFormat/>
     <w:pPr>
@@ -45275,11 +46166,11 @@
       <w:ind w:firstLine="720"/>
     </w:pPr>
   </w:style>
-  <w:style w:type="paragraph" w:styleId="873">
+  <w:style w:type="paragraph" w:styleId="883">
     <w:name w:val="Heading 7"/>
-    <w:basedOn w:val="872"/>
-    <w:next w:val="872"/>
-    <w:link w:val="884"/>
+    <w:basedOn w:val="882"/>
+    <w:next w:val="882"/>
+    <w:link w:val="894"/>
     <w:uiPriority w:val="9"/>
     <w:unhideWhenUsed/>
     <w:qFormat/>
@@ -45296,11 +46187,11 @@
       <w:color w:val="595959" w:themeColor="text1" w:themeTint="A6"/>
     </w:rPr>
   </w:style>
-  <w:style w:type="paragraph" w:styleId="874">
+  <w:style w:type="paragraph" w:styleId="884">
     <w:name w:val="Heading 8"/>
-    <w:basedOn w:val="872"/>
-    <w:next w:val="872"/>
-    <w:link w:val="885"/>
+    <w:basedOn w:val="882"/>
+    <w:next w:val="882"/>
+    <w:link w:val="895"/>
     <w:uiPriority w:val="9"/>
     <w:unhideWhenUsed/>
     <w:qFormat/>
@@ -45319,11 +46210,11 @@
       <w:color w:val="272727" w:themeColor="text1" w:themeTint="D8"/>
     </w:rPr>
   </w:style>
-  <w:style w:type="paragraph" w:styleId="875">
+  <w:style w:type="paragraph" w:styleId="885">
     <w:name w:val="Heading 9"/>
-    <w:basedOn w:val="872"/>
-    <w:next w:val="872"/>
-    <w:link w:val="886"/>
+    <w:basedOn w:val="882"/>
+    <w:next w:val="882"/>
+    <w:link w:val="896"/>
     <w:uiPriority w:val="9"/>
     <w:unhideWhenUsed/>
     <w:qFormat/>
@@ -45342,7 +46233,7 @@
       <w:color w:val="272727" w:themeColor="text1" w:themeTint="D8"/>
     </w:rPr>
   </w:style>
-  <w:style w:type="character" w:styleId="876" w:default="1">
+  <w:style w:type="character" w:styleId="886" w:default="1">
     <w:name w:val="Default Paragraph Font"/>
     <w:uiPriority w:val="1"/>
     <w:semiHidden/>
@@ -45353,7 +46244,7 @@
       <w:ind/>
     </w:pPr>
   </w:style>
-  <w:style w:type="numbering" w:styleId="877" w:default="1">
+  <w:style w:type="numbering" w:styleId="887" w:default="1">
     <w:name w:val="No List"/>
     <w:uiPriority w:val="99"/>
     <w:semiHidden/>
@@ -45364,10 +46255,10 @@
       <w:ind/>
     </w:pPr>
   </w:style>
-  <w:style w:type="character" w:styleId="878">
+  <w:style w:type="character" w:styleId="888">
     <w:name w:val="Heading 1 Char"/>
-    <w:basedOn w:val="876"/>
-    <w:link w:val="920"/>
+    <w:basedOn w:val="886"/>
+    <w:link w:val="930"/>
     <w:uiPriority w:val="9"/>
     <w:pPr>
       <w:pBdr/>
@@ -45381,10 +46272,10 @@
       <w:szCs w:val="40"/>
     </w:rPr>
   </w:style>
-  <w:style w:type="character" w:styleId="879">
+  <w:style w:type="character" w:styleId="889">
     <w:name w:val="Heading 2 Char"/>
-    <w:basedOn w:val="876"/>
-    <w:link w:val="921"/>
+    <w:basedOn w:val="886"/>
+    <w:link w:val="931"/>
     <w:uiPriority w:val="9"/>
     <w:pPr>
       <w:pBdr/>
@@ -45398,10 +46289,10 @@
       <w:szCs w:val="32"/>
     </w:rPr>
   </w:style>
-  <w:style w:type="character" w:styleId="880">
+  <w:style w:type="character" w:styleId="890">
     <w:name w:val="Heading 3 Char"/>
-    <w:basedOn w:val="876"/>
-    <w:link w:val="922"/>
+    <w:basedOn w:val="886"/>
+    <w:link w:val="932"/>
     <w:uiPriority w:val="9"/>
     <w:pPr>
       <w:pBdr/>
@@ -45415,10 +46306,10 @@
       <w:szCs w:val="28"/>
     </w:rPr>
   </w:style>
-  <w:style w:type="character" w:styleId="881">
+  <w:style w:type="character" w:styleId="891">
     <w:name w:val="Heading 4 Char"/>
-    <w:basedOn w:val="876"/>
-    <w:link w:val="923"/>
+    <w:basedOn w:val="886"/>
+    <w:link w:val="933"/>
     <w:uiPriority w:val="9"/>
     <w:pPr>
       <w:pBdr/>
@@ -45432,10 +46323,10 @@
       <w:color w:val="0f4761" w:themeColor="accent1" w:themeShade="BF"/>
     </w:rPr>
   </w:style>
-  <w:style w:type="character" w:styleId="882">
+  <w:style w:type="character" w:styleId="892">
     <w:name w:val="Heading 5 Char"/>
-    <w:basedOn w:val="876"/>
-    <w:link w:val="924"/>
+    <w:basedOn w:val="886"/>
+    <w:link w:val="934"/>
     <w:uiPriority w:val="9"/>
     <w:pPr>
       <w:pBdr/>
@@ -45447,10 +46338,10 @@
       <w:color w:val="0f4761" w:themeColor="accent1" w:themeShade="BF"/>
     </w:rPr>
   </w:style>
-  <w:style w:type="character" w:styleId="883">
+  <w:style w:type="character" w:styleId="893">
     <w:name w:val="Heading 6 Char"/>
-    <w:basedOn w:val="876"/>
-    <w:link w:val="925"/>
+    <w:basedOn w:val="886"/>
+    <w:link w:val="935"/>
     <w:uiPriority w:val="9"/>
     <w:pPr>
       <w:pBdr/>
@@ -45464,10 +46355,10 @@
       <w:color w:val="595959" w:themeColor="text1" w:themeTint="A6"/>
     </w:rPr>
   </w:style>
-  <w:style w:type="character" w:styleId="884">
+  <w:style w:type="character" w:styleId="894">
     <w:name w:val="Heading 7 Char"/>
-    <w:basedOn w:val="876"/>
-    <w:link w:val="873"/>
+    <w:basedOn w:val="886"/>
+    <w:link w:val="883"/>
     <w:uiPriority w:val="9"/>
     <w:pPr>
       <w:pBdr/>
@@ -45479,10 +46370,10 @@
       <w:color w:val="595959" w:themeColor="text1" w:themeTint="A6"/>
     </w:rPr>
   </w:style>
-  <w:style w:type="character" w:styleId="885">
+  <w:style w:type="character" w:styleId="895">
     <w:name w:val="Heading 8 Char"/>
-    <w:basedOn w:val="876"/>
-    <w:link w:val="874"/>
+    <w:basedOn w:val="886"/>
+    <w:link w:val="884"/>
     <w:uiPriority w:val="9"/>
     <w:pPr>
       <w:pBdr/>
@@ -45496,10 +46387,10 @@
       <w:color w:val="272727" w:themeColor="text1" w:themeTint="D8"/>
     </w:rPr>
   </w:style>
-  <w:style w:type="character" w:styleId="886">
+  <w:style w:type="character" w:styleId="896">
     <w:name w:val="Heading 9 Char"/>
-    <w:basedOn w:val="876"/>
-    <w:link w:val="875"/>
+    <w:basedOn w:val="886"/>
+    <w:link w:val="885"/>
     <w:uiPriority w:val="9"/>
     <w:pPr>
       <w:pBdr/>
@@ -45513,10 +46404,10 @@
       <w:color w:val="272727" w:themeColor="text1" w:themeTint="D8"/>
     </w:rPr>
   </w:style>
-  <w:style w:type="character" w:styleId="887">
+  <w:style w:type="character" w:styleId="897">
     <w:name w:val="Title Char"/>
-    <w:basedOn w:val="876"/>
-    <w:link w:val="919"/>
+    <w:basedOn w:val="886"/>
+    <w:link w:val="929"/>
     <w:uiPriority w:val="10"/>
     <w:pPr>
       <w:pBdr/>
@@ -45530,11 +46421,11 @@
       <w:szCs w:val="56"/>
     </w:rPr>
   </w:style>
-  <w:style w:type="paragraph" w:styleId="888">
+  <w:style w:type="paragraph" w:styleId="898">
     <w:name w:val="Subtitle"/>
-    <w:basedOn w:val="872"/>
-    <w:next w:val="872"/>
-    <w:link w:val="889"/>
+    <w:basedOn w:val="882"/>
+    <w:next w:val="882"/>
+    <w:link w:val="899"/>
     <w:uiPriority w:val="11"/>
     <w:qFormat/>
     <w:pPr>
@@ -45552,10 +46443,10 @@
       <w:szCs w:val="28"/>
     </w:rPr>
   </w:style>
-  <w:style w:type="character" w:styleId="889">
+  <w:style w:type="character" w:styleId="899">
     <w:name w:val="Subtitle Char"/>
-    <w:basedOn w:val="876"/>
-    <w:link w:val="888"/>
+    <w:basedOn w:val="886"/>
+    <w:link w:val="898"/>
     <w:uiPriority w:val="11"/>
     <w:pPr>
       <w:pBdr/>
@@ -45569,11 +46460,11 @@
       <w:szCs w:val="28"/>
     </w:rPr>
   </w:style>
-  <w:style w:type="paragraph" w:styleId="890">
+  <w:style w:type="paragraph" w:styleId="900">
     <w:name w:val="Quote"/>
-    <w:basedOn w:val="872"/>
-    <w:next w:val="872"/>
-    <w:link w:val="891"/>
+    <w:basedOn w:val="882"/>
+    <w:next w:val="882"/>
+    <w:link w:val="901"/>
     <w:uiPriority w:val="29"/>
     <w:qFormat/>
     <w:pPr>
@@ -45588,10 +46479,10 @@
       <w:color w:val="404040" w:themeColor="text1" w:themeTint="BF"/>
     </w:rPr>
   </w:style>
-  <w:style w:type="character" w:styleId="891">
+  <w:style w:type="character" w:styleId="901">
     <w:name w:val="Quote Char"/>
-    <w:basedOn w:val="876"/>
-    <w:link w:val="890"/>
+    <w:basedOn w:val="886"/>
+    <w:link w:val="900"/>
     <w:uiPriority w:val="29"/>
     <w:pPr>
       <w:pBdr/>
@@ -45604,9 +46495,9 @@
       <w:color w:val="404040" w:themeColor="text1" w:themeTint="BF"/>
     </w:rPr>
   </w:style>
-  <w:style w:type="character" w:styleId="892">
+  <w:style w:type="character" w:styleId="902">
     <w:name w:val="Intense Emphasis"/>
-    <w:basedOn w:val="876"/>
+    <w:basedOn w:val="886"/>
     <w:uiPriority w:val="21"/>
     <w:qFormat/>
     <w:pPr>
@@ -45620,11 +46511,11 @@
       <w:color w:val="0f4761" w:themeColor="accent1" w:themeShade="BF"/>
     </w:rPr>
   </w:style>
-  <w:style w:type="paragraph" w:styleId="893">
+  <w:style w:type="paragraph" w:styleId="903">
     <w:name w:val="Intense Quote"/>
-    <w:basedOn w:val="872"/>
-    <w:next w:val="872"/>
-    <w:link w:val="894"/>
+    <w:basedOn w:val="882"/>
+    <w:next w:val="882"/>
+    <w:link w:val="904"/>
     <w:uiPriority w:val="30"/>
     <w:qFormat/>
     <w:pPr>
@@ -45642,10 +46533,10 @@
       <w:color w:val="0f4761" w:themeColor="accent1" w:themeShade="BF"/>
     </w:rPr>
   </w:style>
-  <w:style w:type="character" w:styleId="894">
+  <w:style w:type="character" w:styleId="904">
     <w:name w:val="Intense Quote Char"/>
-    <w:basedOn w:val="876"/>
-    <w:link w:val="893"/>
+    <w:basedOn w:val="886"/>
+    <w:link w:val="903"/>
     <w:uiPriority w:val="30"/>
     <w:pPr>
       <w:pBdr/>
@@ -45658,9 +46549,9 @@
       <w:color w:val="0f4761" w:themeColor="accent1" w:themeShade="BF"/>
     </w:rPr>
   </w:style>
-  <w:style w:type="character" w:styleId="895">
+  <w:style w:type="character" w:styleId="905">
     <w:name w:val="Intense Reference"/>
-    <w:basedOn w:val="876"/>
+    <w:basedOn w:val="886"/>
     <w:uiPriority w:val="32"/>
     <w:qFormat/>
     <w:pPr>
@@ -45676,9 +46567,9 @@
       <w:spacing w:val="5"/>
     </w:rPr>
   </w:style>
-  <w:style w:type="paragraph" w:styleId="896">
+  <w:style w:type="paragraph" w:styleId="906">
     <w:name w:val="No Spacing"/>
-    <w:basedOn w:val="872"/>
+    <w:basedOn w:val="882"/>
     <w:uiPriority w:val="1"/>
     <w:qFormat/>
     <w:pPr>
@@ -45695,9 +46586,9 @@
       <w:lang w:eastAsia="ru-RU"/>
     </w:rPr>
   </w:style>
-  <w:style w:type="character" w:styleId="897">
+  <w:style w:type="character" w:styleId="907">
     <w:name w:val="Subtle Emphasis"/>
-    <w:basedOn w:val="876"/>
+    <w:basedOn w:val="886"/>
     <w:uiPriority w:val="19"/>
     <w:qFormat/>
     <w:pPr>
@@ -45711,9 +46602,9 @@
       <w:color w:val="404040" w:themeColor="text1" w:themeTint="BF"/>
     </w:rPr>
   </w:style>
-  <w:style w:type="character" w:styleId="898">
+  <w:style w:type="character" w:styleId="908">
     <w:name w:val="Emphasis"/>
-    <w:basedOn w:val="876"/>
+    <w:basedOn w:val="886"/>
     <w:uiPriority w:val="20"/>
     <w:qFormat/>
     <w:pPr>
@@ -45726,9 +46617,9 @@
       <w:iCs/>
     </w:rPr>
   </w:style>
-  <w:style w:type="character" w:styleId="899">
+  <w:style w:type="character" w:styleId="909">
     <w:name w:val="Subtle Reference"/>
-    <w:basedOn w:val="876"/>
+    <w:basedOn w:val="886"/>
     <w:uiPriority w:val="31"/>
     <w:qFormat/>
     <w:pPr>
@@ -45741,9 +46632,9 @@
       <w:color w:val="5a5a5a" w:themeColor="text1" w:themeTint="A5"/>
     </w:rPr>
   </w:style>
-  <w:style w:type="character" w:styleId="900">
+  <w:style w:type="character" w:styleId="910">
     <w:name w:val="Book Title"/>
-    <w:basedOn w:val="876"/>
+    <w:basedOn w:val="886"/>
     <w:uiPriority w:val="33"/>
     <w:qFormat/>
     <w:pPr>
@@ -45759,10 +46650,10 @@
       <w:spacing w:val="5"/>
     </w:rPr>
   </w:style>
-  <w:style w:type="paragraph" w:styleId="901">
+  <w:style w:type="paragraph" w:styleId="911">
     <w:name w:val="Header"/>
-    <w:basedOn w:val="872"/>
-    <w:link w:val="902"/>
+    <w:basedOn w:val="882"/>
+    <w:link w:val="912"/>
     <w:uiPriority w:val="99"/>
     <w:unhideWhenUsed/>
     <w:pPr>
@@ -45775,10 +46666,10 @@
       <w:ind/>
     </w:pPr>
   </w:style>
-  <w:style w:type="character" w:styleId="902">
+  <w:style w:type="character" w:styleId="912">
     <w:name w:val="Header Char"/>
-    <w:basedOn w:val="876"/>
-    <w:link w:val="901"/>
+    <w:basedOn w:val="886"/>
+    <w:link w:val="911"/>
     <w:uiPriority w:val="99"/>
     <w:pPr>
       <w:pBdr/>
@@ -45786,10 +46677,10 @@
       <w:ind/>
     </w:pPr>
   </w:style>
-  <w:style w:type="paragraph" w:styleId="903">
+  <w:style w:type="paragraph" w:styleId="913">
     <w:name w:val="Footer"/>
-    <w:basedOn w:val="872"/>
-    <w:link w:val="904"/>
+    <w:basedOn w:val="882"/>
+    <w:link w:val="914"/>
     <w:uiPriority w:val="99"/>
     <w:unhideWhenUsed/>
     <w:pPr>
@@ -45802,10 +46693,10 @@
       <w:ind/>
     </w:pPr>
   </w:style>
-  <w:style w:type="character" w:styleId="904">
+  <w:style w:type="character" w:styleId="914">
     <w:name w:val="Footer Char"/>
-    <w:basedOn w:val="876"/>
-    <w:link w:val="903"/>
+    <w:basedOn w:val="886"/>
+    <w:link w:val="913"/>
     <w:uiPriority w:val="99"/>
     <w:pPr>
       <w:pBdr/>
@@ -45813,10 +46704,10 @@
       <w:ind/>
     </w:pPr>
   </w:style>
-  <w:style w:type="paragraph" w:styleId="905">
+  <w:style w:type="paragraph" w:styleId="915">
     <w:name w:val="Caption"/>
-    <w:basedOn w:val="872"/>
-    <w:next w:val="872"/>
+    <w:basedOn w:val="882"/>
+    <w:next w:val="882"/>
     <w:uiPriority w:val="35"/>
     <w:unhideWhenUsed/>
     <w:qFormat/>
@@ -45833,9 +46724,9 @@
       <w:szCs w:val="18"/>
     </w:rPr>
   </w:style>
-  <w:style w:type="character" w:styleId="906">
+  <w:style w:type="character" w:styleId="916">
     <w:name w:val="FollowedHyperlink"/>
-    <w:basedOn w:val="876"/>
+    <w:basedOn w:val="886"/>
     <w:uiPriority w:val="99"/>
     <w:semiHidden/>
     <w:unhideWhenUsed/>
@@ -45849,10 +46740,10 @@
       <w:u w:val="single"/>
     </w:rPr>
   </w:style>
-  <w:style w:type="paragraph" w:styleId="907">
+  <w:style w:type="paragraph" w:styleId="917">
     <w:name w:val="toc 1"/>
-    <w:basedOn w:val="872"/>
-    <w:next w:val="872"/>
+    <w:basedOn w:val="882"/>
+    <w:next w:val="882"/>
     <w:uiPriority w:val="39"/>
     <w:unhideWhenUsed/>
     <w:pPr>
@@ -45861,10 +46752,10 @@
       <w:ind/>
     </w:pPr>
   </w:style>
-  <w:style w:type="paragraph" w:styleId="908">
+  <w:style w:type="paragraph" w:styleId="918">
     <w:name w:val="toc 2"/>
-    <w:basedOn w:val="872"/>
-    <w:next w:val="872"/>
+    <w:basedOn w:val="882"/>
+    <w:next w:val="882"/>
     <w:uiPriority w:val="39"/>
     <w:unhideWhenUsed/>
     <w:pPr>
@@ -45873,10 +46764,10 @@
       <w:ind w:left="220"/>
     </w:pPr>
   </w:style>
-  <w:style w:type="paragraph" w:styleId="909">
+  <w:style w:type="paragraph" w:styleId="919">
     <w:name w:val="toc 3"/>
-    <w:basedOn w:val="872"/>
-    <w:next w:val="872"/>
+    <w:basedOn w:val="882"/>
+    <w:next w:val="882"/>
     <w:uiPriority w:val="39"/>
     <w:unhideWhenUsed/>
     <w:pPr>
@@ -45885,10 +46776,10 @@
       <w:ind w:left="440"/>
     </w:pPr>
   </w:style>
-  <w:style w:type="paragraph" w:styleId="910">
+  <w:style w:type="paragraph" w:styleId="920">
     <w:name w:val="toc 4"/>
-    <w:basedOn w:val="872"/>
-    <w:next w:val="872"/>
+    <w:basedOn w:val="882"/>
+    <w:next w:val="882"/>
     <w:uiPriority w:val="39"/>
     <w:unhideWhenUsed/>
     <w:pPr>
@@ -45897,10 +46788,10 @@
       <w:ind w:left="660"/>
     </w:pPr>
   </w:style>
-  <w:style w:type="paragraph" w:styleId="911">
+  <w:style w:type="paragraph" w:styleId="921">
     <w:name w:val="toc 5"/>
-    <w:basedOn w:val="872"/>
-    <w:next w:val="872"/>
+    <w:basedOn w:val="882"/>
+    <w:next w:val="882"/>
     <w:uiPriority w:val="39"/>
     <w:unhideWhenUsed/>
     <w:pPr>
@@ -45909,10 +46800,10 @@
       <w:ind w:left="880"/>
     </w:pPr>
   </w:style>
-  <w:style w:type="paragraph" w:styleId="912">
+  <w:style w:type="paragraph" w:styleId="922">
     <w:name w:val="toc 6"/>
-    <w:basedOn w:val="872"/>
-    <w:next w:val="872"/>
+    <w:basedOn w:val="882"/>
+    <w:next w:val="882"/>
     <w:uiPriority w:val="39"/>
     <w:unhideWhenUsed/>
     <w:pPr>
@@ -45921,10 +46812,10 @@
       <w:ind w:left="1100"/>
     </w:pPr>
   </w:style>
-  <w:style w:type="paragraph" w:styleId="913">
+  <w:style w:type="paragraph" w:styleId="923">
     <w:name w:val="toc 7"/>
-    <w:basedOn w:val="872"/>
-    <w:next w:val="872"/>
+    <w:basedOn w:val="882"/>
+    <w:next w:val="882"/>
     <w:uiPriority w:val="39"/>
     <w:unhideWhenUsed/>
     <w:pPr>
@@ -45933,10 +46824,10 @@
       <w:ind w:left="1320"/>
     </w:pPr>
   </w:style>
-  <w:style w:type="paragraph" w:styleId="914">
+  <w:style w:type="paragraph" w:styleId="924">
     <w:name w:val="toc 8"/>
-    <w:basedOn w:val="872"/>
-    <w:next w:val="872"/>
+    <w:basedOn w:val="882"/>
+    <w:next w:val="882"/>
     <w:uiPriority w:val="39"/>
     <w:unhideWhenUsed/>
     <w:pPr>
@@ -45945,10 +46836,10 @@
       <w:ind w:left="1540"/>
     </w:pPr>
   </w:style>
-  <w:style w:type="paragraph" w:styleId="915">
+  <w:style w:type="paragraph" w:styleId="925">
     <w:name w:val="toc 9"/>
-    <w:basedOn w:val="872"/>
-    <w:next w:val="872"/>
+    <w:basedOn w:val="882"/>
+    <w:next w:val="882"/>
     <w:uiPriority w:val="39"/>
     <w:unhideWhenUsed/>
     <w:pPr>
@@ -45957,9 +46848,9 @@
       <w:ind w:left="1760"/>
     </w:pPr>
   </w:style>
-  <w:style w:type="character" w:styleId="916">
+  <w:style w:type="character" w:styleId="926">
     <w:name w:val="Placeholder Text"/>
-    <w:basedOn w:val="876"/>
+    <w:basedOn w:val="886"/>
     <w:uiPriority w:val="99"/>
     <w:semiHidden/>
     <w:pPr>
@@ -45971,7 +46862,7 @@
       <w:color w:val="666666"/>
     </w:rPr>
   </w:style>
-  <w:style w:type="paragraph" w:styleId="917">
+  <w:style w:type="paragraph" w:styleId="927">
     <w:name w:val="TOC Heading"/>
     <w:uiPriority w:val="39"/>
     <w:unhideWhenUsed/>
@@ -45981,10 +46872,10 @@
       <w:ind/>
     </w:pPr>
   </w:style>
-  <w:style w:type="paragraph" w:styleId="918">
+  <w:style w:type="paragraph" w:styleId="928">
     <w:name w:val="table of figures"/>
-    <w:basedOn w:val="872"/>
-    <w:next w:val="872"/>
+    <w:basedOn w:val="882"/>
+    <w:next w:val="882"/>
     <w:uiPriority w:val="99"/>
     <w:unhideWhenUsed/>
     <w:pPr>
@@ -45993,7 +46884,7 @@
       <w:ind/>
     </w:pPr>
   </w:style>
-  <w:style w:type="paragraph" w:styleId="919">
+  <w:style w:type="paragraph" w:styleId="929">
     <w:name w:val="Title"/>
     <w:qFormat/>
     <w:pPr>
@@ -46006,7 +46897,7 @@
       <w:szCs w:val="56"/>
     </w:rPr>
   </w:style>
-  <w:style w:type="paragraph" w:styleId="920">
+  <w:style w:type="paragraph" w:styleId="930">
     <w:name w:val="Heading 1"/>
     <w:qFormat/>
     <w:pPr>
@@ -46027,9 +46918,9 @@
       <w:szCs w:val="28"/>
     </w:rPr>
   </w:style>
-  <w:style w:type="paragraph" w:styleId="921">
+  <w:style w:type="paragraph" w:styleId="931">
     <w:name w:val="Heading 2"/>
-    <w:basedOn w:val="920"/>
+    <w:basedOn w:val="930"/>
     <w:qFormat/>
     <w:pPr>
       <w:suppressLineNumbers w:val="false"/>
@@ -46045,7 +46936,7 @@
       <w:szCs w:val="28"/>
     </w:rPr>
   </w:style>
-  <w:style w:type="paragraph" w:styleId="922">
+  <w:style w:type="paragraph" w:styleId="932">
     <w:name w:val="Heading 3"/>
     <w:qFormat/>
     <w:pPr>
@@ -46059,7 +46950,7 @@
       <w:szCs w:val="24"/>
     </w:rPr>
   </w:style>
-  <w:style w:type="paragraph" w:styleId="923">
+  <w:style w:type="paragraph" w:styleId="933">
     <w:name w:val="Heading 4"/>
     <w:qFormat/>
     <w:pPr>
@@ -46073,7 +46964,7 @@
       <w:color w:val="2e74b5"/>
     </w:rPr>
   </w:style>
-  <w:style w:type="paragraph" w:styleId="924">
+  <w:style w:type="paragraph" w:styleId="934">
     <w:name w:val="Heading 5"/>
     <w:qFormat/>
     <w:pPr>
@@ -46085,7 +46976,7 @@
       <w:color w:val="2e74b5"/>
     </w:rPr>
   </w:style>
-  <w:style w:type="paragraph" w:styleId="925">
+  <w:style w:type="paragraph" w:styleId="935">
     <w:name w:val="Heading 6"/>
     <w:qFormat/>
     <w:pPr>
@@ -46097,7 +46988,7 @@
       <w:color w:val="1f4d78"/>
     </w:rPr>
   </w:style>
-  <w:style w:type="paragraph" w:styleId="926">
+  <w:style w:type="paragraph" w:styleId="936">
     <w:name w:val="Strong"/>
     <w:qFormat/>
     <w:pPr>
@@ -46110,7 +47001,7 @@
       <w:bCs/>
     </w:rPr>
   </w:style>
-  <w:style w:type="paragraph" w:styleId="927">
+  <w:style w:type="paragraph" w:styleId="937">
     <w:name w:val="List Paragraph"/>
     <w:qFormat/>
     <w:pPr>
@@ -46125,7 +47016,7 @@
       <w:jc w:val="both"/>
     </w:pPr>
   </w:style>
-  <w:style w:type="character" w:styleId="928">
+  <w:style w:type="character" w:styleId="938">
     <w:name w:val="Hyperlink"/>
     <w:uiPriority w:val="99"/>
     <w:unhideWhenUsed/>
@@ -46139,7 +47030,7 @@
       <w:u w:val="single"/>
     </w:rPr>
   </w:style>
-  <w:style w:type="character" w:styleId="929">
+  <w:style w:type="character" w:styleId="939">
     <w:name w:val="footnote reference"/>
     <w:uiPriority w:val="99"/>
     <w:semiHidden/>
@@ -46153,9 +47044,9 @@
       <w:vertAlign w:val="superscript"/>
     </w:rPr>
   </w:style>
-  <w:style w:type="paragraph" w:styleId="930">
+  <w:style w:type="paragraph" w:styleId="940">
     <w:name w:val="footnote text"/>
-    <w:link w:val="931"/>
+    <w:link w:val="941"/>
     <w:uiPriority w:val="99"/>
     <w:semiHidden/>
     <w:unhideWhenUsed/>
@@ -46169,9 +47060,9 @@
       <w:szCs w:val="20"/>
     </w:rPr>
   </w:style>
-  <w:style w:type="character" w:styleId="931">
+  <w:style w:type="character" w:styleId="941">
     <w:name w:val="Footnote Text Char"/>
-    <w:link w:val="930"/>
+    <w:link w:val="940"/>
     <w:uiPriority w:val="99"/>
     <w:semiHidden/>
     <w:unhideWhenUsed/>
@@ -46185,7 +47076,7 @@
       <w:szCs w:val="20"/>
     </w:rPr>
   </w:style>
-  <w:style w:type="character" w:styleId="932">
+  <w:style w:type="character" w:styleId="942">
     <w:name w:val="endnote reference"/>
     <w:uiPriority w:val="99"/>
     <w:semiHidden/>
@@ -46199,9 +47090,9 @@
       <w:vertAlign w:val="superscript"/>
     </w:rPr>
   </w:style>
-  <w:style w:type="paragraph" w:styleId="933">
+  <w:style w:type="paragraph" w:styleId="943">
     <w:name w:val="endnote text"/>
-    <w:link w:val="934"/>
+    <w:link w:val="944"/>
     <w:uiPriority w:val="99"/>
     <w:semiHidden/>
     <w:unhideWhenUsed/>
@@ -46215,9 +47106,9 @@
       <w:szCs w:val="20"/>
     </w:rPr>
   </w:style>
-  <w:style w:type="character" w:styleId="934">
+  <w:style w:type="character" w:styleId="944">
     <w:name w:val="Endnote Text Char"/>
-    <w:link w:val="933"/>
+    <w:link w:val="943"/>
     <w:uiPriority w:val="99"/>
     <w:semiHidden/>
     <w:unhideWhenUsed/>
